--- a/output/theory-docs/04-知识库建设方案.docx
+++ b/output/theory-docs/04-知识库建设方案.docx
@@ -5,16 +5,41 @@
     <w:p>
       <w:pPr>
         <w:pStyle w:val="Heading1"/>
-        <w:jc w:val="left"/>
+        <w:jc w:val="center"/>
       </w:pPr>
       <w:r>
-        <w:rPr>
-          <w:rFonts w:ascii="Microsoft YaHei" w:hAnsi="Microsoft YaHei" w:eastAsia="Microsoft YaHei"/>
-          <w:b/>
-          <w:color w:val="1B365D"/>
-          <w:sz w:val="32"/>
-        </w:rPr>
-        <w:t>应急保供知识库建设方案</w:t>
+        <w:drawing>
+          <wp:inline xmlns:a="http://schemas.openxmlformats.org/drawingml/2006/main" xmlns:pic="http://schemas.openxmlformats.org/drawingml/2006/picture">
+            <wp:extent cx="5029200" cy="2235200"/>
+            <wp:docPr id="2" name="Picture 2"/>
+            <wp:cNvGraphicFramePr>
+              <a:graphicFrameLocks noChangeAspect="1"/>
+            </wp:cNvGraphicFramePr>
+            <a:graphic>
+              <a:graphicData uri="http://schemas.openxmlformats.org/drawingml/2006/picture">
+                <pic:pic>
+                  <pic:nvPicPr>
+                    <pic:cNvPr id="0" name="04-知识库建设方案_047.png"/>
+                    <pic:cNvPicPr/>
+                  </pic:nvPicPr>
+                  <pic:blipFill>
+                    <a:blip r:embed="rId10"/>
+                    <a:stretch>
+                      <a:fillRect/>
+                    </a:stretch>
+                  </pic:blipFill>
+                  <pic:spPr>
+                    <a:xfrm>
+                      <a:off x="0" y="0"/>
+                      <a:ext cx="5029200" cy="2235200"/>
+                    </a:xfrm>
+                    <a:prstGeom prst="rect"/>
+                  </pic:spPr>
+                </pic:pic>
+              </a:graphicData>
+            </a:graphic>
+          </wp:inline>
+        </w:drawing>
       </w:r>
     </w:p>
     <w:p>
@@ -34,38 +59,119 @@
     </w:p>
     <w:p>
       <w:pPr>
-        <w:jc w:val="both"/>
+        <w:jc w:val="center"/>
       </w:pPr>
       <w:r>
-        <w:rPr>
-          <w:rFonts w:ascii="Microsoft YaHei" w:hAnsi="Microsoft YaHei" w:eastAsia="Microsoft YaHei"/>
-          <w:sz w:val="21"/>
-        </w:rPr>
-        <w:t>目标：建立完善的应急保供知识库，支撑快速故障定位和应急响应</w:t>
+        <w:drawing>
+          <wp:inline xmlns:a="http://schemas.openxmlformats.org/drawingml/2006/main" xmlns:pic="http://schemas.openxmlformats.org/drawingml/2006/picture">
+            <wp:extent cx="5029200" cy="2235200"/>
+            <wp:docPr id="3" name="Picture 3"/>
+            <wp:cNvGraphicFramePr>
+              <a:graphicFrameLocks noChangeAspect="1"/>
+            </wp:cNvGraphicFramePr>
+            <a:graphic>
+              <a:graphicData uri="http://schemas.openxmlformats.org/drawingml/2006/picture">
+                <pic:pic>
+                  <pic:nvPicPr>
+                    <pic:cNvPr id="0" name="04-知识库建设方案_047.png"/>
+                    <pic:cNvPicPr/>
+                  </pic:nvPicPr>
+                  <pic:blipFill>
+                    <a:blip r:embed="rId10"/>
+                    <a:stretch>
+                      <a:fillRect/>
+                    </a:stretch>
+                  </pic:blipFill>
+                  <pic:spPr>
+                    <a:xfrm>
+                      <a:off x="0" y="0"/>
+                      <a:ext cx="5029200" cy="2235200"/>
+                    </a:xfrm>
+                    <a:prstGeom prst="rect"/>
+                  </pic:spPr>
+                </pic:pic>
+              </a:graphicData>
+            </a:graphic>
+          </wp:inline>
+        </w:drawing>
       </w:r>
     </w:p>
     <w:p>
       <w:pPr>
-        <w:jc w:val="both"/>
+        <w:jc w:val="center"/>
       </w:pPr>
       <w:r>
-        <w:rPr>
-          <w:rFonts w:ascii="Microsoft YaHei" w:hAnsi="Microsoft YaHei" w:eastAsia="Microsoft YaHei"/>
-          <w:sz w:val="21"/>
-        </w:rPr>
-        <w:t>核心价值：设备信息和应急资源前置，提升应急处置效率</w:t>
+        <w:drawing>
+          <wp:inline xmlns:a="http://schemas.openxmlformats.org/drawingml/2006/main" xmlns:pic="http://schemas.openxmlformats.org/drawingml/2006/picture">
+            <wp:extent cx="5029200" cy="2235200"/>
+            <wp:docPr id="5" name="Picture 5"/>
+            <wp:cNvGraphicFramePr>
+              <a:graphicFrameLocks noChangeAspect="1"/>
+            </wp:cNvGraphicFramePr>
+            <a:graphic>
+              <a:graphicData uri="http://schemas.openxmlformats.org/drawingml/2006/picture">
+                <pic:pic>
+                  <pic:nvPicPr>
+                    <pic:cNvPr id="0" name="04-知识库建设方案_047.png"/>
+                    <pic:cNvPicPr/>
+                  </pic:nvPicPr>
+                  <pic:blipFill>
+                    <a:blip r:embed="rId10"/>
+                    <a:stretch>
+                      <a:fillRect/>
+                    </a:stretch>
+                  </pic:blipFill>
+                  <pic:spPr>
+                    <a:xfrm>
+                      <a:off x="0" y="0"/>
+                      <a:ext cx="5029200" cy="2235200"/>
+                    </a:xfrm>
+                    <a:prstGeom prst="rect"/>
+                  </pic:spPr>
+                </pic:pic>
+              </a:graphicData>
+            </a:graphic>
+          </wp:inline>
+        </w:drawing>
       </w:r>
     </w:p>
     <w:p>
       <w:pPr>
-        <w:jc w:val="both"/>
+        <w:jc w:val="center"/>
       </w:pPr>
       <w:r>
-        <w:rPr>
-          <w:rFonts w:ascii="Microsoft YaHei" w:hAnsi="Microsoft YaHei" w:eastAsia="Microsoft YaHei"/>
-          <w:sz w:val="21"/>
-        </w:rPr>
-        <w:t>参考案例：炎陵景区用电设备信息库、阿尔山设备台账</w:t>
+        <w:drawing>
+          <wp:inline xmlns:a="http://schemas.openxmlformats.org/drawingml/2006/main" xmlns:pic="http://schemas.openxmlformats.org/drawingml/2006/picture">
+            <wp:extent cx="5029200" cy="2235200"/>
+            <wp:docPr id="6" name="Picture 6"/>
+            <wp:cNvGraphicFramePr>
+              <a:graphicFrameLocks noChangeAspect="1"/>
+            </wp:cNvGraphicFramePr>
+            <a:graphic>
+              <a:graphicData uri="http://schemas.openxmlformats.org/drawingml/2006/picture">
+                <pic:pic>
+                  <pic:nvPicPr>
+                    <pic:cNvPr id="0" name="04-知识库建设方案_047.png"/>
+                    <pic:cNvPicPr/>
+                  </pic:nvPicPr>
+                  <pic:blipFill>
+                    <a:blip r:embed="rId10"/>
+                    <a:stretch>
+                      <a:fillRect/>
+                    </a:stretch>
+                  </pic:blipFill>
+                  <pic:spPr>
+                    <a:xfrm>
+                      <a:off x="0" y="0"/>
+                      <a:ext cx="5029200" cy="2235200"/>
+                    </a:xfrm>
+                    <a:prstGeom prst="rect"/>
+                  </pic:spPr>
+                </pic:pic>
+              </a:graphicData>
+            </a:graphic>
+          </wp:inline>
+        </w:drawing>
       </w:r>
     </w:p>
     <w:p>
@@ -86,201 +192,636 @@
     <w:p>
       <w:pPr>
         <w:pStyle w:val="Heading3"/>
-        <w:jc w:val="left"/>
+        <w:jc w:val="center"/>
       </w:pPr>
       <w:r>
-        <w:rPr>
-          <w:rFonts w:ascii="Microsoft YaHei" w:hAnsi="Microsoft YaHei" w:eastAsia="Microsoft YaHei"/>
-          <w:b/>
-          <w:color w:val="2E5A4C"/>
-          <w:sz w:val="24"/>
-        </w:rPr>
-        <w:t>2.1 数据采集原则</w:t>
+        <w:drawing>
+          <wp:inline xmlns:a="http://schemas.openxmlformats.org/drawingml/2006/main" xmlns:pic="http://schemas.openxmlformats.org/drawingml/2006/picture">
+            <wp:extent cx="5029200" cy="7669530"/>
+            <wp:docPr id="12" name="Picture 12"/>
+            <wp:cNvGraphicFramePr>
+              <a:graphicFrameLocks noChangeAspect="1"/>
+            </wp:cNvGraphicFramePr>
+            <a:graphic>
+              <a:graphicData uri="http://schemas.openxmlformats.org/drawingml/2006/picture">
+                <pic:pic>
+                  <pic:nvPicPr>
+                    <pic:cNvPr id="0" name="04-知识库建设方案_057.png"/>
+                    <pic:cNvPicPr/>
+                  </pic:nvPicPr>
+                  <pic:blipFill>
+                    <a:blip r:embed="rId12"/>
+                    <a:stretch>
+                      <a:fillRect/>
+                    </a:stretch>
+                  </pic:blipFill>
+                  <pic:spPr>
+                    <a:xfrm>
+                      <a:off x="0" y="0"/>
+                      <a:ext cx="5029200" cy="7669530"/>
+                    </a:xfrm>
+                    <a:prstGeom prst="rect"/>
+                  </pic:spPr>
+                </pic:pic>
+              </a:graphicData>
+            </a:graphic>
+          </wp:inline>
+        </w:drawing>
       </w:r>
     </w:p>
     <w:p>
       <w:pPr>
-        <w:jc w:val="both"/>
+        <w:jc w:val="center"/>
       </w:pPr>
       <w:r>
-        <w:rPr>
-          <w:rFonts w:ascii="Microsoft YaHei" w:hAnsi="Microsoft YaHei" w:eastAsia="Microsoft YaHei"/>
-          <w:sz w:val="21"/>
-        </w:rPr>
-        <w:t>原则1：驻点采集</w:t>
+        <w:drawing>
+          <wp:inline xmlns:a="http://schemas.openxmlformats.org/drawingml/2006/main" xmlns:pic="http://schemas.openxmlformats.org/drawingml/2006/picture">
+            <wp:extent cx="5029200" cy="2235200"/>
+            <wp:docPr id="8" name="Picture 8"/>
+            <wp:cNvGraphicFramePr>
+              <a:graphicFrameLocks noChangeAspect="1"/>
+            </wp:cNvGraphicFramePr>
+            <a:graphic>
+              <a:graphicData uri="http://schemas.openxmlformats.org/drawingml/2006/picture">
+                <pic:pic>
+                  <pic:nvPicPr>
+                    <pic:cNvPr id="0" name="04-知识库建设方案_047.png"/>
+                    <pic:cNvPicPr/>
+                  </pic:nvPicPr>
+                  <pic:blipFill>
+                    <a:blip r:embed="rId10"/>
+                    <a:stretch>
+                      <a:fillRect/>
+                    </a:stretch>
+                  </pic:blipFill>
+                  <pic:spPr>
+                    <a:xfrm>
+                      <a:off x="0" y="0"/>
+                      <a:ext cx="5029200" cy="2235200"/>
+                    </a:xfrm>
+                    <a:prstGeom prst="rect"/>
+                  </pic:spPr>
+                </pic:pic>
+              </a:graphicData>
+            </a:graphic>
+          </wp:inline>
+        </w:drawing>
       </w:r>
     </w:p>
     <w:p>
       <w:pPr>
         <w:ind w:left="432"/>
+        <w:jc w:val="center"/>
       </w:pPr>
       <w:r>
-        <w:rPr>
-          <w:rFonts w:ascii="Microsoft YaHei" w:hAnsi="Microsoft YaHei" w:eastAsia="Microsoft YaHei"/>
-          <w:sz w:val="21"/>
-        </w:rPr>
-        <w:t>● 利用驻点工作机会采集数据</w:t>
+        <w:drawing>
+          <wp:inline xmlns:a="http://schemas.openxmlformats.org/drawingml/2006/main" xmlns:pic="http://schemas.openxmlformats.org/drawingml/2006/picture">
+            <wp:extent cx="5029200" cy="2235200"/>
+            <wp:docPr id="4" name="Picture 4"/>
+            <wp:cNvGraphicFramePr>
+              <a:graphicFrameLocks noChangeAspect="1"/>
+            </wp:cNvGraphicFramePr>
+            <a:graphic>
+              <a:graphicData uri="http://schemas.openxmlformats.org/drawingml/2006/picture">
+                <pic:pic>
+                  <pic:nvPicPr>
+                    <pic:cNvPr id="0" name="04-知识库建设方案_047.png"/>
+                    <pic:cNvPicPr/>
+                  </pic:nvPicPr>
+                  <pic:blipFill>
+                    <a:blip r:embed="rId10"/>
+                    <a:stretch>
+                      <a:fillRect/>
+                    </a:stretch>
+                  </pic:blipFill>
+                  <pic:spPr>
+                    <a:xfrm>
+                      <a:off x="0" y="0"/>
+                      <a:ext cx="5029200" cy="2235200"/>
+                    </a:xfrm>
+                    <a:prstGeom prst="rect"/>
+                  </pic:spPr>
+                </pic:pic>
+              </a:graphicData>
+            </a:graphic>
+          </wp:inline>
+        </w:drawing>
       </w:r>
     </w:p>
     <w:p>
       <w:pPr>
         <w:ind w:left="432"/>
+        <w:jc w:val="center"/>
       </w:pPr>
       <w:r>
-        <w:rPr>
-          <w:rFonts w:ascii="Microsoft YaHei" w:hAnsi="Microsoft YaHei" w:eastAsia="Microsoft YaHei"/>
-          <w:sz w:val="21"/>
-        </w:rPr>
-        <w:t>● 每次驻点都有数据采集任务</w:t>
+        <w:drawing>
+          <wp:inline xmlns:a="http://schemas.openxmlformats.org/drawingml/2006/main" xmlns:pic="http://schemas.openxmlformats.org/drawingml/2006/picture">
+            <wp:extent cx="5029200" cy="2235200"/>
+            <wp:docPr id="7" name="Picture 7"/>
+            <wp:cNvGraphicFramePr>
+              <a:graphicFrameLocks noChangeAspect="1"/>
+            </wp:cNvGraphicFramePr>
+            <a:graphic>
+              <a:graphicData uri="http://schemas.openxmlformats.org/drawingml/2006/picture">
+                <pic:pic>
+                  <pic:nvPicPr>
+                    <pic:cNvPr id="0" name="04-知识库建设方案_047.png"/>
+                    <pic:cNvPicPr/>
+                  </pic:nvPicPr>
+                  <pic:blipFill>
+                    <a:blip r:embed="rId10"/>
+                    <a:stretch>
+                      <a:fillRect/>
+                    </a:stretch>
+                  </pic:blipFill>
+                  <pic:spPr>
+                    <a:xfrm>
+                      <a:off x="0" y="0"/>
+                      <a:ext cx="5029200" cy="2235200"/>
+                    </a:xfrm>
+                    <a:prstGeom prst="rect"/>
+                  </pic:spPr>
+                </pic:pic>
+              </a:graphicData>
+            </a:graphic>
+          </wp:inline>
+        </w:drawing>
       </w:r>
     </w:p>
     <w:p>
       <w:pPr>
-        <w:jc w:val="both"/>
+        <w:jc w:val="center"/>
       </w:pPr>
       <w:r>
-        <w:rPr>
-          <w:rFonts w:ascii="Microsoft YaHei" w:hAnsi="Microsoft YaHei" w:eastAsia="Microsoft YaHei"/>
-          <w:sz w:val="21"/>
-        </w:rPr>
-        <w:t>原则2：一次采集</w:t>
+        <w:drawing>
+          <wp:inline xmlns:a="http://schemas.openxmlformats.org/drawingml/2006/main" xmlns:pic="http://schemas.openxmlformats.org/drawingml/2006/picture">
+            <wp:extent cx="5029200" cy="1885950"/>
+            <wp:docPr id="9" name="Picture 9"/>
+            <wp:cNvGraphicFramePr>
+              <a:graphicFrameLocks noChangeAspect="1"/>
+            </wp:cNvGraphicFramePr>
+            <a:graphic>
+              <a:graphicData uri="http://schemas.openxmlformats.org/drawingml/2006/picture">
+                <pic:pic>
+                  <pic:nvPicPr>
+                    <pic:cNvPr id="0" name="04-知识库建设方案_054.png"/>
+                    <pic:cNvPicPr/>
+                  </pic:nvPicPr>
+                  <pic:blipFill>
+                    <a:blip r:embed="rId11"/>
+                    <a:stretch>
+                      <a:fillRect/>
+                    </a:stretch>
+                  </pic:blipFill>
+                  <pic:spPr>
+                    <a:xfrm>
+                      <a:off x="0" y="0"/>
+                      <a:ext cx="5029200" cy="1885950"/>
+                    </a:xfrm>
+                    <a:prstGeom prst="rect"/>
+                  </pic:spPr>
+                </pic:pic>
+              </a:graphicData>
+            </a:graphic>
+          </wp:inline>
+        </w:drawing>
       </w:r>
     </w:p>
     <w:p>
       <w:pPr>
         <w:ind w:left="432"/>
+        <w:jc w:val="center"/>
       </w:pPr>
       <w:r>
-        <w:rPr>
-          <w:rFonts w:ascii="Microsoft YaHei" w:hAnsi="Microsoft YaHei" w:eastAsia="Microsoft YaHei"/>
-          <w:sz w:val="21"/>
-        </w:rPr>
-        <w:t>● 同一数据只采集一次</w:t>
+        <w:drawing>
+          <wp:inline xmlns:a="http://schemas.openxmlformats.org/drawingml/2006/main" xmlns:pic="http://schemas.openxmlformats.org/drawingml/2006/picture">
+            <wp:extent cx="5029200" cy="4903470"/>
+            <wp:docPr id="25" name="Picture 25"/>
+            <wp:cNvGraphicFramePr>
+              <a:graphicFrameLocks noChangeAspect="1"/>
+            </wp:cNvGraphicFramePr>
+            <a:graphic>
+              <a:graphicData uri="http://schemas.openxmlformats.org/drawingml/2006/picture">
+                <pic:pic>
+                  <pic:nvPicPr>
+                    <pic:cNvPr id="0" name="04-知识库建设方案_070.png"/>
+                    <pic:cNvPicPr/>
+                  </pic:nvPicPr>
+                  <pic:blipFill>
+                    <a:blip r:embed="rId23"/>
+                    <a:stretch>
+                      <a:fillRect/>
+                    </a:stretch>
+                  </pic:blipFill>
+                  <pic:spPr>
+                    <a:xfrm>
+                      <a:off x="0" y="0"/>
+                      <a:ext cx="5029200" cy="4903470"/>
+                    </a:xfrm>
+                    <a:prstGeom prst="rect"/>
+                  </pic:spPr>
+                </pic:pic>
+              </a:graphicData>
+            </a:graphic>
+          </wp:inline>
+        </w:drawing>
       </w:r>
     </w:p>
     <w:p>
       <w:pPr>
         <w:ind w:left="432"/>
+        <w:jc w:val="center"/>
       </w:pPr>
       <w:r>
-        <w:rPr>
-          <w:rFonts w:ascii="Microsoft YaHei" w:hAnsi="Microsoft YaHei" w:eastAsia="Microsoft YaHei"/>
-          <w:sz w:val="21"/>
-        </w:rPr>
-        <w:t>● 避免重复采集，提高效率</w:t>
+        <w:drawing>
+          <wp:inline xmlns:a="http://schemas.openxmlformats.org/drawingml/2006/main" xmlns:pic="http://schemas.openxmlformats.org/drawingml/2006/picture">
+            <wp:extent cx="5029200" cy="2235200"/>
+            <wp:docPr id="15" name="Picture 15"/>
+            <wp:cNvGraphicFramePr>
+              <a:graphicFrameLocks noChangeAspect="1"/>
+            </wp:cNvGraphicFramePr>
+            <a:graphic>
+              <a:graphicData uri="http://schemas.openxmlformats.org/drawingml/2006/picture">
+                <pic:pic>
+                  <pic:nvPicPr>
+                    <pic:cNvPr id="0" name="04-知识库建设方案_047.png"/>
+                    <pic:cNvPicPr/>
+                  </pic:nvPicPr>
+                  <pic:blipFill>
+                    <a:blip r:embed="rId10"/>
+                    <a:stretch>
+                      <a:fillRect/>
+                    </a:stretch>
+                  </pic:blipFill>
+                  <pic:spPr>
+                    <a:xfrm>
+                      <a:off x="0" y="0"/>
+                      <a:ext cx="5029200" cy="2235200"/>
+                    </a:xfrm>
+                    <a:prstGeom prst="rect"/>
+                  </pic:spPr>
+                </pic:pic>
+              </a:graphicData>
+            </a:graphic>
+          </wp:inline>
+        </w:drawing>
       </w:r>
     </w:p>
     <w:p>
       <w:pPr>
-        <w:jc w:val="both"/>
+        <w:jc w:val="center"/>
       </w:pPr>
       <w:r>
-        <w:rPr>
-          <w:rFonts w:ascii="Microsoft YaHei" w:hAnsi="Microsoft YaHei" w:eastAsia="Microsoft YaHei"/>
-          <w:sz w:val="21"/>
-        </w:rPr>
-        <w:t>原则3：持续更新</w:t>
+        <w:drawing>
+          <wp:inline xmlns:a="http://schemas.openxmlformats.org/drawingml/2006/main" xmlns:pic="http://schemas.openxmlformats.org/drawingml/2006/picture">
+            <wp:extent cx="5029200" cy="2235200"/>
+            <wp:docPr id="10" name="Picture 10"/>
+            <wp:cNvGraphicFramePr>
+              <a:graphicFrameLocks noChangeAspect="1"/>
+            </wp:cNvGraphicFramePr>
+            <a:graphic>
+              <a:graphicData uri="http://schemas.openxmlformats.org/drawingml/2006/picture">
+                <pic:pic>
+                  <pic:nvPicPr>
+                    <pic:cNvPr id="0" name="04-知识库建设方案_047.png"/>
+                    <pic:cNvPicPr/>
+                  </pic:nvPicPr>
+                  <pic:blipFill>
+                    <a:blip r:embed="rId10"/>
+                    <a:stretch>
+                      <a:fillRect/>
+                    </a:stretch>
+                  </pic:blipFill>
+                  <pic:spPr>
+                    <a:xfrm>
+                      <a:off x="0" y="0"/>
+                      <a:ext cx="5029200" cy="2235200"/>
+                    </a:xfrm>
+                    <a:prstGeom prst="rect"/>
+                  </pic:spPr>
+                </pic:pic>
+              </a:graphicData>
+            </a:graphic>
+          </wp:inline>
+        </w:drawing>
       </w:r>
     </w:p>
     <w:p>
       <w:pPr>
         <w:ind w:left="432"/>
+        <w:jc w:val="center"/>
       </w:pPr>
       <w:r>
-        <w:rPr>
-          <w:rFonts w:ascii="Microsoft YaHei" w:hAnsi="Microsoft YaHei" w:eastAsia="Microsoft YaHei"/>
-          <w:sz w:val="21"/>
-        </w:rPr>
-        <w:t>● 定期更新设备信息</w:t>
+        <w:drawing>
+          <wp:inline xmlns:a="http://schemas.openxmlformats.org/drawingml/2006/main" xmlns:pic="http://schemas.openxmlformats.org/drawingml/2006/picture">
+            <wp:extent cx="5029200" cy="2235200"/>
+            <wp:docPr id="11" name="Picture 11"/>
+            <wp:cNvGraphicFramePr>
+              <a:graphicFrameLocks noChangeAspect="1"/>
+            </wp:cNvGraphicFramePr>
+            <a:graphic>
+              <a:graphicData uri="http://schemas.openxmlformats.org/drawingml/2006/picture">
+                <pic:pic>
+                  <pic:nvPicPr>
+                    <pic:cNvPr id="0" name="04-知识库建设方案_047.png"/>
+                    <pic:cNvPicPr/>
+                  </pic:nvPicPr>
+                  <pic:blipFill>
+                    <a:blip r:embed="rId10"/>
+                    <a:stretch>
+                      <a:fillRect/>
+                    </a:stretch>
+                  </pic:blipFill>
+                  <pic:spPr>
+                    <a:xfrm>
+                      <a:off x="0" y="0"/>
+                      <a:ext cx="5029200" cy="2235200"/>
+                    </a:xfrm>
+                    <a:prstGeom prst="rect"/>
+                  </pic:spPr>
+                </pic:pic>
+              </a:graphicData>
+            </a:graphic>
+          </wp:inline>
+        </w:drawing>
       </w:r>
     </w:p>
     <w:p>
       <w:pPr>
         <w:ind w:left="432"/>
+        <w:jc w:val="center"/>
       </w:pPr>
       <w:r>
-        <w:rPr>
-          <w:rFonts w:ascii="Microsoft YaHei" w:hAnsi="Microsoft YaHei" w:eastAsia="Microsoft YaHei"/>
-          <w:sz w:val="21"/>
-        </w:rPr>
-        <w:t>● 及时更新应急资源信息</w:t>
+        <w:drawing>
+          <wp:inline xmlns:a="http://schemas.openxmlformats.org/drawingml/2006/main" xmlns:pic="http://schemas.openxmlformats.org/drawingml/2006/picture">
+            <wp:extent cx="5029200" cy="2235200"/>
+            <wp:docPr id="14" name="Picture 14"/>
+            <wp:cNvGraphicFramePr>
+              <a:graphicFrameLocks noChangeAspect="1"/>
+            </wp:cNvGraphicFramePr>
+            <a:graphic>
+              <a:graphicData uri="http://schemas.openxmlformats.org/drawingml/2006/picture">
+                <pic:pic>
+                  <pic:nvPicPr>
+                    <pic:cNvPr id="0" name="04-知识库建设方案_047.png"/>
+                    <pic:cNvPicPr/>
+                  </pic:nvPicPr>
+                  <pic:blipFill>
+                    <a:blip r:embed="rId10"/>
+                    <a:stretch>
+                      <a:fillRect/>
+                    </a:stretch>
+                  </pic:blipFill>
+                  <pic:spPr>
+                    <a:xfrm>
+                      <a:off x="0" y="0"/>
+                      <a:ext cx="5029200" cy="2235200"/>
+                    </a:xfrm>
+                    <a:prstGeom prst="rect"/>
+                  </pic:spPr>
+                </pic:pic>
+              </a:graphicData>
+            </a:graphic>
+          </wp:inline>
+        </w:drawing>
       </w:r>
     </w:p>
     <w:p>
       <w:pPr>
-        <w:jc w:val="both"/>
+        <w:jc w:val="center"/>
       </w:pPr>
       <w:r>
-        <w:rPr>
-          <w:rFonts w:ascii="Microsoft YaHei" w:hAnsi="Microsoft YaHei" w:eastAsia="Microsoft YaHei"/>
-          <w:sz w:val="21"/>
-        </w:rPr>
-        <w:t>原则4：多方协作</w:t>
+        <w:drawing>
+          <wp:inline xmlns:a="http://schemas.openxmlformats.org/drawingml/2006/main" xmlns:pic="http://schemas.openxmlformats.org/drawingml/2006/picture">
+            <wp:extent cx="5029200" cy="2640330"/>
+            <wp:docPr id="13" name="Picture 13"/>
+            <wp:cNvGraphicFramePr>
+              <a:graphicFrameLocks noChangeAspect="1"/>
+            </wp:cNvGraphicFramePr>
+            <a:graphic>
+              <a:graphicData uri="http://schemas.openxmlformats.org/drawingml/2006/picture">
+                <pic:pic>
+                  <pic:nvPicPr>
+                    <pic:cNvPr id="0" name="04-知识库建设方案_058.png"/>
+                    <pic:cNvPicPr/>
+                  </pic:nvPicPr>
+                  <pic:blipFill>
+                    <a:blip r:embed="rId13"/>
+                    <a:stretch>
+                      <a:fillRect/>
+                    </a:stretch>
+                  </pic:blipFill>
+                  <pic:spPr>
+                    <a:xfrm>
+                      <a:off x="0" y="0"/>
+                      <a:ext cx="5029200" cy="2640330"/>
+                    </a:xfrm>
+                    <a:prstGeom prst="rect"/>
+                  </pic:spPr>
+                </pic:pic>
+              </a:graphicData>
+            </a:graphic>
+          </wp:inline>
+        </w:drawing>
       </w:r>
     </w:p>
     <w:p>
       <w:pPr>
         <w:ind w:left="432"/>
+        <w:jc w:val="center"/>
       </w:pPr>
       <w:r>
-        <w:rPr>
-          <w:rFonts w:ascii="Microsoft YaHei" w:hAnsi="Microsoft YaHei" w:eastAsia="Microsoft YaHei"/>
-          <w:sz w:val="21"/>
-        </w:rPr>
-        <w:t>● 客户经理、物业、供电所多方协作</w:t>
+        <w:drawing>
+          <wp:inline xmlns:a="http://schemas.openxmlformats.org/drawingml/2006/main" xmlns:pic="http://schemas.openxmlformats.org/drawingml/2006/picture">
+            <wp:extent cx="5029200" cy="2137410"/>
+            <wp:docPr id="16" name="Picture 16"/>
+            <wp:cNvGraphicFramePr>
+              <a:graphicFrameLocks noChangeAspect="1"/>
+            </wp:cNvGraphicFramePr>
+            <a:graphic>
+              <a:graphicData uri="http://schemas.openxmlformats.org/drawingml/2006/picture">
+                <pic:pic>
+                  <pic:nvPicPr>
+                    <pic:cNvPr id="0" name="04-知识库建设方案_061.png"/>
+                    <pic:cNvPicPr/>
+                  </pic:nvPicPr>
+                  <pic:blipFill>
+                    <a:blip r:embed="rId14"/>
+                    <a:stretch>
+                      <a:fillRect/>
+                    </a:stretch>
+                  </pic:blipFill>
+                  <pic:spPr>
+                    <a:xfrm>
+                      <a:off x="0" y="0"/>
+                      <a:ext cx="5029200" cy="2137410"/>
+                    </a:xfrm>
+                    <a:prstGeom prst="rect"/>
+                  </pic:spPr>
+                </pic:pic>
+              </a:graphicData>
+            </a:graphic>
+          </wp:inline>
+        </w:drawing>
       </w:r>
     </w:p>
     <w:p>
       <w:pPr>
         <w:ind w:left="432"/>
+        <w:jc w:val="center"/>
       </w:pPr>
       <w:r>
-        <w:rPr>
-          <w:rFonts w:ascii="Microsoft YaHei" w:hAnsi="Microsoft YaHei" w:eastAsia="Microsoft YaHei"/>
-          <w:sz w:val="21"/>
-        </w:rPr>
-        <w:t>● 充分利用各方信息资源</w:t>
+        <w:drawing>
+          <wp:inline xmlns:a="http://schemas.openxmlformats.org/drawingml/2006/main" xmlns:pic="http://schemas.openxmlformats.org/drawingml/2006/picture">
+            <wp:extent cx="5029200" cy="2235200"/>
+            <wp:docPr id="26" name="Picture 26"/>
+            <wp:cNvGraphicFramePr>
+              <a:graphicFrameLocks noChangeAspect="1"/>
+            </wp:cNvGraphicFramePr>
+            <a:graphic>
+              <a:graphicData uri="http://schemas.openxmlformats.org/drawingml/2006/picture">
+                <pic:pic>
+                  <pic:nvPicPr>
+                    <pic:cNvPr id="0" name="04-知识库建设方案_071.png"/>
+                    <pic:cNvPicPr/>
+                  </pic:nvPicPr>
+                  <pic:blipFill>
+                    <a:blip r:embed="rId24"/>
+                    <a:stretch>
+                      <a:fillRect/>
+                    </a:stretch>
+                  </pic:blipFill>
+                  <pic:spPr>
+                    <a:xfrm>
+                      <a:off x="0" y="0"/>
+                      <a:ext cx="5029200" cy="2235200"/>
+                    </a:xfrm>
+                    <a:prstGeom prst="rect"/>
+                  </pic:spPr>
+                </pic:pic>
+              </a:graphicData>
+            </a:graphic>
+          </wp:inline>
+        </w:drawing>
       </w:r>
     </w:p>
     <w:p>
       <w:pPr>
         <w:pStyle w:val="Heading3"/>
-        <w:jc w:val="left"/>
+        <w:jc w:val="center"/>
       </w:pPr>
       <w:r>
-        <w:rPr>
-          <w:rFonts w:ascii="Microsoft YaHei" w:hAnsi="Microsoft YaHei" w:eastAsia="Microsoft YaHei"/>
-          <w:b/>
-          <w:color w:val="2E5A4C"/>
-          <w:sz w:val="24"/>
-        </w:rPr>
-        <w:t>2.2 配电房信息采集</w:t>
+        <w:drawing>
+          <wp:inline xmlns:a="http://schemas.openxmlformats.org/drawingml/2006/main" xmlns:pic="http://schemas.openxmlformats.org/drawingml/2006/picture">
+            <wp:extent cx="5029200" cy="4149090"/>
+            <wp:docPr id="21" name="Picture 21"/>
+            <wp:cNvGraphicFramePr>
+              <a:graphicFrameLocks noChangeAspect="1"/>
+            </wp:cNvGraphicFramePr>
+            <a:graphic>
+              <a:graphicData uri="http://schemas.openxmlformats.org/drawingml/2006/picture">
+                <pic:pic>
+                  <pic:nvPicPr>
+                    <pic:cNvPr id="0" name="04-知识库建设方案_066.png"/>
+                    <pic:cNvPicPr/>
+                  </pic:nvPicPr>
+                  <pic:blipFill>
+                    <a:blip r:embed="rId19"/>
+                    <a:stretch>
+                      <a:fillRect/>
+                    </a:stretch>
+                  </pic:blipFill>
+                  <pic:spPr>
+                    <a:xfrm>
+                      <a:off x="0" y="0"/>
+                      <a:ext cx="5029200" cy="4149090"/>
+                    </a:xfrm>
+                    <a:prstGeom prst="rect"/>
+                  </pic:spPr>
+                </pic:pic>
+              </a:graphicData>
+            </a:graphic>
+          </wp:inline>
+        </w:drawing>
       </w:r>
     </w:p>
     <w:p>
       <w:pPr>
         <w:pStyle w:val="Heading4"/>
-        <w:jc w:val="left"/>
+        <w:jc w:val="center"/>
       </w:pPr>
       <w:r>
-        <w:rPr>
-          <w:rFonts w:ascii="Microsoft YaHei" w:hAnsi="Microsoft YaHei" w:eastAsia="Microsoft YaHei"/>
-          <w:b/>
-          <w:sz w:val="22"/>
-        </w:rPr>
-        <w:t>采集内容清单</w:t>
+        <w:drawing>
+          <wp:inline xmlns:a="http://schemas.openxmlformats.org/drawingml/2006/main" xmlns:pic="http://schemas.openxmlformats.org/drawingml/2006/picture">
+            <wp:extent cx="5029200" cy="7920990"/>
+            <wp:docPr id="1" name="Picture 1"/>
+            <wp:cNvGraphicFramePr>
+              <a:graphicFrameLocks noChangeAspect="1"/>
+            </wp:cNvGraphicFramePr>
+            <a:graphic>
+              <a:graphicData uri="http://schemas.openxmlformats.org/drawingml/2006/picture">
+                <pic:pic>
+                  <pic:nvPicPr>
+                    <pic:cNvPr id="0" name="04-知识库建设方案_046.png"/>
+                    <pic:cNvPicPr/>
+                  </pic:nvPicPr>
+                  <pic:blipFill>
+                    <a:blip r:embed="rId9"/>
+                    <a:stretch>
+                      <a:fillRect/>
+                    </a:stretch>
+                  </pic:blipFill>
+                  <pic:spPr>
+                    <a:xfrm>
+                      <a:off x="0" y="0"/>
+                      <a:ext cx="5029200" cy="7920990"/>
+                    </a:xfrm>
+                    <a:prstGeom prst="rect"/>
+                  </pic:spPr>
+                </pic:pic>
+              </a:graphicData>
+            </a:graphic>
+          </wp:inline>
+        </w:drawing>
       </w:r>
     </w:p>
     <w:p>
       <w:pPr>
-        <w:jc w:val="both"/>
+        <w:jc w:val="center"/>
       </w:pPr>
       <w:r>
-        <w:rPr>
-          <w:rFonts w:ascii="Microsoft YaHei" w:hAnsi="Microsoft YaHei" w:eastAsia="Microsoft YaHei"/>
-          <w:sz w:val="21"/>
-        </w:rPr>
-        <w:t>基础信息：</w:t>
+        <w:drawing>
+          <wp:inline xmlns:a="http://schemas.openxmlformats.org/drawingml/2006/main" xmlns:pic="http://schemas.openxmlformats.org/drawingml/2006/picture">
+            <wp:extent cx="5029200" cy="2137410"/>
+            <wp:docPr id="17" name="Picture 17"/>
+            <wp:cNvGraphicFramePr>
+              <a:graphicFrameLocks noChangeAspect="1"/>
+            </wp:cNvGraphicFramePr>
+            <a:graphic>
+              <a:graphicData uri="http://schemas.openxmlformats.org/drawingml/2006/picture">
+                <pic:pic>
+                  <pic:nvPicPr>
+                    <pic:cNvPr id="0" name="04-知识库建设方案_062.png"/>
+                    <pic:cNvPicPr/>
+                  </pic:nvPicPr>
+                  <pic:blipFill>
+                    <a:blip r:embed="rId15"/>
+                    <a:stretch>
+                      <a:fillRect/>
+                    </a:stretch>
+                  </pic:blipFill>
+                  <pic:spPr>
+                    <a:xfrm>
+                      <a:off x="0" y="0"/>
+                      <a:ext cx="5029200" cy="2137410"/>
+                    </a:xfrm>
+                    <a:prstGeom prst="rect"/>
+                  </pic:spPr>
+                </pic:pic>
+              </a:graphicData>
+            </a:graphic>
+          </wp:inline>
+        </w:drawing>
       </w:r>
     </w:p>
     <w:tbl>
@@ -672,14 +1213,41 @@
     <w:p/>
     <w:p>
       <w:pPr>
-        <w:jc w:val="both"/>
+        <w:jc w:val="center"/>
       </w:pPr>
       <w:r>
-        <w:rPr>
-          <w:rFonts w:ascii="Microsoft YaHei" w:hAnsi="Microsoft YaHei" w:eastAsia="Microsoft YaHei"/>
-          <w:sz w:val="21"/>
-        </w:rPr>
-        <w:t>设备信息：</w:t>
+        <w:drawing>
+          <wp:inline xmlns:a="http://schemas.openxmlformats.org/drawingml/2006/main" xmlns:pic="http://schemas.openxmlformats.org/drawingml/2006/picture">
+            <wp:extent cx="5029200" cy="2137410"/>
+            <wp:docPr id="18" name="Picture 18"/>
+            <wp:cNvGraphicFramePr>
+              <a:graphicFrameLocks noChangeAspect="1"/>
+            </wp:cNvGraphicFramePr>
+            <a:graphic>
+              <a:graphicData uri="http://schemas.openxmlformats.org/drawingml/2006/picture">
+                <pic:pic>
+                  <pic:nvPicPr>
+                    <pic:cNvPr id="0" name="04-知识库建设方案_063.png"/>
+                    <pic:cNvPicPr/>
+                  </pic:nvPicPr>
+                  <pic:blipFill>
+                    <a:blip r:embed="rId16"/>
+                    <a:stretch>
+                      <a:fillRect/>
+                    </a:stretch>
+                  </pic:blipFill>
+                  <pic:spPr>
+                    <a:xfrm>
+                      <a:off x="0" y="0"/>
+                      <a:ext cx="5029200" cy="2137410"/>
+                    </a:xfrm>
+                    <a:prstGeom prst="rect"/>
+                  </pic:spPr>
+                </pic:pic>
+              </a:graphicData>
+            </a:graphic>
+          </wp:inline>
+        </w:drawing>
       </w:r>
     </w:p>
     <w:tbl>
@@ -1018,14 +1586,41 @@
     <w:p/>
     <w:p>
       <w:pPr>
-        <w:jc w:val="both"/>
+        <w:jc w:val="center"/>
       </w:pPr>
       <w:r>
-        <w:rPr>
-          <w:rFonts w:ascii="Microsoft YaHei" w:hAnsi="Microsoft YaHei" w:eastAsia="Microsoft YaHei"/>
-          <w:sz w:val="21"/>
-        </w:rPr>
-        <w:t>图纸资料：</w:t>
+        <w:drawing>
+          <wp:inline xmlns:a="http://schemas.openxmlformats.org/drawingml/2006/main" xmlns:pic="http://schemas.openxmlformats.org/drawingml/2006/picture">
+            <wp:extent cx="5029200" cy="1885950"/>
+            <wp:docPr id="29" name="Picture 29"/>
+            <wp:cNvGraphicFramePr>
+              <a:graphicFrameLocks noChangeAspect="1"/>
+            </wp:cNvGraphicFramePr>
+            <a:graphic>
+              <a:graphicData uri="http://schemas.openxmlformats.org/drawingml/2006/picture">
+                <pic:pic>
+                  <pic:nvPicPr>
+                    <pic:cNvPr id="0" name="04-知识库建设方案_074.png"/>
+                    <pic:cNvPicPr/>
+                  </pic:nvPicPr>
+                  <pic:blipFill>
+                    <a:blip r:embed="rId27"/>
+                    <a:stretch>
+                      <a:fillRect/>
+                    </a:stretch>
+                  </pic:blipFill>
+                  <pic:spPr>
+                    <a:xfrm>
+                      <a:off x="0" y="0"/>
+                      <a:ext cx="5029200" cy="1885950"/>
+                    </a:xfrm>
+                    <a:prstGeom prst="rect"/>
+                  </pic:spPr>
+                </pic:pic>
+              </a:graphicData>
+            </a:graphic>
+          </wp:inline>
+        </w:drawing>
       </w:r>
     </w:p>
     <w:tbl>
@@ -1312,110 +1907,122 @@
     <w:p>
       <w:pPr>
         <w:pStyle w:val="Heading4"/>
-        <w:jc w:val="left"/>
+        <w:jc w:val="center"/>
       </w:pPr>
       <w:r>
-        <w:rPr>
-          <w:rFonts w:ascii="Microsoft YaHei" w:hAnsi="Microsoft YaHei" w:eastAsia="Microsoft YaHei"/>
-          <w:b/>
-          <w:sz w:val="22"/>
-        </w:rPr>
-        <w:t>采集表单设计</w:t>
+        <w:drawing>
+          <wp:inline xmlns:a="http://schemas.openxmlformats.org/drawingml/2006/main" xmlns:pic="http://schemas.openxmlformats.org/drawingml/2006/picture">
+            <wp:extent cx="5029200" cy="6663690"/>
+            <wp:docPr id="28" name="Picture 28"/>
+            <wp:cNvGraphicFramePr>
+              <a:graphicFrameLocks noChangeAspect="1"/>
+            </wp:cNvGraphicFramePr>
+            <a:graphic>
+              <a:graphicData uri="http://schemas.openxmlformats.org/drawingml/2006/picture">
+                <pic:pic>
+                  <pic:nvPicPr>
+                    <pic:cNvPr id="0" name="04-知识库建设方案_073.png"/>
+                    <pic:cNvPicPr/>
+                  </pic:nvPicPr>
+                  <pic:blipFill>
+                    <a:blip r:embed="rId26"/>
+                    <a:stretch>
+                      <a:fillRect/>
+                    </a:stretch>
+                  </pic:blipFill>
+                  <pic:spPr>
+                    <a:xfrm>
+                      <a:off x="0" y="0"/>
+                      <a:ext cx="5029200" cy="6663690"/>
+                    </a:xfrm>
+                    <a:prstGeom prst="rect"/>
+                  </pic:spPr>
+                </pic:pic>
+              </a:graphicData>
+            </a:graphic>
+          </wp:inline>
+        </w:drawing>
       </w:r>
     </w:p>
     <w:p>
       <w:pPr>
         <w:spacing w:before="120" w:after="120"/>
         <w:ind w:left="432"/>
+        <w:jc w:val="center"/>
       </w:pPr>
       <w:r>
-        <w:rPr>
-          <w:rFonts w:ascii="Courier New" w:hAnsi="Courier New"/>
-          <w:color w:val="646464"/>
-          <w:sz w:val="18"/>
-        </w:rPr>
-        <w:t>配电房信息采集表</w:t>
-        <w:br/>
-        <w:br/>
-        <w:t>【基础信息】</w:t>
-        <w:br/>
-        <w:t>小区名称：[自动填充]</w:t>
-        <w:br/>
-        <w:t>配电房编号：[手工录入，如"WH001-PF1"]</w:t>
-        <w:br/>
-        <w:t>配电房位置：[手工录入，如"地下停车场B1层"]</w:t>
-        <w:br/>
-        <w:t>配电房数量：[数字]</w:t>
-        <w:br/>
-        <w:t>供电方式：○ 单电源  ○ 双电源  ○ 环网</w:t>
-        <w:br/>
-        <w:br/>
-        <w:t>【变压器信息】</w:t>
-        <w:br/>
-        <w:t>变压器数量：[数字]</w:t>
-        <w:br/>
-        <w:t>变压器容量：[数字] kVA</w:t>
-        <w:br/>
-        <w:t>变压器型号：[手工录入]</w:t>
-        <w:br/>
-        <w:t>投运时间：[日期选择]</w:t>
-        <w:br/>
-        <w:br/>
-        <w:t>【开关信息】</w:t>
-        <w:br/>
-        <w:t>高压开关型号：[手工录入]</w:t>
-        <w:br/>
-        <w:t>低压开关型号：[手工录入]</w:t>
-        <w:br/>
-        <w:br/>
-        <w:t>【电缆信息】</w:t>
-        <w:br/>
-        <w:t>进线电缆型号：[手工录入]</w:t>
-        <w:br/>
-        <w:t>出线电缆型号：[手工录入]</w:t>
-        <w:br/>
-        <w:br/>
-        <w:t>【图纸资料】</w:t>
-        <w:br/>
-        <w:t>单线图：[上传图片]</w:t>
-        <w:br/>
-        <w:t>系统图：[上传图片]</w:t>
-        <w:br/>
-        <w:t>平面布置图：[上传图片]</w:t>
-        <w:br/>
-        <w:t>电缆走向图：[上传图片]</w:t>
-        <w:br/>
-        <w:br/>
-        <w:t>【现场照片】</w:t>
-        <w:br/>
-        <w:t>配电房外观：[上传照片]</w:t>
-        <w:br/>
-        <w:t>变压器：[上传照片]</w:t>
-        <w:br/>
-        <w:t>开关柜：[上传照片]</w:t>
-        <w:br/>
-        <w:br/>
-        <w:t>【备注】</w:t>
-        <w:br/>
-        <w:t>[手工录入]</w:t>
-        <w:br/>
-        <w:br/>
-        <w:t>[保存]</w:t>
+        <w:drawing>
+          <wp:inline xmlns:a="http://schemas.openxmlformats.org/drawingml/2006/main" xmlns:pic="http://schemas.openxmlformats.org/drawingml/2006/picture">
+            <wp:extent cx="5029200" cy="9178290"/>
+            <wp:docPr id="19" name="Picture 19"/>
+            <wp:cNvGraphicFramePr>
+              <a:graphicFrameLocks noChangeAspect="1"/>
+            </wp:cNvGraphicFramePr>
+            <a:graphic>
+              <a:graphicData uri="http://schemas.openxmlformats.org/drawingml/2006/picture">
+                <pic:pic>
+                  <pic:nvPicPr>
+                    <pic:cNvPr id="0" name="04-知识库建设方案_064.png"/>
+                    <pic:cNvPicPr/>
+                  </pic:nvPicPr>
+                  <pic:blipFill>
+                    <a:blip r:embed="rId17"/>
+                    <a:stretch>
+                      <a:fillRect/>
+                    </a:stretch>
+                  </pic:blipFill>
+                  <pic:spPr>
+                    <a:xfrm>
+                      <a:off x="0" y="0"/>
+                      <a:ext cx="5029200" cy="9178290"/>
+                    </a:xfrm>
+                    <a:prstGeom prst="rect"/>
+                  </pic:spPr>
+                </pic:pic>
+              </a:graphicData>
+            </a:graphic>
+          </wp:inline>
+        </w:drawing>
       </w:r>
     </w:p>
     <w:p>
       <w:pPr>
         <w:pStyle w:val="Heading3"/>
-        <w:jc w:val="left"/>
+        <w:jc w:val="center"/>
       </w:pPr>
       <w:r>
-        <w:rPr>
-          <w:rFonts w:ascii="Microsoft YaHei" w:hAnsi="Microsoft YaHei" w:eastAsia="Microsoft YaHei"/>
-          <w:b/>
-          <w:color w:val="2E5A4C"/>
-          <w:sz w:val="24"/>
-        </w:rPr>
-        <w:t>2.3 应急资源信息采集</w:t>
+        <w:drawing>
+          <wp:inline xmlns:a="http://schemas.openxmlformats.org/drawingml/2006/main" xmlns:pic="http://schemas.openxmlformats.org/drawingml/2006/picture">
+            <wp:extent cx="5029200" cy="4149090"/>
+            <wp:docPr id="22" name="Picture 22"/>
+            <wp:cNvGraphicFramePr>
+              <a:graphicFrameLocks noChangeAspect="1"/>
+            </wp:cNvGraphicFramePr>
+            <a:graphic>
+              <a:graphicData uri="http://schemas.openxmlformats.org/drawingml/2006/picture">
+                <pic:pic>
+                  <pic:nvPicPr>
+                    <pic:cNvPr id="0" name="04-知识库建设方案_067.png"/>
+                    <pic:cNvPicPr/>
+                  </pic:nvPicPr>
+                  <pic:blipFill>
+                    <a:blip r:embed="rId20"/>
+                    <a:stretch>
+                      <a:fillRect/>
+                    </a:stretch>
+                  </pic:blipFill>
+                  <pic:spPr>
+                    <a:xfrm>
+                      <a:off x="0" y="0"/>
+                      <a:ext cx="5029200" cy="4149090"/>
+                    </a:xfrm>
+                    <a:prstGeom prst="rect"/>
+                  </pic:spPr>
+                </pic:pic>
+              </a:graphicData>
+            </a:graphic>
+          </wp:inline>
+        </w:drawing>
       </w:r>
     </w:p>
     <w:p>
@@ -1434,14 +2041,41 @@
     </w:p>
     <w:p>
       <w:pPr>
-        <w:jc w:val="both"/>
+        <w:jc w:val="center"/>
       </w:pPr>
       <w:r>
-        <w:rPr>
-          <w:rFonts w:ascii="Microsoft YaHei" w:hAnsi="Microsoft YaHei" w:eastAsia="Microsoft YaHei"/>
-          <w:sz w:val="21"/>
-        </w:rPr>
-        <w:t>应急电源信息：</w:t>
+        <w:drawing>
+          <wp:inline xmlns:a="http://schemas.openxmlformats.org/drawingml/2006/main" xmlns:pic="http://schemas.openxmlformats.org/drawingml/2006/picture">
+            <wp:extent cx="5029200" cy="1885950"/>
+            <wp:docPr id="31" name="Picture 31"/>
+            <wp:cNvGraphicFramePr>
+              <a:graphicFrameLocks noChangeAspect="1"/>
+            </wp:cNvGraphicFramePr>
+            <a:graphic>
+              <a:graphicData uri="http://schemas.openxmlformats.org/drawingml/2006/picture">
+                <pic:pic>
+                  <pic:nvPicPr>
+                    <pic:cNvPr id="0" name="04-知识库建设方案_076.png"/>
+                    <pic:cNvPicPr/>
+                  </pic:nvPicPr>
+                  <pic:blipFill>
+                    <a:blip r:embed="rId29"/>
+                    <a:stretch>
+                      <a:fillRect/>
+                    </a:stretch>
+                  </pic:blipFill>
+                  <pic:spPr>
+                    <a:xfrm>
+                      <a:off x="0" y="0"/>
+                      <a:ext cx="5029200" cy="1885950"/>
+                    </a:xfrm>
+                    <a:prstGeom prst="rect"/>
+                  </pic:spPr>
+                </pic:pic>
+              </a:graphicData>
+            </a:graphic>
+          </wp:inline>
+        </w:drawing>
       </w:r>
     </w:p>
     <w:tbl>
@@ -2463,101 +3097,81 @@
       <w:pPr>
         <w:spacing w:before="120" w:after="120"/>
         <w:ind w:left="432"/>
+        <w:jc w:val="center"/>
       </w:pPr>
       <w:r>
-        <w:rPr>
-          <w:rFonts w:ascii="Courier New" w:hAnsi="Courier New"/>
-          <w:color w:val="646464"/>
-          <w:sz w:val="18"/>
-        </w:rPr>
-        <w:t>应急资源信息采集表</w:t>
-        <w:br/>
-        <w:br/>
-        <w:t>【小区名称】[自动填充]</w:t>
-        <w:br/>
-        <w:br/>
-        <w:t>【应急电源信息】</w:t>
-        <w:br/>
-        <w:t>发电车接入点位置：[手工录入]</w:t>
-        <w:br/>
-        <w:t xml:space="preserve">  例如：小区大门右侧</w:t>
-        <w:br/>
-        <w:t>接入容量：[数字] kW</w:t>
-        <w:br/>
-        <w:t>接入条件：[手工录入]</w:t>
-        <w:br/>
-        <w:t xml:space="preserve">  例如：需要物业配合开启大门</w:t>
-        <w:br/>
-        <w:t>接入点照片：[上传照片]</w:t>
-        <w:br/>
-        <w:br/>
-        <w:t>【抢修设备信息】</w:t>
-        <w:br/>
-        <w:t>抢修设备位置：[手工录入]</w:t>
-        <w:br/>
-        <w:t xml:space="preserve">  例如：武侯供电所（距离2km）</w:t>
-        <w:br/>
-        <w:t>主要设备清单：</w:t>
-        <w:br/>
-        <w:t>├── [设备名称]</w:t>
-        <w:br/>
-        <w:t>├── [设备名称]</w:t>
-        <w:br/>
-        <w:t>└── [设备名称]</w:t>
-        <w:br/>
-        <w:br/>
-        <w:t>【应急人员信息】</w:t>
-        <w:br/>
-        <w:t>抢修队伍：[队伍名称]</w:t>
-        <w:br/>
-        <w:t>技术人员：[姓名]</w:t>
-        <w:br/>
-        <w:t>联系方式：[电话]</w:t>
-        <w:br/>
-        <w:br/>
-        <w:t>【应急通道信息】</w:t>
-        <w:br/>
-        <w:t>车辆通道：[手工录入]</w:t>
-        <w:br/>
-        <w:t xml:space="preserve">  例如：小区大门（宽度4米）</w:t>
-        <w:br/>
-        <w:t>通道宽度：[数字] 米</w:t>
-        <w:br/>
-        <w:t>通道照片：[上传照片]</w:t>
-        <w:br/>
-        <w:br/>
-        <w:t>【物业应急资源】</w:t>
-        <w:br/>
-        <w:t>物业应急联系人：[姓名]</w:t>
-        <w:br/>
-        <w:t>物业应急电话：[电话]</w:t>
-        <w:br/>
-        <w:t>物业应急物资：[列表]</w:t>
-        <w:br/>
-        <w:t xml:space="preserve">  例如：应急照明、发电机等</w:t>
-        <w:br/>
-        <w:br/>
-        <w:t>【备注】</w:t>
-        <w:br/>
-        <w:t>[手工录入]</w:t>
-        <w:br/>
-        <w:br/>
-        <w:t>[保存]</w:t>
+        <w:drawing>
+          <wp:inline xmlns:a="http://schemas.openxmlformats.org/drawingml/2006/main" xmlns:pic="http://schemas.openxmlformats.org/drawingml/2006/picture">
+            <wp:extent cx="5029200" cy="4400550"/>
+            <wp:docPr id="24" name="Picture 24"/>
+            <wp:cNvGraphicFramePr>
+              <a:graphicFrameLocks noChangeAspect="1"/>
+            </wp:cNvGraphicFramePr>
+            <a:graphic>
+              <a:graphicData uri="http://schemas.openxmlformats.org/drawingml/2006/picture">
+                <pic:pic>
+                  <pic:nvPicPr>
+                    <pic:cNvPr id="0" name="04-知识库建设方案_069.png"/>
+                    <pic:cNvPicPr/>
+                  </pic:nvPicPr>
+                  <pic:blipFill>
+                    <a:blip r:embed="rId22"/>
+                    <a:stretch>
+                      <a:fillRect/>
+                    </a:stretch>
+                  </pic:blipFill>
+                  <pic:spPr>
+                    <a:xfrm>
+                      <a:off x="0" y="0"/>
+                      <a:ext cx="5029200" cy="4400550"/>
+                    </a:xfrm>
+                    <a:prstGeom prst="rect"/>
+                  </pic:spPr>
+                </pic:pic>
+              </a:graphicData>
+            </a:graphic>
+          </wp:inline>
+        </w:drawing>
       </w:r>
     </w:p>
     <w:p>
       <w:pPr>
         <w:pStyle w:val="Heading3"/>
-        <w:jc w:val="left"/>
+        <w:jc w:val="center"/>
       </w:pPr>
       <w:r>
-        <w:rPr>
-          <w:rFonts w:ascii="Microsoft YaHei" w:hAnsi="Microsoft YaHei" w:eastAsia="Microsoft YaHei"/>
-          <w:b/>
-          <w:color w:val="2E5A4C"/>
-          <w:sz w:val="24"/>
-        </w:rPr>
-        <w:t>2.4 隐患信息采集</w:t>
+        <w:drawing>
+          <wp:inline xmlns:a="http://schemas.openxmlformats.org/drawingml/2006/main" xmlns:pic="http://schemas.openxmlformats.org/drawingml/2006/picture">
+            <wp:extent cx="5029200" cy="4149090"/>
+            <wp:docPr id="23" name="Picture 23"/>
+            <wp:cNvGraphicFramePr>
+              <a:graphicFrameLocks noChangeAspect="1"/>
+            </wp:cNvGraphicFramePr>
+            <a:graphic>
+              <a:graphicData uri="http://schemas.openxmlformats.org/drawingml/2006/picture">
+                <pic:pic>
+                  <pic:nvPicPr>
+                    <pic:cNvPr id="0" name="04-知识库建设方案_068.png"/>
+                    <pic:cNvPicPr/>
+                  </pic:nvPicPr>
+                  <pic:blipFill>
+                    <a:blip r:embed="rId21"/>
+                    <a:stretch>
+                      <a:fillRect/>
+                    </a:stretch>
+                  </pic:blipFill>
+                  <pic:spPr>
+                    <a:xfrm>
+                      <a:off x="0" y="0"/>
+                      <a:ext cx="5029200" cy="4149090"/>
+                    </a:xfrm>
+                    <a:prstGeom prst="rect"/>
+                  </pic:spPr>
+                </pic:pic>
+              </a:graphicData>
+            </a:graphic>
+          </wp:inline>
+        </w:drawing>
       </w:r>
     </w:p>
     <w:p>
@@ -3281,14 +3895,41 @@
     <w:p/>
     <w:p>
       <w:pPr>
-        <w:jc w:val="both"/>
+        <w:jc w:val="center"/>
       </w:pPr>
       <w:r>
-        <w:rPr>
-          <w:rFonts w:ascii="Microsoft YaHei" w:hAnsi="Microsoft YaHei" w:eastAsia="Microsoft YaHei"/>
-          <w:sz w:val="21"/>
-        </w:rPr>
-        <w:t>隐患类型分类：</w:t>
+        <w:drawing>
+          <wp:inline xmlns:a="http://schemas.openxmlformats.org/drawingml/2006/main" xmlns:pic="http://schemas.openxmlformats.org/drawingml/2006/picture">
+            <wp:extent cx="5029200" cy="6412230"/>
+            <wp:docPr id="20" name="Picture 20"/>
+            <wp:cNvGraphicFramePr>
+              <a:graphicFrameLocks noChangeAspect="1"/>
+            </wp:cNvGraphicFramePr>
+            <a:graphic>
+              <a:graphicData uri="http://schemas.openxmlformats.org/drawingml/2006/picture">
+                <pic:pic>
+                  <pic:nvPicPr>
+                    <pic:cNvPr id="0" name="04-知识库建设方案_065.png"/>
+                    <pic:cNvPicPr/>
+                  </pic:nvPicPr>
+                  <pic:blipFill>
+                    <a:blip r:embed="rId18"/>
+                    <a:stretch>
+                      <a:fillRect/>
+                    </a:stretch>
+                  </pic:blipFill>
+                  <pic:spPr>
+                    <a:xfrm>
+                      <a:off x="0" y="0"/>
+                      <a:ext cx="5029200" cy="6412230"/>
+                    </a:xfrm>
+                    <a:prstGeom prst="rect"/>
+                  </pic:spPr>
+                </pic:pic>
+              </a:graphicData>
+            </a:graphic>
+          </wp:inline>
+        </w:drawing>
       </w:r>
     </w:p>
     <w:tbl>
@@ -3487,14 +4128,41 @@
     <w:p/>
     <w:p>
       <w:pPr>
-        <w:jc w:val="both"/>
+        <w:jc w:val="center"/>
       </w:pPr>
       <w:r>
-        <w:rPr>
-          <w:rFonts w:ascii="Microsoft YaHei" w:hAnsi="Microsoft YaHei" w:eastAsia="Microsoft YaHei"/>
-          <w:sz w:val="21"/>
-        </w:rPr>
-        <w:t>隐患等级分类：</w:t>
+        <w:drawing>
+          <wp:inline xmlns:a="http://schemas.openxmlformats.org/drawingml/2006/main" xmlns:pic="http://schemas.openxmlformats.org/drawingml/2006/picture">
+            <wp:extent cx="5029200" cy="1885950"/>
+            <wp:docPr id="33" name="Picture 33"/>
+            <wp:cNvGraphicFramePr>
+              <a:graphicFrameLocks noChangeAspect="1"/>
+            </wp:cNvGraphicFramePr>
+            <a:graphic>
+              <a:graphicData uri="http://schemas.openxmlformats.org/drawingml/2006/picture">
+                <pic:pic>
+                  <pic:nvPicPr>
+                    <pic:cNvPr id="0" name="04-知识库建设方案_078.png"/>
+                    <pic:cNvPicPr/>
+                  </pic:nvPicPr>
+                  <pic:blipFill>
+                    <a:blip r:embed="rId31"/>
+                    <a:stretch>
+                      <a:fillRect/>
+                    </a:stretch>
+                  </pic:blipFill>
+                  <pic:spPr>
+                    <a:xfrm>
+                      <a:off x="0" y="0"/>
+                      <a:ext cx="5029200" cy="1885950"/>
+                    </a:xfrm>
+                    <a:prstGeom prst="rect"/>
+                  </pic:spPr>
+                </pic:pic>
+              </a:graphicData>
+            </a:graphic>
+          </wp:inline>
+        </w:drawing>
       </w:r>
     </w:p>
     <w:tbl>
@@ -3833,14 +4501,41 @@
     </w:p>
     <w:p>
       <w:pPr>
-        <w:jc w:val="both"/>
+        <w:jc w:val="center"/>
       </w:pPr>
       <w:r>
-        <w:rPr>
-          <w:rFonts w:ascii="Microsoft YaHei" w:hAnsi="Microsoft YaHei" w:eastAsia="Microsoft YaHei"/>
-          <w:sz w:val="21"/>
-        </w:rPr>
-        <w:t>场景描述：发生停电故障，需要快速定位故障点</w:t>
+        <w:drawing>
+          <wp:inline xmlns:a="http://schemas.openxmlformats.org/drawingml/2006/main" xmlns:pic="http://schemas.openxmlformats.org/drawingml/2006/picture">
+            <wp:extent cx="5029200" cy="2570480"/>
+            <wp:docPr id="30" name="Picture 30"/>
+            <wp:cNvGraphicFramePr>
+              <a:graphicFrameLocks noChangeAspect="1"/>
+            </wp:cNvGraphicFramePr>
+            <a:graphic>
+              <a:graphicData uri="http://schemas.openxmlformats.org/drawingml/2006/picture">
+                <pic:pic>
+                  <pic:nvPicPr>
+                    <pic:cNvPr id="0" name="04-知识库建设方案_075.png"/>
+                    <pic:cNvPicPr/>
+                  </pic:nvPicPr>
+                  <pic:blipFill>
+                    <a:blip r:embed="rId28"/>
+                    <a:stretch>
+                      <a:fillRect/>
+                    </a:stretch>
+                  </pic:blipFill>
+                  <pic:spPr>
+                    <a:xfrm>
+                      <a:off x="0" y="0"/>
+                      <a:ext cx="5029200" cy="2570480"/>
+                    </a:xfrm>
+                    <a:prstGeom prst="rect"/>
+                  </pic:spPr>
+                </pic:pic>
+              </a:graphicData>
+            </a:graphic>
+          </wp:inline>
+        </w:drawing>
       </w:r>
     </w:p>
     <w:p>
@@ -3859,52 +4554,41 @@
       <w:pPr>
         <w:spacing w:before="120" w:after="120"/>
         <w:ind w:left="432"/>
+        <w:jc w:val="center"/>
       </w:pPr>
       <w:r>
-        <w:rPr>
-          <w:rFonts w:ascii="Courier New" w:hAnsi="Courier New"/>
-          <w:color w:val="646464"/>
-          <w:sz w:val="18"/>
-        </w:rPr>
-        <w:t>故障发生</w:t>
-        <w:br/>
-        <w:t xml:space="preserve">    ↓</w:t>
-        <w:br/>
-        <w:t>打开知识库查询配电房信息</w:t>
-        <w:br/>
-        <w:t xml:space="preserve">    ├── 查看配电房位置</w:t>
-        <w:br/>
-        <w:t xml:space="preserve">    ├── 查看供电方式</w:t>
-        <w:br/>
-        <w:t xml:space="preserve">    └── 查看变压器信息</w:t>
-        <w:br/>
-        <w:t xml:space="preserve">    ↓</w:t>
-        <w:br/>
-        <w:t>查看接线图</w:t>
-        <w:br/>
-        <w:t xml:space="preserve">    ├── 了解供电线路走向</w:t>
-        <w:br/>
-        <w:t xml:space="preserve">    ├── 了解负荷分布</w:t>
-        <w:br/>
-        <w:t xml:space="preserve">    └── 快速定位故障范围</w:t>
-        <w:br/>
-        <w:t xml:space="preserve">    ↓</w:t>
-        <w:br/>
-        <w:t>查看隐患记录</w:t>
-        <w:br/>
-        <w:t xml:space="preserve">    ├── 了解历史隐患</w:t>
-        <w:br/>
-        <w:t xml:space="preserve">    └── 判断是否隐患引发故障</w:t>
-        <w:br/>
-        <w:t xml:space="preserve">    ↓</w:t>
-        <w:br/>
-        <w:t>现场检查</w:t>
-        <w:br/>
-        <w:t xml:space="preserve">    ├── 根据知识库信息快速找到配电房</w:t>
-        <w:br/>
-        <w:t xml:space="preserve">    ├── 根据接线图快速定位故障点</w:t>
-        <w:br/>
-        <w:t xml:space="preserve">    └── 快速处置故障</w:t>
+        <w:drawing>
+          <wp:inline xmlns:a="http://schemas.openxmlformats.org/drawingml/2006/main" xmlns:pic="http://schemas.openxmlformats.org/drawingml/2006/picture">
+            <wp:extent cx="5029200" cy="1885950"/>
+            <wp:docPr id="32" name="Picture 32"/>
+            <wp:cNvGraphicFramePr>
+              <a:graphicFrameLocks noChangeAspect="1"/>
+            </wp:cNvGraphicFramePr>
+            <a:graphic>
+              <a:graphicData uri="http://schemas.openxmlformats.org/drawingml/2006/picture">
+                <pic:pic>
+                  <pic:nvPicPr>
+                    <pic:cNvPr id="0" name="04-知识库建设方案_077.png"/>
+                    <pic:cNvPicPr/>
+                  </pic:nvPicPr>
+                  <pic:blipFill>
+                    <a:blip r:embed="rId30"/>
+                    <a:stretch>
+                      <a:fillRect/>
+                    </a:stretch>
+                  </pic:blipFill>
+                  <pic:spPr>
+                    <a:xfrm>
+                      <a:off x="0" y="0"/>
+                      <a:ext cx="5029200" cy="1885950"/>
+                    </a:xfrm>
+                    <a:prstGeom prst="rect"/>
+                  </pic:spPr>
+                </pic:pic>
+              </a:graphicData>
+            </a:graphic>
+          </wp:inline>
+        </w:drawing>
       </w:r>
     </w:p>
     <w:p>
@@ -3998,44 +4682,41 @@
       <w:pPr>
         <w:spacing w:before="120" w:after="120"/>
         <w:ind w:left="432"/>
+        <w:jc w:val="center"/>
       </w:pPr>
       <w:r>
-        <w:rPr>
-          <w:rFonts w:ascii="Courier New" w:hAnsi="Courier New"/>
-          <w:color w:val="646464"/>
-          <w:sz w:val="18"/>
-        </w:rPr>
-        <w:t>应急需求</w:t>
-        <w:br/>
-        <w:t xml:space="preserve">    ↓</w:t>
-        <w:br/>
-        <w:t>打开知识库查询应急资源信息</w:t>
-        <w:br/>
-        <w:t xml:space="preserve">    ├── 查看发电车接入点位置</w:t>
-        <w:br/>
-        <w:t xml:space="preserve">    ├── 查看接入容量</w:t>
-        <w:br/>
-        <w:t xml:space="preserve">    ├── 查看接入条件</w:t>
-        <w:br/>
-        <w:t xml:space="preserve">    └── 查看应急通道</w:t>
-        <w:br/>
-        <w:t xml:space="preserve">    ↓</w:t>
-        <w:br/>
-        <w:t>调度应急资源</w:t>
-        <w:br/>
-        <w:t xml:space="preserve">    ├── 根据接入容量选择合适的发电车</w:t>
-        <w:br/>
-        <w:t xml:space="preserve">    └── 通知相关人员</w:t>
-        <w:br/>
-        <w:t xml:space="preserve">    ↓</w:t>
-        <w:br/>
-        <w:t>应急接入</w:t>
-        <w:br/>
-        <w:t xml:space="preserve">    ├── 根据知识库信息快速到达接入点</w:t>
-        <w:br/>
-        <w:t xml:space="preserve">    ├── 根据接入条件准备接入</w:t>
-        <w:br/>
-        <w:t xml:space="preserve">    └── 快速完成应急供电</w:t>
+        <w:drawing>
+          <wp:inline xmlns:a="http://schemas.openxmlformats.org/drawingml/2006/main" xmlns:pic="http://schemas.openxmlformats.org/drawingml/2006/picture">
+            <wp:extent cx="5029200" cy="2235200"/>
+            <wp:docPr id="27" name="Picture 27"/>
+            <wp:cNvGraphicFramePr>
+              <a:graphicFrameLocks noChangeAspect="1"/>
+            </wp:cNvGraphicFramePr>
+            <a:graphic>
+              <a:graphicData uri="http://schemas.openxmlformats.org/drawingml/2006/picture">
+                <pic:pic>
+                  <pic:nvPicPr>
+                    <pic:cNvPr id="0" name="04-知识库建设方案_072.png"/>
+                    <pic:cNvPicPr/>
+                  </pic:nvPicPr>
+                  <pic:blipFill>
+                    <a:blip r:embed="rId25"/>
+                    <a:stretch>
+                      <a:fillRect/>
+                    </a:stretch>
+                  </pic:blipFill>
+                  <pic:spPr>
+                    <a:xfrm>
+                      <a:off x="0" y="0"/>
+                      <a:ext cx="5029200" cy="2235200"/>
+                    </a:xfrm>
+                    <a:prstGeom prst="rect"/>
+                  </pic:spPr>
+                </pic:pic>
+              </a:graphicData>
+            </a:graphic>
+          </wp:inline>
+        </w:drawing>
       </w:r>
     </w:p>
     <w:p>
@@ -4129,46 +4810,41 @@
       <w:pPr>
         <w:spacing w:before="120" w:after="120"/>
         <w:ind w:left="432"/>
+        <w:jc w:val="center"/>
       </w:pPr>
       <w:r>
-        <w:rPr>
-          <w:rFonts w:ascii="Courier New" w:hAnsi="Courier New"/>
-          <w:color w:val="646464"/>
-          <w:sz w:val="18"/>
-        </w:rPr>
-        <w:t>隐患发现</w:t>
-        <w:br/>
-        <w:t xml:space="preserve">    ↓</w:t>
-        <w:br/>
-        <w:t>录入隐患信息</w:t>
-        <w:br/>
-        <w:t xml:space="preserve">    ├── 录入隐患类型、等级</w:t>
-        <w:br/>
-        <w:t xml:space="preserve">    ├── 录入隐患描述</w:t>
-        <w:br/>
-        <w:t xml:space="preserve">    ├── 上传隐患照片</w:t>
-        <w:br/>
-        <w:t xml:space="preserve">    └── 提出整改建议</w:t>
-        <w:br/>
-        <w:t xml:space="preserve">    ↓</w:t>
-        <w:br/>
-        <w:t>整改跟踪</w:t>
-        <w:br/>
-        <w:t xml:space="preserve">    ├── 指定整改责任人</w:t>
-        <w:br/>
-        <w:t xml:space="preserve">    ├── 设定整改期限</w:t>
-        <w:br/>
-        <w:t xml:space="preserve">    └── 定期跟踪整改进度</w:t>
-        <w:br/>
-        <w:t xml:space="preserve">    ↓</w:t>
-        <w:br/>
-        <w:t>整改验证</w:t>
-        <w:br/>
-        <w:t xml:space="preserve">    ├── 整改完成后现场验证</w:t>
-        <w:br/>
-        <w:t xml:space="preserve">    ├── 更新整改状态</w:t>
-        <w:br/>
-        <w:t xml:space="preserve">    └── 更新隐患照片</w:t>
+        <w:drawing>
+          <wp:inline xmlns:a="http://schemas.openxmlformats.org/drawingml/2006/main" xmlns:pic="http://schemas.openxmlformats.org/drawingml/2006/picture">
+            <wp:extent cx="5029200" cy="2235200"/>
+            <wp:docPr id="34" name="Picture 34"/>
+            <wp:cNvGraphicFramePr>
+              <a:graphicFrameLocks noChangeAspect="1"/>
+            </wp:cNvGraphicFramePr>
+            <a:graphic>
+              <a:graphicData uri="http://schemas.openxmlformats.org/drawingml/2006/picture">
+                <pic:pic>
+                  <pic:nvPicPr>
+                    <pic:cNvPr id="0" name="04-知识库建设方案_047.png"/>
+                    <pic:cNvPicPr/>
+                  </pic:nvPicPr>
+                  <pic:blipFill>
+                    <a:blip r:embed="rId10"/>
+                    <a:stretch>
+                      <a:fillRect/>
+                    </a:stretch>
+                  </pic:blipFill>
+                  <pic:spPr>
+                    <a:xfrm>
+                      <a:off x="0" y="0"/>
+                      <a:ext cx="5029200" cy="2235200"/>
+                    </a:xfrm>
+                    <a:prstGeom prst="rect"/>
+                  </pic:spPr>
+                </pic:pic>
+              </a:graphicData>
+            </a:graphic>
+          </wp:inline>
+        </w:drawing>
       </w:r>
     </w:p>
     <w:p>

--- a/output/theory-docs/04-知识库建设方案.docx
+++ b/output/theory-docs/04-知识库建设方案.docx
@@ -5,13 +5,152 @@
     <w:p>
       <w:pPr>
         <w:pStyle w:val="Heading1"/>
+      </w:pPr>
+      <w:r>
+        <w:rPr>
+          <w:rFonts w:ascii="Microsoft YaHei" w:hAnsi="Microsoft YaHei" w:eastAsia="Microsoft YaHei"/>
+          <w:b/>
+          <w:color w:val="1B365D"/>
+          <w:sz w:val="32"/>
+        </w:rPr>
+        <w:t>应急保供知识库建设方案</w:t>
+      </w:r>
+    </w:p>
+    <w:p>
+      <w:pPr>
+        <w:jc w:val="both"/>
+      </w:pPr>
+      <w:r>
+        <w:rPr>
+          <w:rFonts w:ascii="Microsoft YaHei" w:hAnsi="Microsoft YaHei" w:eastAsia="Microsoft YaHei"/>
+          <w:sz w:val="21"/>
+        </w:rPr>
+        <w:t>created: 2026-03-16</w:t>
+      </w:r>
+    </w:p>
+    <w:p>
+      <w:pPr>
+        <w:jc w:val="both"/>
+      </w:pPr>
+      <w:r>
+        <w:rPr>
+          <w:rFonts w:ascii="Microsoft YaHei" w:hAnsi="Microsoft YaHei" w:eastAsia="Microsoft YaHei"/>
+          <w:sz w:val="21"/>
+        </w:rPr>
+        <w:t>session: session-004</w:t>
+      </w:r>
+    </w:p>
+    <w:p>
+      <w:pPr>
+        <w:jc w:val="both"/>
+      </w:pPr>
+      <w:r>
+        <w:rPr>
+          <w:rFonts w:ascii="Microsoft YaHei" w:hAnsi="Microsoft YaHei" w:eastAsia="Microsoft YaHei"/>
+          <w:sz w:val="21"/>
+        </w:rPr>
+        <w:t>status: draft</w:t>
+      </w:r>
+    </w:p>
+    <w:p>
+      <w:pPr>
+        <w:jc w:val="both"/>
+      </w:pPr>
+      <w:r>
+        <w:rPr>
+          <w:rFonts w:ascii="Microsoft YaHei" w:hAnsi="Microsoft YaHei" w:eastAsia="Microsoft YaHei"/>
+          <w:sz w:val="21"/>
+        </w:rPr>
+        <w:t>type: 实施方案</w:t>
+      </w:r>
+    </w:p>
+    <w:p>
+      <w:pPr>
+        <w:pStyle w:val="Heading2"/>
+      </w:pPr>
+      <w:r>
+        <w:rPr>
+          <w:rFonts w:ascii="Microsoft YaHei" w:hAnsi="Microsoft YaHei" w:eastAsia="Microsoft YaHei"/>
+          <w:b/>
+          <w:color w:val="1B365D"/>
+          <w:sz w:val="28"/>
+        </w:rPr>
+        <w:t>📋 方案概览</w:t>
+      </w:r>
+    </w:p>
+    <w:p>
+      <w:pPr>
+        <w:jc w:val="both"/>
+      </w:pPr>
+      <w:r>
+        <w:rPr>
+          <w:rFonts w:ascii="Microsoft YaHei" w:hAnsi="Microsoft YaHei" w:eastAsia="Microsoft YaHei"/>
+          <w:sz w:val="21"/>
+        </w:rPr>
+        <w:t>目标：建立完善的应急保供知识库，支撑快速故障定位和应急响应</w:t>
+      </w:r>
+    </w:p>
+    <w:p>
+      <w:pPr>
+        <w:jc w:val="both"/>
+      </w:pPr>
+      <w:r>
+        <w:rPr>
+          <w:rFonts w:ascii="Microsoft YaHei" w:hAnsi="Microsoft YaHei" w:eastAsia="Microsoft YaHei"/>
+          <w:sz w:val="21"/>
+        </w:rPr>
+        <w:t>核心价值：设备信息和应急资源前置，提升应急处置效率</w:t>
+      </w:r>
+    </w:p>
+    <w:p>
+      <w:pPr>
+        <w:jc w:val="both"/>
+      </w:pPr>
+      <w:r>
+        <w:rPr>
+          <w:rFonts w:ascii="Microsoft YaHei" w:hAnsi="Microsoft YaHei" w:eastAsia="Microsoft YaHei"/>
+          <w:sz w:val="21"/>
+        </w:rPr>
+        <w:t>参考案例：炎陵景区用电设备信息库、阿尔山设备台账</w:t>
+      </w:r>
+    </w:p>
+    <w:p>
+      <w:pPr>
+        <w:pStyle w:val="Heading2"/>
+      </w:pPr>
+      <w:r>
+        <w:rPr>
+          <w:rFonts w:ascii="Microsoft YaHei" w:hAnsi="Microsoft YaHei" w:eastAsia="Microsoft YaHei"/>
+          <w:b/>
+          <w:color w:val="1B365D"/>
+          <w:sz w:val="28"/>
+        </w:rPr>
+        <w:t>一、知识库架构设计</w:t>
+      </w:r>
+    </w:p>
+    <w:p>
+      <w:pPr>
+        <w:pStyle w:val="Heading3"/>
+      </w:pPr>
+      <w:r>
+        <w:rPr>
+          <w:rFonts w:ascii="Microsoft YaHei" w:hAnsi="Microsoft YaHei" w:eastAsia="Microsoft YaHei"/>
+          <w:b/>
+          <w:color w:val="2E5A4C"/>
+          <w:sz w:val="24"/>
+        </w:rPr>
+        <w:t>1.1 整体架构</w:t>
+      </w:r>
+    </w:p>
+    <w:p>
+      <w:pPr>
         <w:jc w:val="center"/>
       </w:pPr>
       <w:r>
         <w:drawing>
           <wp:inline xmlns:a="http://schemas.openxmlformats.org/drawingml/2006/main" xmlns:pic="http://schemas.openxmlformats.org/drawingml/2006/picture">
-            <wp:extent cx="5029200" cy="2235200"/>
-            <wp:docPr id="2" name="Picture 2"/>
+            <wp:extent cx="5029200" cy="6387084"/>
+            <wp:docPr id="1" name="Picture 1"/>
             <wp:cNvGraphicFramePr>
               <a:graphicFrameLocks noChangeAspect="1"/>
             </wp:cNvGraphicFramePr>
@@ -19,11 +158,11 @@
               <a:graphicData uri="http://schemas.openxmlformats.org/drawingml/2006/picture">
                 <pic:pic>
                   <pic:nvPicPr>
-                    <pic:cNvPr id="0" name="04-知识库建设方案_047.png"/>
+                    <pic:cNvPr id="0" name="ascii_img_001.png"/>
                     <pic:cNvPicPr/>
                   </pic:nvPicPr>
                   <pic:blipFill>
-                    <a:blip r:embed="rId10"/>
+                    <a:blip r:embed="rId9"/>
                     <a:stretch>
                       <a:fillRect/>
                     </a:stretch>
@@ -31,7 +170,7 @@
                   <pic:spPr>
                     <a:xfrm>
                       <a:off x="0" y="0"/>
-                      <a:ext cx="5029200" cy="2235200"/>
+                      <a:ext cx="5029200" cy="6387084"/>
                     </a:xfrm>
                     <a:prstGeom prst="rect"/>
                   </pic:spPr>
@@ -44,140 +183,63 @@
     </w:p>
     <w:p>
       <w:pPr>
-        <w:pStyle w:val="Heading2"/>
-        <w:jc w:val="left"/>
+        <w:pStyle w:val="Heading3"/>
       </w:pPr>
       <w:r>
         <w:rPr>
           <w:rFonts w:ascii="Microsoft YaHei" w:hAnsi="Microsoft YaHei" w:eastAsia="Microsoft YaHei"/>
           <w:b/>
-          <w:color w:val="1B365D"/>
-          <w:sz w:val="28"/>
+          <w:color w:val="2E5A4C"/>
+          <w:sz w:val="24"/>
         </w:rPr>
-        <w:t>📋 方案概览</w:t>
+        <w:t>1.2 知识库内容</w:t>
       </w:r>
     </w:p>
     <w:p>
       <w:pPr>
-        <w:jc w:val="center"/>
+        <w:pStyle w:val="Heading4"/>
       </w:pPr>
       <w:r>
-        <w:drawing>
-          <wp:inline xmlns:a="http://schemas.openxmlformats.org/drawingml/2006/main" xmlns:pic="http://schemas.openxmlformats.org/drawingml/2006/picture">
-            <wp:extent cx="5029200" cy="2235200"/>
-            <wp:docPr id="3" name="Picture 3"/>
-            <wp:cNvGraphicFramePr>
-              <a:graphicFrameLocks noChangeAspect="1"/>
-            </wp:cNvGraphicFramePr>
-            <a:graphic>
-              <a:graphicData uri="http://schemas.openxmlformats.org/drawingml/2006/picture">
-                <pic:pic>
-                  <pic:nvPicPr>
-                    <pic:cNvPr id="0" name="04-知识库建设方案_047.png"/>
-                    <pic:cNvPicPr/>
-                  </pic:nvPicPr>
-                  <pic:blipFill>
-                    <a:blip r:embed="rId10"/>
-                    <a:stretch>
-                      <a:fillRect/>
-                    </a:stretch>
-                  </pic:blipFill>
-                  <pic:spPr>
-                    <a:xfrm>
-                      <a:off x="0" y="0"/>
-                      <a:ext cx="5029200" cy="2235200"/>
-                    </a:xfrm>
-                    <a:prstGeom prst="rect"/>
-                  </pic:spPr>
-                </pic:pic>
-              </a:graphicData>
-            </a:graphic>
-          </wp:inline>
-        </w:drawing>
+        <w:rPr>
+          <w:rFonts w:ascii="Microsoft YaHei" w:hAnsi="Microsoft YaHei" w:eastAsia="Microsoft YaHei"/>
+          <w:b/>
+          <w:color w:val="2E5A4C"/>
+          <w:sz w:val="24"/>
+        </w:rPr>
+        <w:t>设备信息库</w:t>
       </w:r>
     </w:p>
     <w:p>
       <w:pPr>
-        <w:jc w:val="center"/>
+        <w:pStyle w:val="Heading4"/>
       </w:pPr>
       <w:r>
-        <w:drawing>
-          <wp:inline xmlns:a="http://schemas.openxmlformats.org/drawingml/2006/main" xmlns:pic="http://schemas.openxmlformats.org/drawingml/2006/picture">
-            <wp:extent cx="5029200" cy="2235200"/>
-            <wp:docPr id="5" name="Picture 5"/>
-            <wp:cNvGraphicFramePr>
-              <a:graphicFrameLocks noChangeAspect="1"/>
-            </wp:cNvGraphicFramePr>
-            <a:graphic>
-              <a:graphicData uri="http://schemas.openxmlformats.org/drawingml/2006/picture">
-                <pic:pic>
-                  <pic:nvPicPr>
-                    <pic:cNvPr id="0" name="04-知识库建设方案_047.png"/>
-                    <pic:cNvPicPr/>
-                  </pic:nvPicPr>
-                  <pic:blipFill>
-                    <a:blip r:embed="rId10"/>
-                    <a:stretch>
-                      <a:fillRect/>
-                    </a:stretch>
-                  </pic:blipFill>
-                  <pic:spPr>
-                    <a:xfrm>
-                      <a:off x="0" y="0"/>
-                      <a:ext cx="5029200" cy="2235200"/>
-                    </a:xfrm>
-                    <a:prstGeom prst="rect"/>
-                  </pic:spPr>
-                </pic:pic>
-              </a:graphicData>
-            </a:graphic>
-          </wp:inline>
-        </w:drawing>
+        <w:rPr>
+          <w:rFonts w:ascii="Microsoft YaHei" w:hAnsi="Microsoft YaHei" w:eastAsia="Microsoft YaHei"/>
+          <w:b/>
+          <w:color w:val="2E5A4C"/>
+          <w:sz w:val="24"/>
+        </w:rPr>
+        <w:t>应急资源库</w:t>
       </w:r>
     </w:p>
     <w:p>
       <w:pPr>
-        <w:jc w:val="center"/>
+        <w:pStyle w:val="Heading4"/>
       </w:pPr>
       <w:r>
-        <w:drawing>
-          <wp:inline xmlns:a="http://schemas.openxmlformats.org/drawingml/2006/main" xmlns:pic="http://schemas.openxmlformats.org/drawingml/2006/picture">
-            <wp:extent cx="5029200" cy="2235200"/>
-            <wp:docPr id="6" name="Picture 6"/>
-            <wp:cNvGraphicFramePr>
-              <a:graphicFrameLocks noChangeAspect="1"/>
-            </wp:cNvGraphicFramePr>
-            <a:graphic>
-              <a:graphicData uri="http://schemas.openxmlformats.org/drawingml/2006/picture">
-                <pic:pic>
-                  <pic:nvPicPr>
-                    <pic:cNvPr id="0" name="04-知识库建设方案_047.png"/>
-                    <pic:cNvPicPr/>
-                  </pic:nvPicPr>
-                  <pic:blipFill>
-                    <a:blip r:embed="rId10"/>
-                    <a:stretch>
-                      <a:fillRect/>
-                    </a:stretch>
-                  </pic:blipFill>
-                  <pic:spPr>
-                    <a:xfrm>
-                      <a:off x="0" y="0"/>
-                      <a:ext cx="5029200" cy="2235200"/>
-                    </a:xfrm>
-                    <a:prstGeom prst="rect"/>
-                  </pic:spPr>
-                </pic:pic>
-              </a:graphicData>
-            </a:graphic>
-          </wp:inline>
-        </w:drawing>
+        <w:rPr>
+          <w:rFonts w:ascii="Microsoft YaHei" w:hAnsi="Microsoft YaHei" w:eastAsia="Microsoft YaHei"/>
+          <w:b/>
+          <w:color w:val="2E5A4C"/>
+          <w:sz w:val="24"/>
+        </w:rPr>
+        <w:t>工作模板库</w:t>
       </w:r>
     </w:p>
     <w:p>
       <w:pPr>
         <w:pStyle w:val="Heading2"/>
-        <w:jc w:val="left"/>
       </w:pPr>
       <w:r>
         <w:rPr>
@@ -192,2173 +254,357 @@
     <w:p>
       <w:pPr>
         <w:pStyle w:val="Heading3"/>
-        <w:jc w:val="center"/>
-      </w:pPr>
-      <w:r>
-        <w:drawing>
-          <wp:inline xmlns:a="http://schemas.openxmlformats.org/drawingml/2006/main" xmlns:pic="http://schemas.openxmlformats.org/drawingml/2006/picture">
-            <wp:extent cx="5029200" cy="7669530"/>
-            <wp:docPr id="12" name="Picture 12"/>
-            <wp:cNvGraphicFramePr>
-              <a:graphicFrameLocks noChangeAspect="1"/>
-            </wp:cNvGraphicFramePr>
-            <a:graphic>
-              <a:graphicData uri="http://schemas.openxmlformats.org/drawingml/2006/picture">
-                <pic:pic>
-                  <pic:nvPicPr>
-                    <pic:cNvPr id="0" name="04-知识库建设方案_057.png"/>
-                    <pic:cNvPicPr/>
-                  </pic:nvPicPr>
-                  <pic:blipFill>
-                    <a:blip r:embed="rId12"/>
-                    <a:stretch>
-                      <a:fillRect/>
-                    </a:stretch>
-                  </pic:blipFill>
-                  <pic:spPr>
-                    <a:xfrm>
-                      <a:off x="0" y="0"/>
-                      <a:ext cx="5029200" cy="7669530"/>
-                    </a:xfrm>
-                    <a:prstGeom prst="rect"/>
-                  </pic:spPr>
-                </pic:pic>
-              </a:graphicData>
-            </a:graphic>
-          </wp:inline>
-        </w:drawing>
-      </w:r>
-    </w:p>
-    <w:p>
-      <w:pPr>
-        <w:jc w:val="center"/>
-      </w:pPr>
-      <w:r>
-        <w:drawing>
-          <wp:inline xmlns:a="http://schemas.openxmlformats.org/drawingml/2006/main" xmlns:pic="http://schemas.openxmlformats.org/drawingml/2006/picture">
-            <wp:extent cx="5029200" cy="2235200"/>
-            <wp:docPr id="8" name="Picture 8"/>
-            <wp:cNvGraphicFramePr>
-              <a:graphicFrameLocks noChangeAspect="1"/>
-            </wp:cNvGraphicFramePr>
-            <a:graphic>
-              <a:graphicData uri="http://schemas.openxmlformats.org/drawingml/2006/picture">
-                <pic:pic>
-                  <pic:nvPicPr>
-                    <pic:cNvPr id="0" name="04-知识库建设方案_047.png"/>
-                    <pic:cNvPicPr/>
-                  </pic:nvPicPr>
-                  <pic:blipFill>
-                    <a:blip r:embed="rId10"/>
-                    <a:stretch>
-                      <a:fillRect/>
-                    </a:stretch>
-                  </pic:blipFill>
-                  <pic:spPr>
-                    <a:xfrm>
-                      <a:off x="0" y="0"/>
-                      <a:ext cx="5029200" cy="2235200"/>
-                    </a:xfrm>
-                    <a:prstGeom prst="rect"/>
-                  </pic:spPr>
-                </pic:pic>
-              </a:graphicData>
-            </a:graphic>
-          </wp:inline>
-        </w:drawing>
-      </w:r>
-    </w:p>
-    <w:p>
-      <w:pPr>
-        <w:ind w:left="432"/>
-        <w:jc w:val="center"/>
-      </w:pPr>
-      <w:r>
-        <w:drawing>
-          <wp:inline xmlns:a="http://schemas.openxmlformats.org/drawingml/2006/main" xmlns:pic="http://schemas.openxmlformats.org/drawingml/2006/picture">
-            <wp:extent cx="5029200" cy="2235200"/>
-            <wp:docPr id="4" name="Picture 4"/>
-            <wp:cNvGraphicFramePr>
-              <a:graphicFrameLocks noChangeAspect="1"/>
-            </wp:cNvGraphicFramePr>
-            <a:graphic>
-              <a:graphicData uri="http://schemas.openxmlformats.org/drawingml/2006/picture">
-                <pic:pic>
-                  <pic:nvPicPr>
-                    <pic:cNvPr id="0" name="04-知识库建设方案_047.png"/>
-                    <pic:cNvPicPr/>
-                  </pic:nvPicPr>
-                  <pic:blipFill>
-                    <a:blip r:embed="rId10"/>
-                    <a:stretch>
-                      <a:fillRect/>
-                    </a:stretch>
-                  </pic:blipFill>
-                  <pic:spPr>
-                    <a:xfrm>
-                      <a:off x="0" y="0"/>
-                      <a:ext cx="5029200" cy="2235200"/>
-                    </a:xfrm>
-                    <a:prstGeom prst="rect"/>
-                  </pic:spPr>
-                </pic:pic>
-              </a:graphicData>
-            </a:graphic>
-          </wp:inline>
-        </w:drawing>
-      </w:r>
-    </w:p>
-    <w:p>
-      <w:pPr>
-        <w:ind w:left="432"/>
-        <w:jc w:val="center"/>
-      </w:pPr>
-      <w:r>
-        <w:drawing>
-          <wp:inline xmlns:a="http://schemas.openxmlformats.org/drawingml/2006/main" xmlns:pic="http://schemas.openxmlformats.org/drawingml/2006/picture">
-            <wp:extent cx="5029200" cy="2235200"/>
-            <wp:docPr id="7" name="Picture 7"/>
-            <wp:cNvGraphicFramePr>
-              <a:graphicFrameLocks noChangeAspect="1"/>
-            </wp:cNvGraphicFramePr>
-            <a:graphic>
-              <a:graphicData uri="http://schemas.openxmlformats.org/drawingml/2006/picture">
-                <pic:pic>
-                  <pic:nvPicPr>
-                    <pic:cNvPr id="0" name="04-知识库建设方案_047.png"/>
-                    <pic:cNvPicPr/>
-                  </pic:nvPicPr>
-                  <pic:blipFill>
-                    <a:blip r:embed="rId10"/>
-                    <a:stretch>
-                      <a:fillRect/>
-                    </a:stretch>
-                  </pic:blipFill>
-                  <pic:spPr>
-                    <a:xfrm>
-                      <a:off x="0" y="0"/>
-                      <a:ext cx="5029200" cy="2235200"/>
-                    </a:xfrm>
-                    <a:prstGeom prst="rect"/>
-                  </pic:spPr>
-                </pic:pic>
-              </a:graphicData>
-            </a:graphic>
-          </wp:inline>
-        </w:drawing>
-      </w:r>
-    </w:p>
-    <w:p>
-      <w:pPr>
-        <w:jc w:val="center"/>
-      </w:pPr>
-      <w:r>
-        <w:drawing>
-          <wp:inline xmlns:a="http://schemas.openxmlformats.org/drawingml/2006/main" xmlns:pic="http://schemas.openxmlformats.org/drawingml/2006/picture">
-            <wp:extent cx="5029200" cy="1885950"/>
-            <wp:docPr id="9" name="Picture 9"/>
-            <wp:cNvGraphicFramePr>
-              <a:graphicFrameLocks noChangeAspect="1"/>
-            </wp:cNvGraphicFramePr>
-            <a:graphic>
-              <a:graphicData uri="http://schemas.openxmlformats.org/drawingml/2006/picture">
-                <pic:pic>
-                  <pic:nvPicPr>
-                    <pic:cNvPr id="0" name="04-知识库建设方案_054.png"/>
-                    <pic:cNvPicPr/>
-                  </pic:nvPicPr>
-                  <pic:blipFill>
-                    <a:blip r:embed="rId11"/>
-                    <a:stretch>
-                      <a:fillRect/>
-                    </a:stretch>
-                  </pic:blipFill>
-                  <pic:spPr>
-                    <a:xfrm>
-                      <a:off x="0" y="0"/>
-                      <a:ext cx="5029200" cy="1885950"/>
-                    </a:xfrm>
-                    <a:prstGeom prst="rect"/>
-                  </pic:spPr>
-                </pic:pic>
-              </a:graphicData>
-            </a:graphic>
-          </wp:inline>
-        </w:drawing>
-      </w:r>
-    </w:p>
-    <w:p>
-      <w:pPr>
-        <w:ind w:left="432"/>
-        <w:jc w:val="center"/>
-      </w:pPr>
-      <w:r>
-        <w:drawing>
-          <wp:inline xmlns:a="http://schemas.openxmlformats.org/drawingml/2006/main" xmlns:pic="http://schemas.openxmlformats.org/drawingml/2006/picture">
-            <wp:extent cx="5029200" cy="4903470"/>
-            <wp:docPr id="25" name="Picture 25"/>
-            <wp:cNvGraphicFramePr>
-              <a:graphicFrameLocks noChangeAspect="1"/>
-            </wp:cNvGraphicFramePr>
-            <a:graphic>
-              <a:graphicData uri="http://schemas.openxmlformats.org/drawingml/2006/picture">
-                <pic:pic>
-                  <pic:nvPicPr>
-                    <pic:cNvPr id="0" name="04-知识库建设方案_070.png"/>
-                    <pic:cNvPicPr/>
-                  </pic:nvPicPr>
-                  <pic:blipFill>
-                    <a:blip r:embed="rId23"/>
-                    <a:stretch>
-                      <a:fillRect/>
-                    </a:stretch>
-                  </pic:blipFill>
-                  <pic:spPr>
-                    <a:xfrm>
-                      <a:off x="0" y="0"/>
-                      <a:ext cx="5029200" cy="4903470"/>
-                    </a:xfrm>
-                    <a:prstGeom prst="rect"/>
-                  </pic:spPr>
-                </pic:pic>
-              </a:graphicData>
-            </a:graphic>
-          </wp:inline>
-        </w:drawing>
-      </w:r>
-    </w:p>
-    <w:p>
-      <w:pPr>
-        <w:ind w:left="432"/>
-        <w:jc w:val="center"/>
-      </w:pPr>
-      <w:r>
-        <w:drawing>
-          <wp:inline xmlns:a="http://schemas.openxmlformats.org/drawingml/2006/main" xmlns:pic="http://schemas.openxmlformats.org/drawingml/2006/picture">
-            <wp:extent cx="5029200" cy="2235200"/>
-            <wp:docPr id="15" name="Picture 15"/>
-            <wp:cNvGraphicFramePr>
-              <a:graphicFrameLocks noChangeAspect="1"/>
-            </wp:cNvGraphicFramePr>
-            <a:graphic>
-              <a:graphicData uri="http://schemas.openxmlformats.org/drawingml/2006/picture">
-                <pic:pic>
-                  <pic:nvPicPr>
-                    <pic:cNvPr id="0" name="04-知识库建设方案_047.png"/>
-                    <pic:cNvPicPr/>
-                  </pic:nvPicPr>
-                  <pic:blipFill>
-                    <a:blip r:embed="rId10"/>
-                    <a:stretch>
-                      <a:fillRect/>
-                    </a:stretch>
-                  </pic:blipFill>
-                  <pic:spPr>
-                    <a:xfrm>
-                      <a:off x="0" y="0"/>
-                      <a:ext cx="5029200" cy="2235200"/>
-                    </a:xfrm>
-                    <a:prstGeom prst="rect"/>
-                  </pic:spPr>
-                </pic:pic>
-              </a:graphicData>
-            </a:graphic>
-          </wp:inline>
-        </w:drawing>
-      </w:r>
-    </w:p>
-    <w:p>
-      <w:pPr>
-        <w:jc w:val="center"/>
-      </w:pPr>
-      <w:r>
-        <w:drawing>
-          <wp:inline xmlns:a="http://schemas.openxmlformats.org/drawingml/2006/main" xmlns:pic="http://schemas.openxmlformats.org/drawingml/2006/picture">
-            <wp:extent cx="5029200" cy="2235200"/>
-            <wp:docPr id="10" name="Picture 10"/>
-            <wp:cNvGraphicFramePr>
-              <a:graphicFrameLocks noChangeAspect="1"/>
-            </wp:cNvGraphicFramePr>
-            <a:graphic>
-              <a:graphicData uri="http://schemas.openxmlformats.org/drawingml/2006/picture">
-                <pic:pic>
-                  <pic:nvPicPr>
-                    <pic:cNvPr id="0" name="04-知识库建设方案_047.png"/>
-                    <pic:cNvPicPr/>
-                  </pic:nvPicPr>
-                  <pic:blipFill>
-                    <a:blip r:embed="rId10"/>
-                    <a:stretch>
-                      <a:fillRect/>
-                    </a:stretch>
-                  </pic:blipFill>
-                  <pic:spPr>
-                    <a:xfrm>
-                      <a:off x="0" y="0"/>
-                      <a:ext cx="5029200" cy="2235200"/>
-                    </a:xfrm>
-                    <a:prstGeom prst="rect"/>
-                  </pic:spPr>
-                </pic:pic>
-              </a:graphicData>
-            </a:graphic>
-          </wp:inline>
-        </w:drawing>
-      </w:r>
-    </w:p>
-    <w:p>
-      <w:pPr>
-        <w:ind w:left="432"/>
-        <w:jc w:val="center"/>
-      </w:pPr>
-      <w:r>
-        <w:drawing>
-          <wp:inline xmlns:a="http://schemas.openxmlformats.org/drawingml/2006/main" xmlns:pic="http://schemas.openxmlformats.org/drawingml/2006/picture">
-            <wp:extent cx="5029200" cy="2235200"/>
-            <wp:docPr id="11" name="Picture 11"/>
-            <wp:cNvGraphicFramePr>
-              <a:graphicFrameLocks noChangeAspect="1"/>
-            </wp:cNvGraphicFramePr>
-            <a:graphic>
-              <a:graphicData uri="http://schemas.openxmlformats.org/drawingml/2006/picture">
-                <pic:pic>
-                  <pic:nvPicPr>
-                    <pic:cNvPr id="0" name="04-知识库建设方案_047.png"/>
-                    <pic:cNvPicPr/>
-                  </pic:nvPicPr>
-                  <pic:blipFill>
-                    <a:blip r:embed="rId10"/>
-                    <a:stretch>
-                      <a:fillRect/>
-                    </a:stretch>
-                  </pic:blipFill>
-                  <pic:spPr>
-                    <a:xfrm>
-                      <a:off x="0" y="0"/>
-                      <a:ext cx="5029200" cy="2235200"/>
-                    </a:xfrm>
-                    <a:prstGeom prst="rect"/>
-                  </pic:spPr>
-                </pic:pic>
-              </a:graphicData>
-            </a:graphic>
-          </wp:inline>
-        </w:drawing>
-      </w:r>
-    </w:p>
-    <w:p>
-      <w:pPr>
-        <w:ind w:left="432"/>
-        <w:jc w:val="center"/>
-      </w:pPr>
-      <w:r>
-        <w:drawing>
-          <wp:inline xmlns:a="http://schemas.openxmlformats.org/drawingml/2006/main" xmlns:pic="http://schemas.openxmlformats.org/drawingml/2006/picture">
-            <wp:extent cx="5029200" cy="2235200"/>
-            <wp:docPr id="14" name="Picture 14"/>
-            <wp:cNvGraphicFramePr>
-              <a:graphicFrameLocks noChangeAspect="1"/>
-            </wp:cNvGraphicFramePr>
-            <a:graphic>
-              <a:graphicData uri="http://schemas.openxmlformats.org/drawingml/2006/picture">
-                <pic:pic>
-                  <pic:nvPicPr>
-                    <pic:cNvPr id="0" name="04-知识库建设方案_047.png"/>
-                    <pic:cNvPicPr/>
-                  </pic:nvPicPr>
-                  <pic:blipFill>
-                    <a:blip r:embed="rId10"/>
-                    <a:stretch>
-                      <a:fillRect/>
-                    </a:stretch>
-                  </pic:blipFill>
-                  <pic:spPr>
-                    <a:xfrm>
-                      <a:off x="0" y="0"/>
-                      <a:ext cx="5029200" cy="2235200"/>
-                    </a:xfrm>
-                    <a:prstGeom prst="rect"/>
-                  </pic:spPr>
-                </pic:pic>
-              </a:graphicData>
-            </a:graphic>
-          </wp:inline>
-        </w:drawing>
-      </w:r>
-    </w:p>
-    <w:p>
-      <w:pPr>
-        <w:jc w:val="center"/>
-      </w:pPr>
-      <w:r>
-        <w:drawing>
-          <wp:inline xmlns:a="http://schemas.openxmlformats.org/drawingml/2006/main" xmlns:pic="http://schemas.openxmlformats.org/drawingml/2006/picture">
-            <wp:extent cx="5029200" cy="2640330"/>
-            <wp:docPr id="13" name="Picture 13"/>
-            <wp:cNvGraphicFramePr>
-              <a:graphicFrameLocks noChangeAspect="1"/>
-            </wp:cNvGraphicFramePr>
-            <a:graphic>
-              <a:graphicData uri="http://schemas.openxmlformats.org/drawingml/2006/picture">
-                <pic:pic>
-                  <pic:nvPicPr>
-                    <pic:cNvPr id="0" name="04-知识库建设方案_058.png"/>
-                    <pic:cNvPicPr/>
-                  </pic:nvPicPr>
-                  <pic:blipFill>
-                    <a:blip r:embed="rId13"/>
-                    <a:stretch>
-                      <a:fillRect/>
-                    </a:stretch>
-                  </pic:blipFill>
-                  <pic:spPr>
-                    <a:xfrm>
-                      <a:off x="0" y="0"/>
-                      <a:ext cx="5029200" cy="2640330"/>
-                    </a:xfrm>
-                    <a:prstGeom prst="rect"/>
-                  </pic:spPr>
-                </pic:pic>
-              </a:graphicData>
-            </a:graphic>
-          </wp:inline>
-        </w:drawing>
-      </w:r>
-    </w:p>
-    <w:p>
-      <w:pPr>
-        <w:ind w:left="432"/>
-        <w:jc w:val="center"/>
-      </w:pPr>
-      <w:r>
-        <w:drawing>
-          <wp:inline xmlns:a="http://schemas.openxmlformats.org/drawingml/2006/main" xmlns:pic="http://schemas.openxmlformats.org/drawingml/2006/picture">
-            <wp:extent cx="5029200" cy="2137410"/>
-            <wp:docPr id="16" name="Picture 16"/>
-            <wp:cNvGraphicFramePr>
-              <a:graphicFrameLocks noChangeAspect="1"/>
-            </wp:cNvGraphicFramePr>
-            <a:graphic>
-              <a:graphicData uri="http://schemas.openxmlformats.org/drawingml/2006/picture">
-                <pic:pic>
-                  <pic:nvPicPr>
-                    <pic:cNvPr id="0" name="04-知识库建设方案_061.png"/>
-                    <pic:cNvPicPr/>
-                  </pic:nvPicPr>
-                  <pic:blipFill>
-                    <a:blip r:embed="rId14"/>
-                    <a:stretch>
-                      <a:fillRect/>
-                    </a:stretch>
-                  </pic:blipFill>
-                  <pic:spPr>
-                    <a:xfrm>
-                      <a:off x="0" y="0"/>
-                      <a:ext cx="5029200" cy="2137410"/>
-                    </a:xfrm>
-                    <a:prstGeom prst="rect"/>
-                  </pic:spPr>
-                </pic:pic>
-              </a:graphicData>
-            </a:graphic>
-          </wp:inline>
-        </w:drawing>
-      </w:r>
-    </w:p>
-    <w:p>
-      <w:pPr>
-        <w:ind w:left="432"/>
-        <w:jc w:val="center"/>
-      </w:pPr>
-      <w:r>
-        <w:drawing>
-          <wp:inline xmlns:a="http://schemas.openxmlformats.org/drawingml/2006/main" xmlns:pic="http://schemas.openxmlformats.org/drawingml/2006/picture">
-            <wp:extent cx="5029200" cy="2235200"/>
-            <wp:docPr id="26" name="Picture 26"/>
-            <wp:cNvGraphicFramePr>
-              <a:graphicFrameLocks noChangeAspect="1"/>
-            </wp:cNvGraphicFramePr>
-            <a:graphic>
-              <a:graphicData uri="http://schemas.openxmlformats.org/drawingml/2006/picture">
-                <pic:pic>
-                  <pic:nvPicPr>
-                    <pic:cNvPr id="0" name="04-知识库建设方案_071.png"/>
-                    <pic:cNvPicPr/>
-                  </pic:nvPicPr>
-                  <pic:blipFill>
-                    <a:blip r:embed="rId24"/>
-                    <a:stretch>
-                      <a:fillRect/>
-                    </a:stretch>
-                  </pic:blipFill>
-                  <pic:spPr>
-                    <a:xfrm>
-                      <a:off x="0" y="0"/>
-                      <a:ext cx="5029200" cy="2235200"/>
-                    </a:xfrm>
-                    <a:prstGeom prst="rect"/>
-                  </pic:spPr>
-                </pic:pic>
-              </a:graphicData>
-            </a:graphic>
-          </wp:inline>
-        </w:drawing>
-      </w:r>
-    </w:p>
-    <w:p>
-      <w:pPr>
-        <w:pStyle w:val="Heading3"/>
-        <w:jc w:val="center"/>
-      </w:pPr>
-      <w:r>
-        <w:drawing>
-          <wp:inline xmlns:a="http://schemas.openxmlformats.org/drawingml/2006/main" xmlns:pic="http://schemas.openxmlformats.org/drawingml/2006/picture">
-            <wp:extent cx="5029200" cy="4149090"/>
-            <wp:docPr id="21" name="Picture 21"/>
-            <wp:cNvGraphicFramePr>
-              <a:graphicFrameLocks noChangeAspect="1"/>
-            </wp:cNvGraphicFramePr>
-            <a:graphic>
-              <a:graphicData uri="http://schemas.openxmlformats.org/drawingml/2006/picture">
-                <pic:pic>
-                  <pic:nvPicPr>
-                    <pic:cNvPr id="0" name="04-知识库建设方案_066.png"/>
-                    <pic:cNvPicPr/>
-                  </pic:nvPicPr>
-                  <pic:blipFill>
-                    <a:blip r:embed="rId19"/>
-                    <a:stretch>
-                      <a:fillRect/>
-                    </a:stretch>
-                  </pic:blipFill>
-                  <pic:spPr>
-                    <a:xfrm>
-                      <a:off x="0" y="0"/>
-                      <a:ext cx="5029200" cy="4149090"/>
-                    </a:xfrm>
-                    <a:prstGeom prst="rect"/>
-                  </pic:spPr>
-                </pic:pic>
-              </a:graphicData>
-            </a:graphic>
-          </wp:inline>
-        </w:drawing>
-      </w:r>
-    </w:p>
-    <w:p>
-      <w:pPr>
-        <w:pStyle w:val="Heading4"/>
-        <w:jc w:val="center"/>
-      </w:pPr>
-      <w:r>
-        <w:drawing>
-          <wp:inline xmlns:a="http://schemas.openxmlformats.org/drawingml/2006/main" xmlns:pic="http://schemas.openxmlformats.org/drawingml/2006/picture">
-            <wp:extent cx="5029200" cy="7920990"/>
-            <wp:docPr id="1" name="Picture 1"/>
-            <wp:cNvGraphicFramePr>
-              <a:graphicFrameLocks noChangeAspect="1"/>
-            </wp:cNvGraphicFramePr>
-            <a:graphic>
-              <a:graphicData uri="http://schemas.openxmlformats.org/drawingml/2006/picture">
-                <pic:pic>
-                  <pic:nvPicPr>
-                    <pic:cNvPr id="0" name="04-知识库建设方案_046.png"/>
-                    <pic:cNvPicPr/>
-                  </pic:nvPicPr>
-                  <pic:blipFill>
-                    <a:blip r:embed="rId9"/>
-                    <a:stretch>
-                      <a:fillRect/>
-                    </a:stretch>
-                  </pic:blipFill>
-                  <pic:spPr>
-                    <a:xfrm>
-                      <a:off x="0" y="0"/>
-                      <a:ext cx="5029200" cy="7920990"/>
-                    </a:xfrm>
-                    <a:prstGeom prst="rect"/>
-                  </pic:spPr>
-                </pic:pic>
-              </a:graphicData>
-            </a:graphic>
-          </wp:inline>
-        </w:drawing>
-      </w:r>
-    </w:p>
-    <w:p>
-      <w:pPr>
-        <w:jc w:val="center"/>
-      </w:pPr>
-      <w:r>
-        <w:drawing>
-          <wp:inline xmlns:a="http://schemas.openxmlformats.org/drawingml/2006/main" xmlns:pic="http://schemas.openxmlformats.org/drawingml/2006/picture">
-            <wp:extent cx="5029200" cy="2137410"/>
-            <wp:docPr id="17" name="Picture 17"/>
-            <wp:cNvGraphicFramePr>
-              <a:graphicFrameLocks noChangeAspect="1"/>
-            </wp:cNvGraphicFramePr>
-            <a:graphic>
-              <a:graphicData uri="http://schemas.openxmlformats.org/drawingml/2006/picture">
-                <pic:pic>
-                  <pic:nvPicPr>
-                    <pic:cNvPr id="0" name="04-知识库建设方案_062.png"/>
-                    <pic:cNvPicPr/>
-                  </pic:nvPicPr>
-                  <pic:blipFill>
-                    <a:blip r:embed="rId15"/>
-                    <a:stretch>
-                      <a:fillRect/>
-                    </a:stretch>
-                  </pic:blipFill>
-                  <pic:spPr>
-                    <a:xfrm>
-                      <a:off x="0" y="0"/>
-                      <a:ext cx="5029200" cy="2137410"/>
-                    </a:xfrm>
-                    <a:prstGeom prst="rect"/>
-                  </pic:spPr>
-                </pic:pic>
-              </a:graphicData>
-            </a:graphic>
-          </wp:inline>
-        </w:drawing>
-      </w:r>
-    </w:p>
-    <w:tbl>
-      <w:tblPr>
-        <w:tblStyle w:val="TableGrid"/>
-        <w:tblW w:type="auto" w:w="0"/>
-        <w:tblLook w:firstColumn="1" w:firstRow="1" w:lastColumn="0" w:lastRow="0" w:noHBand="0" w:noVBand="1" w:val="04A0"/>
-      </w:tblPr>
-      <w:tblGrid>
-        <w:gridCol w:w="2880"/>
-        <w:gridCol w:w="2880"/>
-        <w:gridCol w:w="2880"/>
-      </w:tblGrid>
-      <w:tr>
-        <w:tc>
-          <w:tcPr>
-            <w:tcW w:type="dxa" w:w="2880"/>
-          </w:tcPr>
-          <w:p>
-            <w:pPr>
-              <w:jc w:val="center"/>
-            </w:pPr>
-            <w:r>
-              <w:rPr>
-                <w:rFonts w:ascii="Microsoft YaHei" w:hAnsi="Microsoft YaHei" w:eastAsia="Microsoft YaHei"/>
-                <w:b/>
-                <w:sz w:val="20"/>
-              </w:rPr>
-              <w:t>字段</w:t>
-            </w:r>
-          </w:p>
-        </w:tc>
-        <w:tc>
-          <w:tcPr>
-            <w:tcW w:type="dxa" w:w="2880"/>
-          </w:tcPr>
-          <w:p>
-            <w:pPr>
-              <w:jc w:val="center"/>
-            </w:pPr>
-            <w:r>
-              <w:rPr>
-                <w:rFonts w:ascii="Microsoft YaHei" w:hAnsi="Microsoft YaHei" w:eastAsia="Microsoft YaHei"/>
-                <w:b/>
-                <w:sz w:val="20"/>
-              </w:rPr>
-              <w:t>数据来源</w:t>
-            </w:r>
-          </w:p>
-        </w:tc>
-        <w:tc>
-          <w:tcPr>
-            <w:tcW w:type="dxa" w:w="2880"/>
-          </w:tcPr>
-          <w:p>
-            <w:pPr>
-              <w:jc w:val="center"/>
-            </w:pPr>
-            <w:r>
-              <w:rPr>
-                <w:rFonts w:ascii="Microsoft YaHei" w:hAnsi="Microsoft YaHei" w:eastAsia="Microsoft YaHei"/>
-                <w:b/>
-                <w:sz w:val="20"/>
-              </w:rPr>
-              <w:t>采集方式</w:t>
-            </w:r>
-          </w:p>
-        </w:tc>
-      </w:tr>
-      <w:tr>
-        <w:tc>
-          <w:tcPr>
-            <w:tcW w:type="dxa" w:w="2880"/>
-          </w:tcPr>
-          <w:p>
-            <w:pPr>
-              <w:jc w:val="left"/>
-            </w:pPr>
-            <w:r>
-              <w:rPr>
-                <w:rFonts w:ascii="Microsoft YaHei" w:hAnsi="Microsoft YaHei" w:eastAsia="Microsoft YaHei"/>
-                <w:sz w:val="19"/>
-              </w:rPr>
-              <w:t>**小区名称**</w:t>
-            </w:r>
-          </w:p>
-        </w:tc>
-        <w:tc>
-          <w:tcPr>
-            <w:tcW w:type="dxa" w:w="2880"/>
-          </w:tcPr>
-          <w:p>
-            <w:pPr>
-              <w:jc w:val="left"/>
-            </w:pPr>
-            <w:r>
-              <w:rPr>
-                <w:rFonts w:ascii="Microsoft YaHei" w:hAnsi="Microsoft YaHei" w:eastAsia="Microsoft YaHei"/>
-                <w:sz w:val="19"/>
-              </w:rPr>
-              <w:t>小区台账</w:t>
-            </w:r>
-          </w:p>
-        </w:tc>
-        <w:tc>
-          <w:tcPr>
-            <w:tcW w:type="dxa" w:w="2880"/>
-          </w:tcPr>
-          <w:p>
-            <w:pPr>
-              <w:jc w:val="left"/>
-            </w:pPr>
-            <w:r>
-              <w:rPr>
-                <w:rFonts w:ascii="Microsoft YaHei" w:hAnsi="Microsoft YaHei" w:eastAsia="Microsoft YaHei"/>
-                <w:sz w:val="19"/>
-              </w:rPr>
-              <w:t>自动填充</w:t>
-            </w:r>
-          </w:p>
-        </w:tc>
-      </w:tr>
-      <w:tr>
-        <w:tc>
-          <w:tcPr>
-            <w:tcW w:type="dxa" w:w="2880"/>
-          </w:tcPr>
-          <w:p>
-            <w:pPr>
-              <w:jc w:val="left"/>
-            </w:pPr>
-            <w:r>
-              <w:rPr>
-                <w:rFonts w:ascii="Microsoft YaHei" w:hAnsi="Microsoft YaHei" w:eastAsia="Microsoft YaHei"/>
-                <w:sz w:val="19"/>
-              </w:rPr>
-              <w:t>**配电房位置**</w:t>
-            </w:r>
-          </w:p>
-        </w:tc>
-        <w:tc>
-          <w:tcPr>
-            <w:tcW w:type="dxa" w:w="2880"/>
-          </w:tcPr>
-          <w:p>
-            <w:pPr>
-              <w:jc w:val="left"/>
-            </w:pPr>
-            <w:r>
-              <w:rPr>
-                <w:rFonts w:ascii="Microsoft YaHei" w:hAnsi="Microsoft YaHei" w:eastAsia="Microsoft YaHei"/>
-                <w:sz w:val="19"/>
-              </w:rPr>
-              <w:t>现场</w:t>
-            </w:r>
-          </w:p>
-        </w:tc>
-        <w:tc>
-          <w:tcPr>
-            <w:tcW w:type="dxa" w:w="2880"/>
-          </w:tcPr>
-          <w:p>
-            <w:pPr>
-              <w:jc w:val="left"/>
-            </w:pPr>
-            <w:r>
-              <w:rPr>
-                <w:rFonts w:ascii="Microsoft YaHei" w:hAnsi="Microsoft YaHei" w:eastAsia="Microsoft YaHei"/>
-                <w:sz w:val="19"/>
-              </w:rPr>
-              <w:t>文字描述</w:t>
-            </w:r>
-          </w:p>
-        </w:tc>
-      </w:tr>
-      <w:tr>
-        <w:tc>
-          <w:tcPr>
-            <w:tcW w:type="dxa" w:w="2880"/>
-          </w:tcPr>
-          <w:p>
-            <w:pPr>
-              <w:jc w:val="left"/>
-            </w:pPr>
-            <w:r>
-              <w:rPr>
-                <w:rFonts w:ascii="Microsoft YaHei" w:hAnsi="Microsoft YaHei" w:eastAsia="Microsoft YaHei"/>
-                <w:sz w:val="19"/>
-              </w:rPr>
-              <w:t>**配电房数量**</w:t>
-            </w:r>
-          </w:p>
-        </w:tc>
-        <w:tc>
-          <w:tcPr>
-            <w:tcW w:type="dxa" w:w="2880"/>
-          </w:tcPr>
-          <w:p>
-            <w:pPr>
-              <w:jc w:val="left"/>
-            </w:pPr>
-            <w:r>
-              <w:rPr>
-                <w:rFonts w:ascii="Microsoft YaHei" w:hAnsi="Microsoft YaHei" w:eastAsia="Microsoft YaHei"/>
-                <w:sz w:val="19"/>
-              </w:rPr>
-              <w:t>现场</w:t>
-            </w:r>
-          </w:p>
-        </w:tc>
-        <w:tc>
-          <w:tcPr>
-            <w:tcW w:type="dxa" w:w="2880"/>
-          </w:tcPr>
-          <w:p>
-            <w:pPr>
-              <w:jc w:val="left"/>
-            </w:pPr>
-            <w:r>
-              <w:rPr>
-                <w:rFonts w:ascii="Microsoft YaHei" w:hAnsi="Microsoft YaHei" w:eastAsia="Microsoft YaHei"/>
-                <w:sz w:val="19"/>
-              </w:rPr>
-              <w:t>数字</w:t>
-            </w:r>
-          </w:p>
-        </w:tc>
-      </w:tr>
-      <w:tr>
-        <w:tc>
-          <w:tcPr>
-            <w:tcW w:type="dxa" w:w="2880"/>
-          </w:tcPr>
-          <w:p>
-            <w:pPr>
-              <w:jc w:val="left"/>
-            </w:pPr>
-            <w:r>
-              <w:rPr>
-                <w:rFonts w:ascii="Microsoft YaHei" w:hAnsi="Microsoft YaHei" w:eastAsia="Microsoft YaHei"/>
-                <w:sz w:val="19"/>
-              </w:rPr>
-              <w:t>**供电方式**</w:t>
-            </w:r>
-          </w:p>
-        </w:tc>
-        <w:tc>
-          <w:tcPr>
-            <w:tcW w:type="dxa" w:w="2880"/>
-          </w:tcPr>
-          <w:p>
-            <w:pPr>
-              <w:jc w:val="left"/>
-            </w:pPr>
-            <w:r>
-              <w:rPr>
-                <w:rFonts w:ascii="Microsoft YaHei" w:hAnsi="Microsoft YaHei" w:eastAsia="Microsoft YaHei"/>
-                <w:sz w:val="19"/>
-              </w:rPr>
-              <w:t>PMS系统/现场</w:t>
-            </w:r>
-          </w:p>
-        </w:tc>
-        <w:tc>
-          <w:tcPr>
-            <w:tcW w:type="dxa" w:w="2880"/>
-          </w:tcPr>
-          <w:p>
-            <w:pPr>
-              <w:jc w:val="left"/>
-            </w:pPr>
-            <w:r>
-              <w:rPr>
-                <w:rFonts w:ascii="Microsoft YaHei" w:hAnsi="Microsoft YaHei" w:eastAsia="Microsoft YaHei"/>
-                <w:sz w:val="19"/>
-              </w:rPr>
-              <w:t>选择（单电源/双电源/环网）</w:t>
-            </w:r>
-          </w:p>
-        </w:tc>
-      </w:tr>
-      <w:tr>
-        <w:tc>
-          <w:tcPr>
-            <w:tcW w:type="dxa" w:w="2880"/>
-          </w:tcPr>
-          <w:p>
-            <w:pPr>
-              <w:jc w:val="left"/>
-            </w:pPr>
-            <w:r>
-              <w:rPr>
-                <w:rFonts w:ascii="Microsoft YaHei" w:hAnsi="Microsoft YaHei" w:eastAsia="Microsoft YaHei"/>
-                <w:sz w:val="19"/>
-              </w:rPr>
-              <w:t>**变压器数量**</w:t>
-            </w:r>
-          </w:p>
-        </w:tc>
-        <w:tc>
-          <w:tcPr>
-            <w:tcW w:type="dxa" w:w="2880"/>
-          </w:tcPr>
-          <w:p>
-            <w:pPr>
-              <w:jc w:val="left"/>
-            </w:pPr>
-            <w:r>
-              <w:rPr>
-                <w:rFonts w:ascii="Microsoft YaHei" w:hAnsi="Microsoft YaHei" w:eastAsia="Microsoft YaHei"/>
-                <w:sz w:val="19"/>
-              </w:rPr>
-              <w:t>现场</w:t>
-            </w:r>
-          </w:p>
-        </w:tc>
-        <w:tc>
-          <w:tcPr>
-            <w:tcW w:type="dxa" w:w="2880"/>
-          </w:tcPr>
-          <w:p>
-            <w:pPr>
-              <w:jc w:val="left"/>
-            </w:pPr>
-            <w:r>
-              <w:rPr>
-                <w:rFonts w:ascii="Microsoft YaHei" w:hAnsi="Microsoft YaHei" w:eastAsia="Microsoft YaHei"/>
-                <w:sz w:val="19"/>
-              </w:rPr>
-              <w:t>数字</w:t>
-            </w:r>
-          </w:p>
-        </w:tc>
-      </w:tr>
-      <w:tr>
-        <w:tc>
-          <w:tcPr>
-            <w:tcW w:type="dxa" w:w="2880"/>
-          </w:tcPr>
-          <w:p>
-            <w:pPr>
-              <w:jc w:val="left"/>
-            </w:pPr>
-            <w:r>
-              <w:rPr>
-                <w:rFonts w:ascii="Microsoft YaHei" w:hAnsi="Microsoft YaHei" w:eastAsia="Microsoft YaHei"/>
-                <w:sz w:val="19"/>
-              </w:rPr>
-              <w:t>**变压器容量**</w:t>
-            </w:r>
-          </w:p>
-        </w:tc>
-        <w:tc>
-          <w:tcPr>
-            <w:tcW w:type="dxa" w:w="2880"/>
-          </w:tcPr>
-          <w:p>
-            <w:pPr>
-              <w:jc w:val="left"/>
-            </w:pPr>
-            <w:r>
-              <w:rPr>
-                <w:rFonts w:ascii="Microsoft YaHei" w:hAnsi="Microsoft YaHei" w:eastAsia="Microsoft YaHei"/>
-                <w:sz w:val="19"/>
-              </w:rPr>
-              <w:t>现场</w:t>
-            </w:r>
-          </w:p>
-        </w:tc>
-        <w:tc>
-          <w:tcPr>
-            <w:tcW w:type="dxa" w:w="2880"/>
-          </w:tcPr>
-          <w:p>
-            <w:pPr>
-              <w:jc w:val="left"/>
-            </w:pPr>
-            <w:r>
-              <w:rPr>
-                <w:rFonts w:ascii="Microsoft YaHei" w:hAnsi="Microsoft YaHei" w:eastAsia="Microsoft YaHei"/>
-                <w:sz w:val="19"/>
-              </w:rPr>
-              <w:t>数字（kVA）</w:t>
-            </w:r>
-          </w:p>
-        </w:tc>
-      </w:tr>
-    </w:tbl>
-    <w:p/>
-    <w:p>
-      <w:pPr>
-        <w:jc w:val="center"/>
-      </w:pPr>
-      <w:r>
-        <w:drawing>
-          <wp:inline xmlns:a="http://schemas.openxmlformats.org/drawingml/2006/main" xmlns:pic="http://schemas.openxmlformats.org/drawingml/2006/picture">
-            <wp:extent cx="5029200" cy="2137410"/>
-            <wp:docPr id="18" name="Picture 18"/>
-            <wp:cNvGraphicFramePr>
-              <a:graphicFrameLocks noChangeAspect="1"/>
-            </wp:cNvGraphicFramePr>
-            <a:graphic>
-              <a:graphicData uri="http://schemas.openxmlformats.org/drawingml/2006/picture">
-                <pic:pic>
-                  <pic:nvPicPr>
-                    <pic:cNvPr id="0" name="04-知识库建设方案_063.png"/>
-                    <pic:cNvPicPr/>
-                  </pic:nvPicPr>
-                  <pic:blipFill>
-                    <a:blip r:embed="rId16"/>
-                    <a:stretch>
-                      <a:fillRect/>
-                    </a:stretch>
-                  </pic:blipFill>
-                  <pic:spPr>
-                    <a:xfrm>
-                      <a:off x="0" y="0"/>
-                      <a:ext cx="5029200" cy="2137410"/>
-                    </a:xfrm>
-                    <a:prstGeom prst="rect"/>
-                  </pic:spPr>
-                </pic:pic>
-              </a:graphicData>
-            </a:graphic>
-          </wp:inline>
-        </w:drawing>
-      </w:r>
-    </w:p>
-    <w:tbl>
-      <w:tblPr>
-        <w:tblStyle w:val="TableGrid"/>
-        <w:tblW w:type="auto" w:w="0"/>
-        <w:tblLook w:firstColumn="1" w:firstRow="1" w:lastColumn="0" w:lastRow="0" w:noHBand="0" w:noVBand="1" w:val="04A0"/>
-      </w:tblPr>
-      <w:tblGrid>
-        <w:gridCol w:w="2880"/>
-        <w:gridCol w:w="2880"/>
-        <w:gridCol w:w="2880"/>
-      </w:tblGrid>
-      <w:tr>
-        <w:tc>
-          <w:tcPr>
-            <w:tcW w:type="dxa" w:w="2880"/>
-          </w:tcPr>
-          <w:p>
-            <w:pPr>
-              <w:jc w:val="center"/>
-            </w:pPr>
-            <w:r>
-              <w:rPr>
-                <w:rFonts w:ascii="Microsoft YaHei" w:hAnsi="Microsoft YaHei" w:eastAsia="Microsoft YaHei"/>
-                <w:b/>
-                <w:sz w:val="20"/>
-              </w:rPr>
-              <w:t>字段</w:t>
-            </w:r>
-          </w:p>
-        </w:tc>
-        <w:tc>
-          <w:tcPr>
-            <w:tcW w:type="dxa" w:w="2880"/>
-          </w:tcPr>
-          <w:p>
-            <w:pPr>
-              <w:jc w:val="center"/>
-            </w:pPr>
-            <w:r>
-              <w:rPr>
-                <w:rFonts w:ascii="Microsoft YaHei" w:hAnsi="Microsoft YaHei" w:eastAsia="Microsoft YaHei"/>
-                <w:b/>
-                <w:sz w:val="20"/>
-              </w:rPr>
-              <w:t>数据来源</w:t>
-            </w:r>
-          </w:p>
-        </w:tc>
-        <w:tc>
-          <w:tcPr>
-            <w:tcW w:type="dxa" w:w="2880"/>
-          </w:tcPr>
-          <w:p>
-            <w:pPr>
-              <w:jc w:val="center"/>
-            </w:pPr>
-            <w:r>
-              <w:rPr>
-                <w:rFonts w:ascii="Microsoft YaHei" w:hAnsi="Microsoft YaHei" w:eastAsia="Microsoft YaHei"/>
-                <w:b/>
-                <w:sz w:val="20"/>
-              </w:rPr>
-              <w:t>采集方式</w:t>
-            </w:r>
-          </w:p>
-        </w:tc>
-      </w:tr>
-      <w:tr>
-        <w:tc>
-          <w:tcPr>
-            <w:tcW w:type="dxa" w:w="2880"/>
-          </w:tcPr>
-          <w:p>
-            <w:pPr>
-              <w:jc w:val="left"/>
-            </w:pPr>
-            <w:r>
-              <w:rPr>
-                <w:rFonts w:ascii="Microsoft YaHei" w:hAnsi="Microsoft YaHei" w:eastAsia="Microsoft YaHei"/>
-                <w:sz w:val="19"/>
-              </w:rPr>
-              <w:t>**变压器型号**</w:t>
-            </w:r>
-          </w:p>
-        </w:tc>
-        <w:tc>
-          <w:tcPr>
-            <w:tcW w:type="dxa" w:w="2880"/>
-          </w:tcPr>
-          <w:p>
-            <w:pPr>
-              <w:jc w:val="left"/>
-            </w:pPr>
-            <w:r>
-              <w:rPr>
-                <w:rFonts w:ascii="Microsoft YaHei" w:hAnsi="Microsoft YaHei" w:eastAsia="Microsoft YaHei"/>
-                <w:sz w:val="19"/>
-              </w:rPr>
-              <w:t>现场/设备铭牌</w:t>
-            </w:r>
-          </w:p>
-        </w:tc>
-        <w:tc>
-          <w:tcPr>
-            <w:tcW w:type="dxa" w:w="2880"/>
-          </w:tcPr>
-          <w:p>
-            <w:pPr>
-              <w:jc w:val="left"/>
-            </w:pPr>
-            <w:r>
-              <w:rPr>
-                <w:rFonts w:ascii="Microsoft YaHei" w:hAnsi="Microsoft YaHei" w:eastAsia="Microsoft YaHei"/>
-                <w:sz w:val="19"/>
-              </w:rPr>
-              <w:t>文字描述</w:t>
-            </w:r>
-          </w:p>
-        </w:tc>
-      </w:tr>
-      <w:tr>
-        <w:tc>
-          <w:tcPr>
-            <w:tcW w:type="dxa" w:w="2880"/>
-          </w:tcPr>
-          <w:p>
-            <w:pPr>
-              <w:jc w:val="left"/>
-            </w:pPr>
-            <w:r>
-              <w:rPr>
-                <w:rFonts w:ascii="Microsoft YaHei" w:hAnsi="Microsoft YaHei" w:eastAsia="Microsoft YaHei"/>
-                <w:sz w:val="19"/>
-              </w:rPr>
-              <w:t>**开关型号**</w:t>
-            </w:r>
-          </w:p>
-        </w:tc>
-        <w:tc>
-          <w:tcPr>
-            <w:tcW w:type="dxa" w:w="2880"/>
-          </w:tcPr>
-          <w:p>
-            <w:pPr>
-              <w:jc w:val="left"/>
-            </w:pPr>
-            <w:r>
-              <w:rPr>
-                <w:rFonts w:ascii="Microsoft YaHei" w:hAnsi="Microsoft YaHei" w:eastAsia="Microsoft YaHei"/>
-                <w:sz w:val="19"/>
-              </w:rPr>
-              <w:t>现场/设备铭牌</w:t>
-            </w:r>
-          </w:p>
-        </w:tc>
-        <w:tc>
-          <w:tcPr>
-            <w:tcW w:type="dxa" w:w="2880"/>
-          </w:tcPr>
-          <w:p>
-            <w:pPr>
-              <w:jc w:val="left"/>
-            </w:pPr>
-            <w:r>
-              <w:rPr>
-                <w:rFonts w:ascii="Microsoft YaHei" w:hAnsi="Microsoft YaHei" w:eastAsia="Microsoft YaHei"/>
-                <w:sz w:val="19"/>
-              </w:rPr>
-              <w:t>文字描述</w:t>
-            </w:r>
-          </w:p>
-        </w:tc>
-      </w:tr>
-      <w:tr>
-        <w:tc>
-          <w:tcPr>
-            <w:tcW w:type="dxa" w:w="2880"/>
-          </w:tcPr>
-          <w:p>
-            <w:pPr>
-              <w:jc w:val="left"/>
-            </w:pPr>
-            <w:r>
-              <w:rPr>
-                <w:rFonts w:ascii="Microsoft YaHei" w:hAnsi="Microsoft YaHei" w:eastAsia="Microsoft YaHei"/>
-                <w:sz w:val="19"/>
-              </w:rPr>
-              <w:t>**电缆型号**</w:t>
-            </w:r>
-          </w:p>
-        </w:tc>
-        <w:tc>
-          <w:tcPr>
-            <w:tcW w:type="dxa" w:w="2880"/>
-          </w:tcPr>
-          <w:p>
-            <w:pPr>
-              <w:jc w:val="left"/>
-            </w:pPr>
-            <w:r>
-              <w:rPr>
-                <w:rFonts w:ascii="Microsoft YaHei" w:hAnsi="Microsoft YaHei" w:eastAsia="Microsoft YaHei"/>
-                <w:sz w:val="19"/>
-              </w:rPr>
-              <w:t>现场/施工图纸</w:t>
-            </w:r>
-          </w:p>
-        </w:tc>
-        <w:tc>
-          <w:tcPr>
-            <w:tcW w:type="dxa" w:w="2880"/>
-          </w:tcPr>
-          <w:p>
-            <w:pPr>
-              <w:jc w:val="left"/>
-            </w:pPr>
-            <w:r>
-              <w:rPr>
-                <w:rFonts w:ascii="Microsoft YaHei" w:hAnsi="Microsoft YaHei" w:eastAsia="Microsoft YaHei"/>
-                <w:sz w:val="19"/>
-              </w:rPr>
-              <w:t>文字描述</w:t>
-            </w:r>
-          </w:p>
-        </w:tc>
-      </w:tr>
-      <w:tr>
-        <w:tc>
-          <w:tcPr>
-            <w:tcW w:type="dxa" w:w="2880"/>
-          </w:tcPr>
-          <w:p>
-            <w:pPr>
-              <w:jc w:val="left"/>
-            </w:pPr>
-            <w:r>
-              <w:rPr>
-                <w:rFonts w:ascii="Microsoft YaHei" w:hAnsi="Microsoft YaHei" w:eastAsia="Microsoft YaHei"/>
-                <w:sz w:val="19"/>
-              </w:rPr>
-              <w:t>**投运时间**</w:t>
-            </w:r>
-          </w:p>
-        </w:tc>
-        <w:tc>
-          <w:tcPr>
-            <w:tcW w:type="dxa" w:w="2880"/>
-          </w:tcPr>
-          <w:p>
-            <w:pPr>
-              <w:jc w:val="left"/>
-            </w:pPr>
-            <w:r>
-              <w:rPr>
-                <w:rFonts w:ascii="Microsoft YaHei" w:hAnsi="Microsoft YaHei" w:eastAsia="Microsoft YaHei"/>
-                <w:sz w:val="19"/>
-              </w:rPr>
-              <w:t>PMS系统</w:t>
-            </w:r>
-          </w:p>
-        </w:tc>
-        <w:tc>
-          <w:tcPr>
-            <w:tcW w:type="dxa" w:w="2880"/>
-          </w:tcPr>
-          <w:p>
-            <w:pPr>
-              <w:jc w:val="left"/>
-            </w:pPr>
-            <w:r>
-              <w:rPr>
-                <w:rFonts w:ascii="Microsoft YaHei" w:hAnsi="Microsoft YaHei" w:eastAsia="Microsoft YaHei"/>
-                <w:sz w:val="19"/>
-              </w:rPr>
-              <w:t>日期</w:t>
-            </w:r>
-          </w:p>
-        </w:tc>
-      </w:tr>
-      <w:tr>
-        <w:tc>
-          <w:tcPr>
-            <w:tcW w:type="dxa" w:w="2880"/>
-          </w:tcPr>
-          <w:p>
-            <w:pPr>
-              <w:jc w:val="left"/>
-            </w:pPr>
-            <w:r>
-              <w:rPr>
-                <w:rFonts w:ascii="Microsoft YaHei" w:hAnsi="Microsoft YaHei" w:eastAsia="Microsoft YaHei"/>
-                <w:sz w:val="19"/>
-              </w:rPr>
-              <w:t>**设备状态**</w:t>
-            </w:r>
-          </w:p>
-        </w:tc>
-        <w:tc>
-          <w:tcPr>
-            <w:tcW w:type="dxa" w:w="2880"/>
-          </w:tcPr>
-          <w:p>
-            <w:pPr>
-              <w:jc w:val="left"/>
-            </w:pPr>
-            <w:r>
-              <w:rPr>
-                <w:rFonts w:ascii="Microsoft YaHei" w:hAnsi="Microsoft YaHei" w:eastAsia="Microsoft YaHei"/>
-                <w:sz w:val="19"/>
-              </w:rPr>
-              <w:t>现场检查</w:t>
-            </w:r>
-          </w:p>
-        </w:tc>
-        <w:tc>
-          <w:tcPr>
-            <w:tcW w:type="dxa" w:w="2880"/>
-          </w:tcPr>
-          <w:p>
-            <w:pPr>
-              <w:jc w:val="left"/>
-            </w:pPr>
-            <w:r>
-              <w:rPr>
-                <w:rFonts w:ascii="Microsoft YaHei" w:hAnsi="Microsoft YaHei" w:eastAsia="Microsoft YaHei"/>
-                <w:sz w:val="19"/>
-              </w:rPr>
-              <w:t>选择（正常/异常/待检修）</w:t>
-            </w:r>
-          </w:p>
-        </w:tc>
-      </w:tr>
-    </w:tbl>
-    <w:p/>
-    <w:p>
-      <w:pPr>
-        <w:jc w:val="center"/>
-      </w:pPr>
-      <w:r>
-        <w:drawing>
-          <wp:inline xmlns:a="http://schemas.openxmlformats.org/drawingml/2006/main" xmlns:pic="http://schemas.openxmlformats.org/drawingml/2006/picture">
-            <wp:extent cx="5029200" cy="1885950"/>
-            <wp:docPr id="29" name="Picture 29"/>
-            <wp:cNvGraphicFramePr>
-              <a:graphicFrameLocks noChangeAspect="1"/>
-            </wp:cNvGraphicFramePr>
-            <a:graphic>
-              <a:graphicData uri="http://schemas.openxmlformats.org/drawingml/2006/picture">
-                <pic:pic>
-                  <pic:nvPicPr>
-                    <pic:cNvPr id="0" name="04-知识库建设方案_074.png"/>
-                    <pic:cNvPicPr/>
-                  </pic:nvPicPr>
-                  <pic:blipFill>
-                    <a:blip r:embed="rId27"/>
-                    <a:stretch>
-                      <a:fillRect/>
-                    </a:stretch>
-                  </pic:blipFill>
-                  <pic:spPr>
-                    <a:xfrm>
-                      <a:off x="0" y="0"/>
-                      <a:ext cx="5029200" cy="1885950"/>
-                    </a:xfrm>
-                    <a:prstGeom prst="rect"/>
-                  </pic:spPr>
-                </pic:pic>
-              </a:graphicData>
-            </a:graphic>
-          </wp:inline>
-        </w:drawing>
-      </w:r>
-    </w:p>
-    <w:tbl>
-      <w:tblPr>
-        <w:tblStyle w:val="TableGrid"/>
-        <w:tblW w:type="auto" w:w="0"/>
-        <w:tblLook w:firstColumn="1" w:firstRow="1" w:lastColumn="0" w:lastRow="0" w:noHBand="0" w:noVBand="1" w:val="04A0"/>
-      </w:tblPr>
-      <w:tblGrid>
-        <w:gridCol w:w="2880"/>
-        <w:gridCol w:w="2880"/>
-        <w:gridCol w:w="2880"/>
-      </w:tblGrid>
-      <w:tr>
-        <w:tc>
-          <w:tcPr>
-            <w:tcW w:type="dxa" w:w="2880"/>
-          </w:tcPr>
-          <w:p>
-            <w:pPr>
-              <w:jc w:val="center"/>
-            </w:pPr>
-            <w:r>
-              <w:rPr>
-                <w:rFonts w:ascii="Microsoft YaHei" w:hAnsi="Microsoft YaHei" w:eastAsia="Microsoft YaHei"/>
-                <w:b/>
-                <w:sz w:val="20"/>
-              </w:rPr>
-              <w:t>字段</w:t>
-            </w:r>
-          </w:p>
-        </w:tc>
-        <w:tc>
-          <w:tcPr>
-            <w:tcW w:type="dxa" w:w="2880"/>
-          </w:tcPr>
-          <w:p>
-            <w:pPr>
-              <w:jc w:val="center"/>
-            </w:pPr>
-            <w:r>
-              <w:rPr>
-                <w:rFonts w:ascii="Microsoft YaHei" w:hAnsi="Microsoft YaHei" w:eastAsia="Microsoft YaHei"/>
-                <w:b/>
-                <w:sz w:val="20"/>
-              </w:rPr>
-              <w:t>数据来源</w:t>
-            </w:r>
-          </w:p>
-        </w:tc>
-        <w:tc>
-          <w:tcPr>
-            <w:tcW w:type="dxa" w:w="2880"/>
-          </w:tcPr>
-          <w:p>
-            <w:pPr>
-              <w:jc w:val="center"/>
-            </w:pPr>
-            <w:r>
-              <w:rPr>
-                <w:rFonts w:ascii="Microsoft YaHei" w:hAnsi="Microsoft YaHei" w:eastAsia="Microsoft YaHei"/>
-                <w:b/>
-                <w:sz w:val="20"/>
-              </w:rPr>
-              <w:t>采集方式</w:t>
-            </w:r>
-          </w:p>
-        </w:tc>
-      </w:tr>
-      <w:tr>
-        <w:tc>
-          <w:tcPr>
-            <w:tcW w:type="dxa" w:w="2880"/>
-          </w:tcPr>
-          <w:p>
-            <w:pPr>
-              <w:jc w:val="left"/>
-            </w:pPr>
-            <w:r>
-              <w:rPr>
-                <w:rFonts w:ascii="Microsoft YaHei" w:hAnsi="Microsoft YaHei" w:eastAsia="Microsoft YaHei"/>
-                <w:sz w:val="19"/>
-              </w:rPr>
-              <w:t>**单线图**</w:t>
-            </w:r>
-          </w:p>
-        </w:tc>
-        <w:tc>
-          <w:tcPr>
-            <w:tcW w:type="dxa" w:w="2880"/>
-          </w:tcPr>
-          <w:p>
-            <w:pPr>
-              <w:jc w:val="left"/>
-            </w:pPr>
-            <w:r>
-              <w:rPr>
-                <w:rFonts w:ascii="Microsoft YaHei" w:hAnsi="Microsoft YaHei" w:eastAsia="Microsoft YaHei"/>
-                <w:sz w:val="19"/>
-              </w:rPr>
-              <w:t>设计图纸/现场绘制</w:t>
-            </w:r>
-          </w:p>
-        </w:tc>
-        <w:tc>
-          <w:tcPr>
-            <w:tcW w:type="dxa" w:w="2880"/>
-          </w:tcPr>
-          <w:p>
-            <w:pPr>
-              <w:jc w:val="left"/>
-            </w:pPr>
-            <w:r>
-              <w:rPr>
-                <w:rFonts w:ascii="Microsoft YaHei" w:hAnsi="Microsoft YaHei" w:eastAsia="Microsoft YaHei"/>
-                <w:sz w:val="19"/>
-              </w:rPr>
-              <w:t>图片上传</w:t>
-            </w:r>
-          </w:p>
-        </w:tc>
-      </w:tr>
-      <w:tr>
-        <w:tc>
-          <w:tcPr>
-            <w:tcW w:type="dxa" w:w="2880"/>
-          </w:tcPr>
-          <w:p>
-            <w:pPr>
-              <w:jc w:val="left"/>
-            </w:pPr>
-            <w:r>
-              <w:rPr>
-                <w:rFonts w:ascii="Microsoft YaHei" w:hAnsi="Microsoft YaHei" w:eastAsia="Microsoft YaHei"/>
-                <w:sz w:val="19"/>
-              </w:rPr>
-              <w:t>**系统图**</w:t>
-            </w:r>
-          </w:p>
-        </w:tc>
-        <w:tc>
-          <w:tcPr>
-            <w:tcW w:type="dxa" w:w="2880"/>
-          </w:tcPr>
-          <w:p>
-            <w:pPr>
-              <w:jc w:val="left"/>
-            </w:pPr>
-            <w:r>
-              <w:rPr>
-                <w:rFonts w:ascii="Microsoft YaHei" w:hAnsi="Microsoft YaHei" w:eastAsia="Microsoft YaHei"/>
-                <w:sz w:val="19"/>
-              </w:rPr>
-              <w:t>设计图纸</w:t>
-            </w:r>
-          </w:p>
-        </w:tc>
-        <w:tc>
-          <w:tcPr>
-            <w:tcW w:type="dxa" w:w="2880"/>
-          </w:tcPr>
-          <w:p>
-            <w:pPr>
-              <w:jc w:val="left"/>
-            </w:pPr>
-            <w:r>
-              <w:rPr>
-                <w:rFonts w:ascii="Microsoft YaHei" w:hAnsi="Microsoft YaHei" w:eastAsia="Microsoft YaHei"/>
-                <w:sz w:val="19"/>
-              </w:rPr>
-              <w:t>图片上传</w:t>
-            </w:r>
-          </w:p>
-        </w:tc>
-      </w:tr>
-      <w:tr>
-        <w:tc>
-          <w:tcPr>
-            <w:tcW w:type="dxa" w:w="2880"/>
-          </w:tcPr>
-          <w:p>
-            <w:pPr>
-              <w:jc w:val="left"/>
-            </w:pPr>
-            <w:r>
-              <w:rPr>
-                <w:rFonts w:ascii="Microsoft YaHei" w:hAnsi="Microsoft YaHei" w:eastAsia="Microsoft YaHei"/>
-                <w:sz w:val="19"/>
-              </w:rPr>
-              <w:t>**平面布置图**</w:t>
-            </w:r>
-          </w:p>
-        </w:tc>
-        <w:tc>
-          <w:tcPr>
-            <w:tcW w:type="dxa" w:w="2880"/>
-          </w:tcPr>
-          <w:p>
-            <w:pPr>
-              <w:jc w:val="left"/>
-            </w:pPr>
-            <w:r>
-              <w:rPr>
-                <w:rFonts w:ascii="Microsoft YaHei" w:hAnsi="Microsoft YaHei" w:eastAsia="Microsoft YaHei"/>
-                <w:sz w:val="19"/>
-              </w:rPr>
-              <w:t>设计图纸</w:t>
-            </w:r>
-          </w:p>
-        </w:tc>
-        <w:tc>
-          <w:tcPr>
-            <w:tcW w:type="dxa" w:w="2880"/>
-          </w:tcPr>
-          <w:p>
-            <w:pPr>
-              <w:jc w:val="left"/>
-            </w:pPr>
-            <w:r>
-              <w:rPr>
-                <w:rFonts w:ascii="Microsoft YaHei" w:hAnsi="Microsoft YaHei" w:eastAsia="Microsoft YaHei"/>
-                <w:sz w:val="19"/>
-              </w:rPr>
-              <w:t>图片上传</w:t>
-            </w:r>
-          </w:p>
-        </w:tc>
-      </w:tr>
-      <w:tr>
-        <w:tc>
-          <w:tcPr>
-            <w:tcW w:type="dxa" w:w="2880"/>
-          </w:tcPr>
-          <w:p>
-            <w:pPr>
-              <w:jc w:val="left"/>
-            </w:pPr>
-            <w:r>
-              <w:rPr>
-                <w:rFonts w:ascii="Microsoft YaHei" w:hAnsi="Microsoft YaHei" w:eastAsia="Microsoft YaHei"/>
-                <w:sz w:val="19"/>
-              </w:rPr>
-              <w:t>**电缆走向图**</w:t>
-            </w:r>
-          </w:p>
-        </w:tc>
-        <w:tc>
-          <w:tcPr>
-            <w:tcW w:type="dxa" w:w="2880"/>
-          </w:tcPr>
-          <w:p>
-            <w:pPr>
-              <w:jc w:val="left"/>
-            </w:pPr>
-            <w:r>
-              <w:rPr>
-                <w:rFonts w:ascii="Microsoft YaHei" w:hAnsi="Microsoft YaHei" w:eastAsia="Microsoft YaHei"/>
-                <w:sz w:val="19"/>
-              </w:rPr>
-              <w:t>设计图纸/现场绘制</w:t>
-            </w:r>
-          </w:p>
-        </w:tc>
-        <w:tc>
-          <w:tcPr>
-            <w:tcW w:type="dxa" w:w="2880"/>
-          </w:tcPr>
-          <w:p>
-            <w:pPr>
-              <w:jc w:val="left"/>
-            </w:pPr>
-            <w:r>
-              <w:rPr>
-                <w:rFonts w:ascii="Microsoft YaHei" w:hAnsi="Microsoft YaHei" w:eastAsia="Microsoft YaHei"/>
-                <w:sz w:val="19"/>
-              </w:rPr>
-              <w:t>图片上传</w:t>
-            </w:r>
-          </w:p>
-        </w:tc>
-      </w:tr>
-    </w:tbl>
-    <w:p/>
-    <w:p>
-      <w:pPr>
-        <w:pStyle w:val="Heading4"/>
-        <w:jc w:val="center"/>
-      </w:pPr>
-      <w:r>
-        <w:drawing>
-          <wp:inline xmlns:a="http://schemas.openxmlformats.org/drawingml/2006/main" xmlns:pic="http://schemas.openxmlformats.org/drawingml/2006/picture">
-            <wp:extent cx="5029200" cy="6663690"/>
-            <wp:docPr id="28" name="Picture 28"/>
-            <wp:cNvGraphicFramePr>
-              <a:graphicFrameLocks noChangeAspect="1"/>
-            </wp:cNvGraphicFramePr>
-            <a:graphic>
-              <a:graphicData uri="http://schemas.openxmlformats.org/drawingml/2006/picture">
-                <pic:pic>
-                  <pic:nvPicPr>
-                    <pic:cNvPr id="0" name="04-知识库建设方案_073.png"/>
-                    <pic:cNvPicPr/>
-                  </pic:nvPicPr>
-                  <pic:blipFill>
-                    <a:blip r:embed="rId26"/>
-                    <a:stretch>
-                      <a:fillRect/>
-                    </a:stretch>
-                  </pic:blipFill>
-                  <pic:spPr>
-                    <a:xfrm>
-                      <a:off x="0" y="0"/>
-                      <a:ext cx="5029200" cy="6663690"/>
-                    </a:xfrm>
-                    <a:prstGeom prst="rect"/>
-                  </pic:spPr>
-                </pic:pic>
-              </a:graphicData>
-            </a:graphic>
-          </wp:inline>
-        </w:drawing>
-      </w:r>
-    </w:p>
-    <w:p>
-      <w:pPr>
-        <w:spacing w:before="120" w:after="120"/>
-        <w:ind w:left="432"/>
-        <w:jc w:val="center"/>
-      </w:pPr>
-      <w:r>
-        <w:drawing>
-          <wp:inline xmlns:a="http://schemas.openxmlformats.org/drawingml/2006/main" xmlns:pic="http://schemas.openxmlformats.org/drawingml/2006/picture">
-            <wp:extent cx="5029200" cy="9178290"/>
-            <wp:docPr id="19" name="Picture 19"/>
-            <wp:cNvGraphicFramePr>
-              <a:graphicFrameLocks noChangeAspect="1"/>
-            </wp:cNvGraphicFramePr>
-            <a:graphic>
-              <a:graphicData uri="http://schemas.openxmlformats.org/drawingml/2006/picture">
-                <pic:pic>
-                  <pic:nvPicPr>
-                    <pic:cNvPr id="0" name="04-知识库建设方案_064.png"/>
-                    <pic:cNvPicPr/>
-                  </pic:nvPicPr>
-                  <pic:blipFill>
-                    <a:blip r:embed="rId17"/>
-                    <a:stretch>
-                      <a:fillRect/>
-                    </a:stretch>
-                  </pic:blipFill>
-                  <pic:spPr>
-                    <a:xfrm>
-                      <a:off x="0" y="0"/>
-                      <a:ext cx="5029200" cy="9178290"/>
-                    </a:xfrm>
-                    <a:prstGeom prst="rect"/>
-                  </pic:spPr>
-                </pic:pic>
-              </a:graphicData>
-            </a:graphic>
-          </wp:inline>
-        </w:drawing>
-      </w:r>
-    </w:p>
-    <w:p>
-      <w:pPr>
-        <w:pStyle w:val="Heading3"/>
-        <w:jc w:val="center"/>
-      </w:pPr>
-      <w:r>
-        <w:drawing>
-          <wp:inline xmlns:a="http://schemas.openxmlformats.org/drawingml/2006/main" xmlns:pic="http://schemas.openxmlformats.org/drawingml/2006/picture">
-            <wp:extent cx="5029200" cy="4149090"/>
-            <wp:docPr id="22" name="Picture 22"/>
-            <wp:cNvGraphicFramePr>
-              <a:graphicFrameLocks noChangeAspect="1"/>
-            </wp:cNvGraphicFramePr>
-            <a:graphic>
-              <a:graphicData uri="http://schemas.openxmlformats.org/drawingml/2006/picture">
-                <pic:pic>
-                  <pic:nvPicPr>
-                    <pic:cNvPr id="0" name="04-知识库建设方案_067.png"/>
-                    <pic:cNvPicPr/>
-                  </pic:nvPicPr>
-                  <pic:blipFill>
-                    <a:blip r:embed="rId20"/>
-                    <a:stretch>
-                      <a:fillRect/>
-                    </a:stretch>
-                  </pic:blipFill>
-                  <pic:spPr>
-                    <a:xfrm>
-                      <a:off x="0" y="0"/>
-                      <a:ext cx="5029200" cy="4149090"/>
-                    </a:xfrm>
-                    <a:prstGeom prst="rect"/>
-                  </pic:spPr>
-                </pic:pic>
-              </a:graphicData>
-            </a:graphic>
-          </wp:inline>
-        </w:drawing>
-      </w:r>
-    </w:p>
-    <w:p>
-      <w:pPr>
-        <w:pStyle w:val="Heading4"/>
-        <w:jc w:val="left"/>
       </w:pPr>
       <w:r>
         <w:rPr>
           <w:rFonts w:ascii="Microsoft YaHei" w:hAnsi="Microsoft YaHei" w:eastAsia="Microsoft YaHei"/>
           <w:b/>
-          <w:sz w:val="22"/>
+          <w:color w:val="2E5A4C"/>
+          <w:sz w:val="24"/>
+        </w:rPr>
+        <w:t>2.1 数据采集原则</w:t>
+      </w:r>
+    </w:p>
+    <w:p>
+      <w:pPr>
+        <w:jc w:val="both"/>
+      </w:pPr>
+      <w:r>
+        <w:rPr>
+          <w:rFonts w:ascii="Microsoft YaHei" w:hAnsi="Microsoft YaHei" w:eastAsia="Microsoft YaHei"/>
+          <w:sz w:val="21"/>
+        </w:rPr>
+        <w:t>原则1：驻点采集</w:t>
+      </w:r>
+    </w:p>
+    <w:p>
+      <w:pPr>
+        <w:jc w:val="both"/>
+      </w:pPr>
+      <w:r>
+        <w:rPr>
+          <w:rFonts w:ascii="Microsoft YaHei" w:hAnsi="Microsoft YaHei" w:eastAsia="Microsoft YaHei"/>
+          <w:sz w:val="21"/>
+        </w:rPr>
+        <w:t>- 利用驻点工作机会采集数据</w:t>
+      </w:r>
+    </w:p>
+    <w:p>
+      <w:pPr>
+        <w:jc w:val="both"/>
+      </w:pPr>
+      <w:r>
+        <w:rPr>
+          <w:rFonts w:ascii="Microsoft YaHei" w:hAnsi="Microsoft YaHei" w:eastAsia="Microsoft YaHei"/>
+          <w:sz w:val="21"/>
+        </w:rPr>
+        <w:t>- 每次驻点都有数据采集任务</w:t>
+      </w:r>
+    </w:p>
+    <w:p>
+      <w:pPr>
+        <w:jc w:val="both"/>
+      </w:pPr>
+      <w:r>
+        <w:rPr>
+          <w:rFonts w:ascii="Microsoft YaHei" w:hAnsi="Microsoft YaHei" w:eastAsia="Microsoft YaHei"/>
+          <w:sz w:val="21"/>
+        </w:rPr>
+        <w:t>原则2：一次采集</w:t>
+      </w:r>
+    </w:p>
+    <w:p>
+      <w:pPr>
+        <w:jc w:val="both"/>
+      </w:pPr>
+      <w:r>
+        <w:rPr>
+          <w:rFonts w:ascii="Microsoft YaHei" w:hAnsi="Microsoft YaHei" w:eastAsia="Microsoft YaHei"/>
+          <w:sz w:val="21"/>
+        </w:rPr>
+        <w:t>- 同一数据只采集一次</w:t>
+      </w:r>
+    </w:p>
+    <w:p>
+      <w:pPr>
+        <w:jc w:val="both"/>
+      </w:pPr>
+      <w:r>
+        <w:rPr>
+          <w:rFonts w:ascii="Microsoft YaHei" w:hAnsi="Microsoft YaHei" w:eastAsia="Microsoft YaHei"/>
+          <w:sz w:val="21"/>
+        </w:rPr>
+        <w:t>- 避免重复采集，提高效率</w:t>
+      </w:r>
+    </w:p>
+    <w:p>
+      <w:pPr>
+        <w:jc w:val="both"/>
+      </w:pPr>
+      <w:r>
+        <w:rPr>
+          <w:rFonts w:ascii="Microsoft YaHei" w:hAnsi="Microsoft YaHei" w:eastAsia="Microsoft YaHei"/>
+          <w:sz w:val="21"/>
+        </w:rPr>
+        <w:t>原则3：持续更新</w:t>
+      </w:r>
+    </w:p>
+    <w:p>
+      <w:pPr>
+        <w:jc w:val="both"/>
+      </w:pPr>
+      <w:r>
+        <w:rPr>
+          <w:rFonts w:ascii="Microsoft YaHei" w:hAnsi="Microsoft YaHei" w:eastAsia="Microsoft YaHei"/>
+          <w:sz w:val="21"/>
+        </w:rPr>
+        <w:t>- 定期更新设备信息</w:t>
+      </w:r>
+    </w:p>
+    <w:p>
+      <w:pPr>
+        <w:jc w:val="both"/>
+      </w:pPr>
+      <w:r>
+        <w:rPr>
+          <w:rFonts w:ascii="Microsoft YaHei" w:hAnsi="Microsoft YaHei" w:eastAsia="Microsoft YaHei"/>
+          <w:sz w:val="21"/>
+        </w:rPr>
+        <w:t>- 及时更新应急资源信息</w:t>
+      </w:r>
+    </w:p>
+    <w:p>
+      <w:pPr>
+        <w:jc w:val="both"/>
+      </w:pPr>
+      <w:r>
+        <w:rPr>
+          <w:rFonts w:ascii="Microsoft YaHei" w:hAnsi="Microsoft YaHei" w:eastAsia="Microsoft YaHei"/>
+          <w:sz w:val="21"/>
+        </w:rPr>
+        <w:t>原则4：多方协作</w:t>
+      </w:r>
+    </w:p>
+    <w:p>
+      <w:pPr>
+        <w:jc w:val="both"/>
+      </w:pPr>
+      <w:r>
+        <w:rPr>
+          <w:rFonts w:ascii="Microsoft YaHei" w:hAnsi="Microsoft YaHei" w:eastAsia="Microsoft YaHei"/>
+          <w:sz w:val="21"/>
+        </w:rPr>
+        <w:t>- 客户经理、物业、供电所多方协作</w:t>
+      </w:r>
+    </w:p>
+    <w:p>
+      <w:pPr>
+        <w:jc w:val="both"/>
+      </w:pPr>
+      <w:r>
+        <w:rPr>
+          <w:rFonts w:ascii="Microsoft YaHei" w:hAnsi="Microsoft YaHei" w:eastAsia="Microsoft YaHei"/>
+          <w:sz w:val="21"/>
+        </w:rPr>
+        <w:t>- 充分利用各方信息资源</w:t>
+      </w:r>
+    </w:p>
+    <w:p>
+      <w:pPr>
+        <w:pStyle w:val="Heading3"/>
+      </w:pPr>
+      <w:r>
+        <w:rPr>
+          <w:rFonts w:ascii="Microsoft YaHei" w:hAnsi="Microsoft YaHei" w:eastAsia="Microsoft YaHei"/>
+          <w:b/>
+          <w:color w:val="2E5A4C"/>
+          <w:sz w:val="24"/>
+        </w:rPr>
+        <w:t>2.2 配电房信息采集</w:t>
+      </w:r>
+    </w:p>
+    <w:p>
+      <w:pPr>
+        <w:pStyle w:val="Heading4"/>
+      </w:pPr>
+      <w:r>
+        <w:rPr>
+          <w:rFonts w:ascii="Microsoft YaHei" w:hAnsi="Microsoft YaHei" w:eastAsia="Microsoft YaHei"/>
+          <w:b/>
+          <w:color w:val="2E5A4C"/>
+          <w:sz w:val="24"/>
         </w:rPr>
         <w:t>采集内容清单</w:t>
       </w:r>
     </w:p>
     <w:p>
       <w:pPr>
-        <w:jc w:val="center"/>
+        <w:jc w:val="both"/>
       </w:pPr>
       <w:r>
-        <w:drawing>
-          <wp:inline xmlns:a="http://schemas.openxmlformats.org/drawingml/2006/main" xmlns:pic="http://schemas.openxmlformats.org/drawingml/2006/picture">
-            <wp:extent cx="5029200" cy="1885950"/>
-            <wp:docPr id="31" name="Picture 31"/>
-            <wp:cNvGraphicFramePr>
-              <a:graphicFrameLocks noChangeAspect="1"/>
-            </wp:cNvGraphicFramePr>
-            <a:graphic>
-              <a:graphicData uri="http://schemas.openxmlformats.org/drawingml/2006/picture">
-                <pic:pic>
-                  <pic:nvPicPr>
-                    <pic:cNvPr id="0" name="04-知识库建设方案_076.png"/>
-                    <pic:cNvPicPr/>
-                  </pic:nvPicPr>
-                  <pic:blipFill>
-                    <a:blip r:embed="rId29"/>
-                    <a:stretch>
-                      <a:fillRect/>
-                    </a:stretch>
-                  </pic:blipFill>
-                  <pic:spPr>
-                    <a:xfrm>
-                      <a:off x="0" y="0"/>
-                      <a:ext cx="5029200" cy="1885950"/>
-                    </a:xfrm>
-                    <a:prstGeom prst="rect"/>
-                  </pic:spPr>
-                </pic:pic>
-              </a:graphicData>
-            </a:graphic>
-          </wp:inline>
-        </w:drawing>
+        <w:rPr>
+          <w:rFonts w:ascii="Microsoft YaHei" w:hAnsi="Microsoft YaHei" w:eastAsia="Microsoft YaHei"/>
+          <w:sz w:val="21"/>
+        </w:rPr>
+        <w:t>基础信息：</w:t>
       </w:r>
     </w:p>
-    <w:tbl>
-      <w:tblPr>
-        <w:tblStyle w:val="TableGrid"/>
-        <w:tblW w:type="auto" w:w="0"/>
-        <w:tblLook w:firstColumn="1" w:firstRow="1" w:lastColumn="0" w:lastRow="0" w:noHBand="0" w:noVBand="1" w:val="04A0"/>
-      </w:tblPr>
-      <w:tblGrid>
-        <w:gridCol w:w="2880"/>
-        <w:gridCol w:w="2880"/>
-        <w:gridCol w:w="2880"/>
-      </w:tblGrid>
-      <w:tr>
-        <w:tc>
-          <w:tcPr>
-            <w:tcW w:type="dxa" w:w="2880"/>
-          </w:tcPr>
-          <w:p>
-            <w:pPr>
-              <w:jc w:val="center"/>
-            </w:pPr>
-            <w:r>
-              <w:rPr>
-                <w:rFonts w:ascii="Microsoft YaHei" w:hAnsi="Microsoft YaHei" w:eastAsia="Microsoft YaHei"/>
-                <w:b/>
-                <w:sz w:val="20"/>
-              </w:rPr>
-              <w:t>字段</w:t>
-            </w:r>
-          </w:p>
-        </w:tc>
-        <w:tc>
-          <w:tcPr>
-            <w:tcW w:type="dxa" w:w="2880"/>
-          </w:tcPr>
-          <w:p>
-            <w:pPr>
-              <w:jc w:val="center"/>
-            </w:pPr>
-            <w:r>
-              <w:rPr>
-                <w:rFonts w:ascii="Microsoft YaHei" w:hAnsi="Microsoft YaHei" w:eastAsia="Microsoft YaHei"/>
-                <w:b/>
-                <w:sz w:val="20"/>
-              </w:rPr>
-              <w:t>数据来源</w:t>
-            </w:r>
-          </w:p>
-        </w:tc>
-        <w:tc>
-          <w:tcPr>
-            <w:tcW w:type="dxa" w:w="2880"/>
-          </w:tcPr>
-          <w:p>
-            <w:pPr>
-              <w:jc w:val="center"/>
-            </w:pPr>
-            <w:r>
-              <w:rPr>
-                <w:rFonts w:ascii="Microsoft YaHei" w:hAnsi="Microsoft YaHei" w:eastAsia="Microsoft YaHei"/>
-                <w:b/>
-                <w:sz w:val="20"/>
-              </w:rPr>
-              <w:t>采集方式</w:t>
-            </w:r>
-          </w:p>
-        </w:tc>
-      </w:tr>
-      <w:tr>
-        <w:tc>
-          <w:tcPr>
-            <w:tcW w:type="dxa" w:w="2880"/>
-          </w:tcPr>
-          <w:p>
-            <w:pPr>
-              <w:jc w:val="left"/>
-            </w:pPr>
-            <w:r>
-              <w:rPr>
-                <w:rFonts w:ascii="Microsoft YaHei" w:hAnsi="Microsoft YaHei" w:eastAsia="Microsoft YaHei"/>
-                <w:sz w:val="19"/>
-              </w:rPr>
-              <w:t>**发电车接入点**</w:t>
-            </w:r>
-          </w:p>
-        </w:tc>
-        <w:tc>
-          <w:tcPr>
-            <w:tcW w:type="dxa" w:w="2880"/>
-          </w:tcPr>
-          <w:p>
-            <w:pPr>
-              <w:jc w:val="left"/>
-            </w:pPr>
-            <w:r>
-              <w:rPr>
-                <w:rFonts w:ascii="Microsoft YaHei" w:hAnsi="Microsoft YaHei" w:eastAsia="Microsoft YaHei"/>
-                <w:sz w:val="19"/>
-              </w:rPr>
-              <w:t>现场</w:t>
-            </w:r>
-          </w:p>
-        </w:tc>
-        <w:tc>
-          <w:tcPr>
-            <w:tcW w:type="dxa" w:w="2880"/>
-          </w:tcPr>
-          <w:p>
-            <w:pPr>
-              <w:jc w:val="left"/>
-            </w:pPr>
-            <w:r>
-              <w:rPr>
-                <w:rFonts w:ascii="Microsoft YaHei" w:hAnsi="Microsoft YaHei" w:eastAsia="Microsoft YaHei"/>
-                <w:sz w:val="19"/>
-              </w:rPr>
-              <w:t>文字描述+照片</w:t>
-            </w:r>
-          </w:p>
-        </w:tc>
-      </w:tr>
-      <w:tr>
-        <w:tc>
-          <w:tcPr>
-            <w:tcW w:type="dxa" w:w="2880"/>
-          </w:tcPr>
-          <w:p>
-            <w:pPr>
-              <w:jc w:val="left"/>
-            </w:pPr>
-            <w:r>
-              <w:rPr>
-                <w:rFonts w:ascii="Microsoft YaHei" w:hAnsi="Microsoft YaHei" w:eastAsia="Microsoft YaHei"/>
-                <w:sz w:val="19"/>
-              </w:rPr>
-              <w:t>**接入点位置**</w:t>
-            </w:r>
-          </w:p>
-        </w:tc>
-        <w:tc>
-          <w:tcPr>
-            <w:tcW w:type="dxa" w:w="2880"/>
-          </w:tcPr>
-          <w:p>
-            <w:pPr>
-              <w:jc w:val="left"/>
-            </w:pPr>
-            <w:r>
-              <w:rPr>
-                <w:rFonts w:ascii="Microsoft YaHei" w:hAnsi="Microsoft YaHei" w:eastAsia="Microsoft YaHei"/>
-                <w:sz w:val="19"/>
-              </w:rPr>
-              <w:t>现场</w:t>
-            </w:r>
-          </w:p>
-        </w:tc>
-        <w:tc>
-          <w:tcPr>
-            <w:tcW w:type="dxa" w:w="2880"/>
-          </w:tcPr>
-          <w:p>
-            <w:pPr>
-              <w:jc w:val="left"/>
-            </w:pPr>
-            <w:r>
-              <w:rPr>
-                <w:rFonts w:ascii="Microsoft YaHei" w:hAnsi="Microsoft YaHei" w:eastAsia="Microsoft YaHei"/>
-                <w:sz w:val="19"/>
-              </w:rPr>
-              <w:t>文字描述</w:t>
-            </w:r>
-          </w:p>
-        </w:tc>
-      </w:tr>
-      <w:tr>
-        <w:tc>
-          <w:tcPr>
-            <w:tcW w:type="dxa" w:w="2880"/>
-          </w:tcPr>
-          <w:p>
-            <w:pPr>
-              <w:jc w:val="left"/>
-            </w:pPr>
-            <w:r>
-              <w:rPr>
-                <w:rFonts w:ascii="Microsoft YaHei" w:hAnsi="Microsoft YaHei" w:eastAsia="Microsoft YaHei"/>
-                <w:sz w:val="19"/>
-              </w:rPr>
-              <w:t>**接入容量**</w:t>
-            </w:r>
-          </w:p>
-        </w:tc>
-        <w:tc>
-          <w:tcPr>
-            <w:tcW w:type="dxa" w:w="2880"/>
-          </w:tcPr>
-          <w:p>
-            <w:pPr>
-              <w:jc w:val="left"/>
-            </w:pPr>
-            <w:r>
-              <w:rPr>
-                <w:rFonts w:ascii="Microsoft YaHei" w:hAnsi="Microsoft YaHei" w:eastAsia="Microsoft YaHei"/>
-                <w:sz w:val="19"/>
-              </w:rPr>
-              <w:t>现场测量/询问物业</w:t>
-            </w:r>
-          </w:p>
-        </w:tc>
-        <w:tc>
-          <w:tcPr>
-            <w:tcW w:type="dxa" w:w="2880"/>
-          </w:tcPr>
-          <w:p>
-            <w:pPr>
-              <w:jc w:val="left"/>
-            </w:pPr>
-            <w:r>
-              <w:rPr>
-                <w:rFonts w:ascii="Microsoft YaHei" w:hAnsi="Microsoft YaHei" w:eastAsia="Microsoft YaHei"/>
-                <w:sz w:val="19"/>
-              </w:rPr>
-              <w:t>数字（kW）</w:t>
-            </w:r>
-          </w:p>
-        </w:tc>
-      </w:tr>
-      <w:tr>
-        <w:tc>
-          <w:tcPr>
-            <w:tcW w:type="dxa" w:w="2880"/>
-          </w:tcPr>
-          <w:p>
-            <w:pPr>
-              <w:jc w:val="left"/>
-            </w:pPr>
-            <w:r>
-              <w:rPr>
-                <w:rFonts w:ascii="Microsoft YaHei" w:hAnsi="Microsoft YaHei" w:eastAsia="Microsoft YaHei"/>
-                <w:sz w:val="19"/>
-              </w:rPr>
-              <w:t>**接入条件**</w:t>
-            </w:r>
-          </w:p>
-        </w:tc>
-        <w:tc>
-          <w:tcPr>
-            <w:tcW w:type="dxa" w:w="2880"/>
-          </w:tcPr>
-          <w:p>
-            <w:pPr>
-              <w:jc w:val="left"/>
-            </w:pPr>
-            <w:r>
-              <w:rPr>
-                <w:rFonts w:ascii="Microsoft YaHei" w:hAnsi="Microsoft YaHei" w:eastAsia="Microsoft YaHei"/>
-                <w:sz w:val="19"/>
-              </w:rPr>
-              <w:t>现场</w:t>
-            </w:r>
-          </w:p>
-        </w:tc>
-        <w:tc>
-          <w:tcPr>
-            <w:tcW w:type="dxa" w:w="2880"/>
-          </w:tcPr>
-          <w:p>
-            <w:pPr>
-              <w:jc w:val="left"/>
-            </w:pPr>
-            <w:r>
-              <w:rPr>
-                <w:rFonts w:ascii="Microsoft YaHei" w:hAnsi="Microsoft YaHei" w:eastAsia="Microsoft YaHei"/>
-                <w:sz w:val="19"/>
-              </w:rPr>
-              <w:t>文字描述</w:t>
-            </w:r>
-          </w:p>
-        </w:tc>
-      </w:tr>
-    </w:tbl>
-    <w:p/>
+    <w:p>
+      <w:pPr>
+        <w:jc w:val="both"/>
+      </w:pPr>
+      <w:r>
+        <w:rPr>
+          <w:rFonts w:ascii="Microsoft YaHei" w:hAnsi="Microsoft YaHei" w:eastAsia="Microsoft YaHei"/>
+          <w:sz w:val="21"/>
+        </w:rPr>
+        <w:t>设备信息：</w:t>
+      </w:r>
+    </w:p>
+    <w:p>
+      <w:pPr>
+        <w:jc w:val="both"/>
+      </w:pPr>
+      <w:r>
+        <w:rPr>
+          <w:rFonts w:ascii="Microsoft YaHei" w:hAnsi="Microsoft YaHei" w:eastAsia="Microsoft YaHei"/>
+          <w:sz w:val="21"/>
+        </w:rPr>
+        <w:t>图纸资料：</w:t>
+      </w:r>
+    </w:p>
+    <w:p>
+      <w:pPr>
+        <w:pStyle w:val="Heading4"/>
+      </w:pPr>
+      <w:r>
+        <w:rPr>
+          <w:rFonts w:ascii="Microsoft YaHei" w:hAnsi="Microsoft YaHei" w:eastAsia="Microsoft YaHei"/>
+          <w:b/>
+          <w:color w:val="2E5A4C"/>
+          <w:sz w:val="24"/>
+        </w:rPr>
+        <w:t>采集表单设计</w:t>
+      </w:r>
+    </w:p>
+    <w:p>
+      <w:pPr>
+        <w:jc w:val="both"/>
+      </w:pPr>
+      <w:r>
+        <w:rPr>
+          <w:rFonts w:ascii="Microsoft YaHei" w:hAnsi="Microsoft YaHei" w:eastAsia="Microsoft YaHei"/>
+          <w:sz w:val="21"/>
+        </w:rPr>
+        <w:t>配电房信息采集表</w:t>
+        <w:br/>
+        <w:br/>
+        <w:t>【基础信息】</w:t>
+        <w:br/>
+        <w:t>小区名称：[自动填充]</w:t>
+        <w:br/>
+        <w:t>配电房编号：[手工录入，如"WH001-PF1"]</w:t>
+        <w:br/>
+        <w:t>配电房位置：[手工录入，如"地下停车场B1层"]</w:t>
+        <w:br/>
+        <w:t>配电房数量：[数字]</w:t>
+        <w:br/>
+        <w:t>供电方式：○ 单电源  ○ 双电源  ○ 环网</w:t>
+        <w:br/>
+        <w:br/>
+        <w:t>【变压器信息】</w:t>
+        <w:br/>
+        <w:t>变压器数量：[数字]</w:t>
+        <w:br/>
+        <w:t>变压器容量：[数字] kVA</w:t>
+        <w:br/>
+        <w:t>变压器型号：[手工录入]</w:t>
+        <w:br/>
+        <w:t>投运时间：[日期选择]</w:t>
+        <w:br/>
+        <w:br/>
+        <w:t>【开关信息】</w:t>
+        <w:br/>
+        <w:t>高压开关型号：[手工录入]</w:t>
+        <w:br/>
+        <w:t>低压开关型号：[手工录入]</w:t>
+        <w:br/>
+        <w:br/>
+        <w:t>【电缆信息】</w:t>
+        <w:br/>
+        <w:t>进线电缆型号：[手工录入]</w:t>
+        <w:br/>
+        <w:t>出线电缆型号：[手工录入]</w:t>
+        <w:br/>
+        <w:br/>
+        <w:t>【图纸资料】</w:t>
+        <w:br/>
+        <w:t>单线图：[上传图片]</w:t>
+        <w:br/>
+        <w:t>系统图：[上传图片]</w:t>
+        <w:br/>
+        <w:t>平面布置图：[上传图片]</w:t>
+        <w:br/>
+        <w:t>电缆走向图：[上传图片]</w:t>
+        <w:br/>
+        <w:br/>
+        <w:t>【现场照片】</w:t>
+        <w:br/>
+        <w:t>配电房外观：[上传照片]</w:t>
+        <w:br/>
+        <w:t>变压器：[上传照片]</w:t>
+        <w:br/>
+        <w:t>开关柜：[上传照片]</w:t>
+        <w:br/>
+        <w:br/>
+        <w:t>【备注】</w:t>
+        <w:br/>
+        <w:t>[手工录入]</w:t>
+        <w:br/>
+        <w:br/>
+        <w:t>[保存]</w:t>
+      </w:r>
+    </w:p>
+    <w:p>
+      <w:pPr>
+        <w:pStyle w:val="Heading3"/>
+      </w:pPr>
+      <w:r>
+        <w:rPr>
+          <w:rFonts w:ascii="Microsoft YaHei" w:hAnsi="Microsoft YaHei" w:eastAsia="Microsoft YaHei"/>
+          <w:b/>
+          <w:color w:val="2E5A4C"/>
+          <w:sz w:val="24"/>
+        </w:rPr>
+        <w:t>2.3 应急资源信息采集</w:t>
+      </w:r>
+    </w:p>
+    <w:p>
+      <w:pPr>
+        <w:pStyle w:val="Heading4"/>
+      </w:pPr>
+      <w:r>
+        <w:rPr>
+          <w:rFonts w:ascii="Microsoft YaHei" w:hAnsi="Microsoft YaHei" w:eastAsia="Microsoft YaHei"/>
+          <w:b/>
+          <w:color w:val="2E5A4C"/>
+          <w:sz w:val="24"/>
+        </w:rPr>
+        <w:t>采集内容清单</w:t>
+      </w:r>
+    </w:p>
+    <w:p>
+      <w:pPr>
+        <w:jc w:val="both"/>
+      </w:pPr>
+      <w:r>
+        <w:rPr>
+          <w:rFonts w:ascii="Microsoft YaHei" w:hAnsi="Microsoft YaHei" w:eastAsia="Microsoft YaHei"/>
+          <w:sz w:val="21"/>
+        </w:rPr>
+        <w:t>应急电源信息：</w:t>
+      </w:r>
+    </w:p>
     <w:p>
       <w:pPr>
         <w:jc w:val="both"/>
@@ -2371,234 +617,6 @@
         <w:t>抢修设备信息：</w:t>
       </w:r>
     </w:p>
-    <w:tbl>
-      <w:tblPr>
-        <w:tblStyle w:val="TableGrid"/>
-        <w:tblW w:type="auto" w:w="0"/>
-        <w:tblLook w:firstColumn="1" w:firstRow="1" w:lastColumn="0" w:lastRow="0" w:noHBand="0" w:noVBand="1" w:val="04A0"/>
-      </w:tblPr>
-      <w:tblGrid>
-        <w:gridCol w:w="2880"/>
-        <w:gridCol w:w="2880"/>
-        <w:gridCol w:w="2880"/>
-      </w:tblGrid>
-      <w:tr>
-        <w:tc>
-          <w:tcPr>
-            <w:tcW w:type="dxa" w:w="2880"/>
-          </w:tcPr>
-          <w:p>
-            <w:pPr>
-              <w:jc w:val="center"/>
-            </w:pPr>
-            <w:r>
-              <w:rPr>
-                <w:rFonts w:ascii="Microsoft YaHei" w:hAnsi="Microsoft YaHei" w:eastAsia="Microsoft YaHei"/>
-                <w:b/>
-                <w:sz w:val="20"/>
-              </w:rPr>
-              <w:t>字段</w:t>
-            </w:r>
-          </w:p>
-        </w:tc>
-        <w:tc>
-          <w:tcPr>
-            <w:tcW w:type="dxa" w:w="2880"/>
-          </w:tcPr>
-          <w:p>
-            <w:pPr>
-              <w:jc w:val="center"/>
-            </w:pPr>
-            <w:r>
-              <w:rPr>
-                <w:rFonts w:ascii="Microsoft YaHei" w:hAnsi="Microsoft YaHei" w:eastAsia="Microsoft YaHei"/>
-                <w:b/>
-                <w:sz w:val="20"/>
-              </w:rPr>
-              <w:t>数据来源</w:t>
-            </w:r>
-          </w:p>
-        </w:tc>
-        <w:tc>
-          <w:tcPr>
-            <w:tcW w:type="dxa" w:w="2880"/>
-          </w:tcPr>
-          <w:p>
-            <w:pPr>
-              <w:jc w:val="center"/>
-            </w:pPr>
-            <w:r>
-              <w:rPr>
-                <w:rFonts w:ascii="Microsoft YaHei" w:hAnsi="Microsoft YaHei" w:eastAsia="Microsoft YaHei"/>
-                <w:b/>
-                <w:sz w:val="20"/>
-              </w:rPr>
-              <w:t>采集方式</w:t>
-            </w:r>
-          </w:p>
-        </w:tc>
-      </w:tr>
-      <w:tr>
-        <w:tc>
-          <w:tcPr>
-            <w:tcW w:type="dxa" w:w="2880"/>
-          </w:tcPr>
-          <w:p>
-            <w:pPr>
-              <w:jc w:val="left"/>
-            </w:pPr>
-            <w:r>
-              <w:rPr>
-                <w:rFonts w:ascii="Microsoft YaHei" w:hAnsi="Microsoft YaHei" w:eastAsia="Microsoft YaHei"/>
-                <w:sz w:val="19"/>
-              </w:rPr>
-              <w:t>**抢修设备位置**</w:t>
-            </w:r>
-          </w:p>
-        </w:tc>
-        <w:tc>
-          <w:tcPr>
-            <w:tcW w:type="dxa" w:w="2880"/>
-          </w:tcPr>
-          <w:p>
-            <w:pPr>
-              <w:jc w:val="left"/>
-            </w:pPr>
-            <w:r>
-              <w:rPr>
-                <w:rFonts w:ascii="Microsoft YaHei" w:hAnsi="Microsoft YaHei" w:eastAsia="Microsoft YaHei"/>
-                <w:sz w:val="19"/>
-              </w:rPr>
-              <w:t>供电所</w:t>
-            </w:r>
-          </w:p>
-        </w:tc>
-        <w:tc>
-          <w:tcPr>
-            <w:tcW w:type="dxa" w:w="2880"/>
-          </w:tcPr>
-          <w:p>
-            <w:pPr>
-              <w:jc w:val="left"/>
-            </w:pPr>
-            <w:r>
-              <w:rPr>
-                <w:rFonts w:ascii="Microsoft YaHei" w:hAnsi="Microsoft YaHei" w:eastAsia="Microsoft YaHei"/>
-                <w:sz w:val="19"/>
-              </w:rPr>
-              <w:t>文字描述</w:t>
-            </w:r>
-          </w:p>
-        </w:tc>
-      </w:tr>
-      <w:tr>
-        <w:tc>
-          <w:tcPr>
-            <w:tcW w:type="dxa" w:w="2880"/>
-          </w:tcPr>
-          <w:p>
-            <w:pPr>
-              <w:jc w:val="left"/>
-            </w:pPr>
-            <w:r>
-              <w:rPr>
-                <w:rFonts w:ascii="Microsoft YaHei" w:hAnsi="Microsoft YaHei" w:eastAsia="Microsoft YaHei"/>
-                <w:sz w:val="19"/>
-              </w:rPr>
-              <w:t>**设备清单**</w:t>
-            </w:r>
-          </w:p>
-        </w:tc>
-        <w:tc>
-          <w:tcPr>
-            <w:tcW w:type="dxa" w:w="2880"/>
-          </w:tcPr>
-          <w:p>
-            <w:pPr>
-              <w:jc w:val="left"/>
-            </w:pPr>
-            <w:r>
-              <w:rPr>
-                <w:rFonts w:ascii="Microsoft YaHei" w:hAnsi="Microsoft YaHei" w:eastAsia="Microsoft YaHei"/>
-                <w:sz w:val="19"/>
-              </w:rPr>
-              <w:t>供电所</w:t>
-            </w:r>
-          </w:p>
-        </w:tc>
-        <w:tc>
-          <w:tcPr>
-            <w:tcW w:type="dxa" w:w="2880"/>
-          </w:tcPr>
-          <w:p>
-            <w:pPr>
-              <w:jc w:val="left"/>
-            </w:pPr>
-            <w:r>
-              <w:rPr>
-                <w:rFonts w:ascii="Microsoft YaHei" w:hAnsi="Microsoft YaHei" w:eastAsia="Microsoft YaHei"/>
-                <w:sz w:val="19"/>
-              </w:rPr>
-              <w:t>列表</w:t>
-            </w:r>
-          </w:p>
-        </w:tc>
-      </w:tr>
-      <w:tr>
-        <w:tc>
-          <w:tcPr>
-            <w:tcW w:type="dxa" w:w="2880"/>
-          </w:tcPr>
-          <w:p>
-            <w:pPr>
-              <w:jc w:val="left"/>
-            </w:pPr>
-            <w:r>
-              <w:rPr>
-                <w:rFonts w:ascii="Microsoft YaHei" w:hAnsi="Microsoft YaHei" w:eastAsia="Microsoft YaHei"/>
-                <w:sz w:val="19"/>
-              </w:rPr>
-              <w:t>**设备状态**</w:t>
-            </w:r>
-          </w:p>
-        </w:tc>
-        <w:tc>
-          <w:tcPr>
-            <w:tcW w:type="dxa" w:w="2880"/>
-          </w:tcPr>
-          <w:p>
-            <w:pPr>
-              <w:jc w:val="left"/>
-            </w:pPr>
-            <w:r>
-              <w:rPr>
-                <w:rFonts w:ascii="Microsoft YaHei" w:hAnsi="Microsoft YaHei" w:eastAsia="Microsoft YaHei"/>
-                <w:sz w:val="19"/>
-              </w:rPr>
-              <w:t>供电所</w:t>
-            </w:r>
-          </w:p>
-        </w:tc>
-        <w:tc>
-          <w:tcPr>
-            <w:tcW w:type="dxa" w:w="2880"/>
-          </w:tcPr>
-          <w:p>
-            <w:pPr>
-              <w:jc w:val="left"/>
-            </w:pPr>
-            <w:r>
-              <w:rPr>
-                <w:rFonts w:ascii="Microsoft YaHei" w:hAnsi="Microsoft YaHei" w:eastAsia="Microsoft YaHei"/>
-                <w:sz w:val="19"/>
-              </w:rPr>
-              <w:t>选择（良好/待维护/故障）</w:t>
-            </w:r>
-          </w:p>
-        </w:tc>
-      </w:tr>
-    </w:tbl>
-    <w:p/>
     <w:p>
       <w:pPr>
         <w:jc w:val="both"/>
@@ -2611,234 +629,6 @@
         <w:t>应急人员信息：</w:t>
       </w:r>
     </w:p>
-    <w:tbl>
-      <w:tblPr>
-        <w:tblStyle w:val="TableGrid"/>
-        <w:tblW w:type="auto" w:w="0"/>
-        <w:tblLook w:firstColumn="1" w:firstRow="1" w:lastColumn="0" w:lastRow="0" w:noHBand="0" w:noVBand="1" w:val="04A0"/>
-      </w:tblPr>
-      <w:tblGrid>
-        <w:gridCol w:w="2880"/>
-        <w:gridCol w:w="2880"/>
-        <w:gridCol w:w="2880"/>
-      </w:tblGrid>
-      <w:tr>
-        <w:tc>
-          <w:tcPr>
-            <w:tcW w:type="dxa" w:w="2880"/>
-          </w:tcPr>
-          <w:p>
-            <w:pPr>
-              <w:jc w:val="center"/>
-            </w:pPr>
-            <w:r>
-              <w:rPr>
-                <w:rFonts w:ascii="Microsoft YaHei" w:hAnsi="Microsoft YaHei" w:eastAsia="Microsoft YaHei"/>
-                <w:b/>
-                <w:sz w:val="20"/>
-              </w:rPr>
-              <w:t>字段</w:t>
-            </w:r>
-          </w:p>
-        </w:tc>
-        <w:tc>
-          <w:tcPr>
-            <w:tcW w:type="dxa" w:w="2880"/>
-          </w:tcPr>
-          <w:p>
-            <w:pPr>
-              <w:jc w:val="center"/>
-            </w:pPr>
-            <w:r>
-              <w:rPr>
-                <w:rFonts w:ascii="Microsoft YaHei" w:hAnsi="Microsoft YaHei" w:eastAsia="Microsoft YaHei"/>
-                <w:b/>
-                <w:sz w:val="20"/>
-              </w:rPr>
-              <w:t>数据来源</w:t>
-            </w:r>
-          </w:p>
-        </w:tc>
-        <w:tc>
-          <w:tcPr>
-            <w:tcW w:type="dxa" w:w="2880"/>
-          </w:tcPr>
-          <w:p>
-            <w:pPr>
-              <w:jc w:val="center"/>
-            </w:pPr>
-            <w:r>
-              <w:rPr>
-                <w:rFonts w:ascii="Microsoft YaHei" w:hAnsi="Microsoft YaHei" w:eastAsia="Microsoft YaHei"/>
-                <w:b/>
-                <w:sz w:val="20"/>
-              </w:rPr>
-              <w:t>采集方式</w:t>
-            </w:r>
-          </w:p>
-        </w:tc>
-      </w:tr>
-      <w:tr>
-        <w:tc>
-          <w:tcPr>
-            <w:tcW w:type="dxa" w:w="2880"/>
-          </w:tcPr>
-          <w:p>
-            <w:pPr>
-              <w:jc w:val="left"/>
-            </w:pPr>
-            <w:r>
-              <w:rPr>
-                <w:rFonts w:ascii="Microsoft YaHei" w:hAnsi="Microsoft YaHei" w:eastAsia="Microsoft YaHei"/>
-                <w:sz w:val="19"/>
-              </w:rPr>
-              <w:t>**抢修队伍**</w:t>
-            </w:r>
-          </w:p>
-        </w:tc>
-        <w:tc>
-          <w:tcPr>
-            <w:tcW w:type="dxa" w:w="2880"/>
-          </w:tcPr>
-          <w:p>
-            <w:pPr>
-              <w:jc w:val="left"/>
-            </w:pPr>
-            <w:r>
-              <w:rPr>
-                <w:rFonts w:ascii="Microsoft YaHei" w:hAnsi="Microsoft YaHei" w:eastAsia="Microsoft YaHei"/>
-                <w:sz w:val="19"/>
-              </w:rPr>
-              <w:t>供电所</w:t>
-            </w:r>
-          </w:p>
-        </w:tc>
-        <w:tc>
-          <w:tcPr>
-            <w:tcW w:type="dxa" w:w="2880"/>
-          </w:tcPr>
-          <w:p>
-            <w:pPr>
-              <w:jc w:val="left"/>
-            </w:pPr>
-            <w:r>
-              <w:rPr>
-                <w:rFonts w:ascii="Microsoft YaHei" w:hAnsi="Microsoft YaHei" w:eastAsia="Microsoft YaHei"/>
-                <w:sz w:val="19"/>
-              </w:rPr>
-              <w:t>列表</w:t>
-            </w:r>
-          </w:p>
-        </w:tc>
-      </w:tr>
-      <w:tr>
-        <w:tc>
-          <w:tcPr>
-            <w:tcW w:type="dxa" w:w="2880"/>
-          </w:tcPr>
-          <w:p>
-            <w:pPr>
-              <w:jc w:val="left"/>
-            </w:pPr>
-            <w:r>
-              <w:rPr>
-                <w:rFonts w:ascii="Microsoft YaHei" w:hAnsi="Microsoft YaHei" w:eastAsia="Microsoft YaHei"/>
-                <w:sz w:val="19"/>
-              </w:rPr>
-              <w:t>**技术人员**</w:t>
-            </w:r>
-          </w:p>
-        </w:tc>
-        <w:tc>
-          <w:tcPr>
-            <w:tcW w:type="dxa" w:w="2880"/>
-          </w:tcPr>
-          <w:p>
-            <w:pPr>
-              <w:jc w:val="left"/>
-            </w:pPr>
-            <w:r>
-              <w:rPr>
-                <w:rFonts w:ascii="Microsoft YaHei" w:hAnsi="Microsoft YaHei" w:eastAsia="Microsoft YaHei"/>
-                <w:sz w:val="19"/>
-              </w:rPr>
-              <w:t>供电所</w:t>
-            </w:r>
-          </w:p>
-        </w:tc>
-        <w:tc>
-          <w:tcPr>
-            <w:tcW w:type="dxa" w:w="2880"/>
-          </w:tcPr>
-          <w:p>
-            <w:pPr>
-              <w:jc w:val="left"/>
-            </w:pPr>
-            <w:r>
-              <w:rPr>
-                <w:rFonts w:ascii="Microsoft YaHei" w:hAnsi="Microsoft YaHei" w:eastAsia="Microsoft YaHei"/>
-                <w:sz w:val="19"/>
-              </w:rPr>
-              <w:t>列表</w:t>
-            </w:r>
-          </w:p>
-        </w:tc>
-      </w:tr>
-      <w:tr>
-        <w:tc>
-          <w:tcPr>
-            <w:tcW w:type="dxa" w:w="2880"/>
-          </w:tcPr>
-          <w:p>
-            <w:pPr>
-              <w:jc w:val="left"/>
-            </w:pPr>
-            <w:r>
-              <w:rPr>
-                <w:rFonts w:ascii="Microsoft YaHei" w:hAnsi="Microsoft YaHei" w:eastAsia="Microsoft YaHei"/>
-                <w:sz w:val="19"/>
-              </w:rPr>
-              <w:t>**联系方式**</w:t>
-            </w:r>
-          </w:p>
-        </w:tc>
-        <w:tc>
-          <w:tcPr>
-            <w:tcW w:type="dxa" w:w="2880"/>
-          </w:tcPr>
-          <w:p>
-            <w:pPr>
-              <w:jc w:val="left"/>
-            </w:pPr>
-            <w:r>
-              <w:rPr>
-                <w:rFonts w:ascii="Microsoft YaHei" w:hAnsi="Microsoft YaHei" w:eastAsia="Microsoft YaHei"/>
-                <w:sz w:val="19"/>
-              </w:rPr>
-              <w:t>供电所</w:t>
-            </w:r>
-          </w:p>
-        </w:tc>
-        <w:tc>
-          <w:tcPr>
-            <w:tcW w:type="dxa" w:w="2880"/>
-          </w:tcPr>
-          <w:p>
-            <w:pPr>
-              <w:jc w:val="left"/>
-            </w:pPr>
-            <w:r>
-              <w:rPr>
-                <w:rFonts w:ascii="Microsoft YaHei" w:hAnsi="Microsoft YaHei" w:eastAsia="Microsoft YaHei"/>
-                <w:sz w:val="19"/>
-              </w:rPr>
-              <w:t>电话</w:t>
-            </w:r>
-          </w:p>
-        </w:tc>
-      </w:tr>
-    </w:tbl>
-    <w:p/>
     <w:p>
       <w:pPr>
         <w:jc w:val="both"/>
@@ -2851,1572 +641,94 @@
         <w:t>应急通道信息：</w:t>
       </w:r>
     </w:p>
-    <w:tbl>
-      <w:tblPr>
-        <w:tblStyle w:val="TableGrid"/>
-        <w:tblW w:type="auto" w:w="0"/>
-        <w:tblLook w:firstColumn="1" w:firstRow="1" w:lastColumn="0" w:lastRow="0" w:noHBand="0" w:noVBand="1" w:val="04A0"/>
-      </w:tblPr>
-      <w:tblGrid>
-        <w:gridCol w:w="2880"/>
-        <w:gridCol w:w="2880"/>
-        <w:gridCol w:w="2880"/>
-      </w:tblGrid>
-      <w:tr>
-        <w:tc>
-          <w:tcPr>
-            <w:tcW w:type="dxa" w:w="2880"/>
-          </w:tcPr>
-          <w:p>
-            <w:pPr>
-              <w:jc w:val="center"/>
-            </w:pPr>
-            <w:r>
-              <w:rPr>
-                <w:rFonts w:ascii="Microsoft YaHei" w:hAnsi="Microsoft YaHei" w:eastAsia="Microsoft YaHei"/>
-                <w:b/>
-                <w:sz w:val="20"/>
-              </w:rPr>
-              <w:t>字段</w:t>
-            </w:r>
-          </w:p>
-        </w:tc>
-        <w:tc>
-          <w:tcPr>
-            <w:tcW w:type="dxa" w:w="2880"/>
-          </w:tcPr>
-          <w:p>
-            <w:pPr>
-              <w:jc w:val="center"/>
-            </w:pPr>
-            <w:r>
-              <w:rPr>
-                <w:rFonts w:ascii="Microsoft YaHei" w:hAnsi="Microsoft YaHei" w:eastAsia="Microsoft YaHei"/>
-                <w:b/>
-                <w:sz w:val="20"/>
-              </w:rPr>
-              <w:t>数据来源</w:t>
-            </w:r>
-          </w:p>
-        </w:tc>
-        <w:tc>
-          <w:tcPr>
-            <w:tcW w:type="dxa" w:w="2880"/>
-          </w:tcPr>
-          <w:p>
-            <w:pPr>
-              <w:jc w:val="center"/>
-            </w:pPr>
-            <w:r>
-              <w:rPr>
-                <w:rFonts w:ascii="Microsoft YaHei" w:hAnsi="Microsoft YaHei" w:eastAsia="Microsoft YaHei"/>
-                <w:b/>
-                <w:sz w:val="20"/>
-              </w:rPr>
-              <w:t>采集方式</w:t>
-            </w:r>
-          </w:p>
-        </w:tc>
-      </w:tr>
-      <w:tr>
-        <w:tc>
-          <w:tcPr>
-            <w:tcW w:type="dxa" w:w="2880"/>
-          </w:tcPr>
-          <w:p>
-            <w:pPr>
-              <w:jc w:val="left"/>
-            </w:pPr>
-            <w:r>
-              <w:rPr>
-                <w:rFonts w:ascii="Microsoft YaHei" w:hAnsi="Microsoft YaHei" w:eastAsia="Microsoft YaHei"/>
-                <w:sz w:val="19"/>
-              </w:rPr>
-              <w:t>**车辆通道**</w:t>
-            </w:r>
-          </w:p>
-        </w:tc>
-        <w:tc>
-          <w:tcPr>
-            <w:tcW w:type="dxa" w:w="2880"/>
-          </w:tcPr>
-          <w:p>
-            <w:pPr>
-              <w:jc w:val="left"/>
-            </w:pPr>
-            <w:r>
-              <w:rPr>
-                <w:rFonts w:ascii="Microsoft YaHei" w:hAnsi="Microsoft YaHei" w:eastAsia="Microsoft YaHei"/>
-                <w:sz w:val="19"/>
-              </w:rPr>
-              <w:t>现场</w:t>
-            </w:r>
-          </w:p>
-        </w:tc>
-        <w:tc>
-          <w:tcPr>
-            <w:tcW w:type="dxa" w:w="2880"/>
-          </w:tcPr>
-          <w:p>
-            <w:pPr>
-              <w:jc w:val="left"/>
-            </w:pPr>
-            <w:r>
-              <w:rPr>
-                <w:rFonts w:ascii="Microsoft YaHei" w:hAnsi="Microsoft YaHei" w:eastAsia="Microsoft YaHei"/>
-                <w:sz w:val="19"/>
-              </w:rPr>
-              <w:t>文字描述+照片</w:t>
-            </w:r>
-          </w:p>
-        </w:tc>
-      </w:tr>
-      <w:tr>
-        <w:tc>
-          <w:tcPr>
-            <w:tcW w:type="dxa" w:w="2880"/>
-          </w:tcPr>
-          <w:p>
-            <w:pPr>
-              <w:jc w:val="left"/>
-            </w:pPr>
-            <w:r>
-              <w:rPr>
-                <w:rFonts w:ascii="Microsoft YaHei" w:hAnsi="Microsoft YaHei" w:eastAsia="Microsoft YaHei"/>
-                <w:sz w:val="19"/>
-              </w:rPr>
-              <w:t>**人员通道**</w:t>
-            </w:r>
-          </w:p>
-        </w:tc>
-        <w:tc>
-          <w:tcPr>
-            <w:tcW w:type="dxa" w:w="2880"/>
-          </w:tcPr>
-          <w:p>
-            <w:pPr>
-              <w:jc w:val="left"/>
-            </w:pPr>
-            <w:r>
-              <w:rPr>
-                <w:rFonts w:ascii="Microsoft YaHei" w:hAnsi="Microsoft YaHei" w:eastAsia="Microsoft YaHei"/>
-                <w:sz w:val="19"/>
-              </w:rPr>
-              <w:t>现场</w:t>
-            </w:r>
-          </w:p>
-        </w:tc>
-        <w:tc>
-          <w:tcPr>
-            <w:tcW w:type="dxa" w:w="2880"/>
-          </w:tcPr>
-          <w:p>
-            <w:pPr>
-              <w:jc w:val="left"/>
-            </w:pPr>
-            <w:r>
-              <w:rPr>
-                <w:rFonts w:ascii="Microsoft YaHei" w:hAnsi="Microsoft YaHei" w:eastAsia="Microsoft YaHei"/>
-                <w:sz w:val="19"/>
-              </w:rPr>
-              <w:t>文字描述+照片</w:t>
-            </w:r>
-          </w:p>
-        </w:tc>
-      </w:tr>
-      <w:tr>
-        <w:tc>
-          <w:tcPr>
-            <w:tcW w:type="dxa" w:w="2880"/>
-          </w:tcPr>
-          <w:p>
-            <w:pPr>
-              <w:jc w:val="left"/>
-            </w:pPr>
-            <w:r>
-              <w:rPr>
-                <w:rFonts w:ascii="Microsoft YaHei" w:hAnsi="Microsoft YaHei" w:eastAsia="Microsoft YaHei"/>
-                <w:sz w:val="19"/>
-              </w:rPr>
-              <w:t>**通道宽度**</w:t>
-            </w:r>
-          </w:p>
-        </w:tc>
-        <w:tc>
-          <w:tcPr>
-            <w:tcW w:type="dxa" w:w="2880"/>
-          </w:tcPr>
-          <w:p>
-            <w:pPr>
-              <w:jc w:val="left"/>
-            </w:pPr>
-            <w:r>
-              <w:rPr>
-                <w:rFonts w:ascii="Microsoft YaHei" w:hAnsi="Microsoft YaHei" w:eastAsia="Microsoft YaHei"/>
-                <w:sz w:val="19"/>
-              </w:rPr>
-              <w:t>现场测量</w:t>
-            </w:r>
-          </w:p>
-        </w:tc>
-        <w:tc>
-          <w:tcPr>
-            <w:tcW w:type="dxa" w:w="2880"/>
-          </w:tcPr>
-          <w:p>
-            <w:pPr>
-              <w:jc w:val="left"/>
-            </w:pPr>
-            <w:r>
-              <w:rPr>
-                <w:rFonts w:ascii="Microsoft YaHei" w:hAnsi="Microsoft YaHei" w:eastAsia="Microsoft YaHei"/>
-                <w:sz w:val="19"/>
-              </w:rPr>
-              <w:t>数字（米）</w:t>
-            </w:r>
-          </w:p>
-        </w:tc>
-      </w:tr>
-    </w:tbl>
-    <w:p/>
     <w:p>
       <w:pPr>
         <w:pStyle w:val="Heading4"/>
-        <w:jc w:val="left"/>
       </w:pPr>
       <w:r>
         <w:rPr>
           <w:rFonts w:ascii="Microsoft YaHei" w:hAnsi="Microsoft YaHei" w:eastAsia="Microsoft YaHei"/>
           <w:b/>
-          <w:sz w:val="22"/>
+          <w:color w:val="2E5A4C"/>
+          <w:sz w:val="24"/>
         </w:rPr>
         <w:t>采集表单设计</w:t>
       </w:r>
     </w:p>
     <w:p>
       <w:pPr>
-        <w:spacing w:before="120" w:after="120"/>
-        <w:ind w:left="432"/>
-        <w:jc w:val="center"/>
-      </w:pPr>
-      <w:r>
-        <w:drawing>
-          <wp:inline xmlns:a="http://schemas.openxmlformats.org/drawingml/2006/main" xmlns:pic="http://schemas.openxmlformats.org/drawingml/2006/picture">
-            <wp:extent cx="5029200" cy="4400550"/>
-            <wp:docPr id="24" name="Picture 24"/>
-            <wp:cNvGraphicFramePr>
-              <a:graphicFrameLocks noChangeAspect="1"/>
-            </wp:cNvGraphicFramePr>
-            <a:graphic>
-              <a:graphicData uri="http://schemas.openxmlformats.org/drawingml/2006/picture">
-                <pic:pic>
-                  <pic:nvPicPr>
-                    <pic:cNvPr id="0" name="04-知识库建设方案_069.png"/>
-                    <pic:cNvPicPr/>
-                  </pic:nvPicPr>
-                  <pic:blipFill>
-                    <a:blip r:embed="rId22"/>
-                    <a:stretch>
-                      <a:fillRect/>
-                    </a:stretch>
-                  </pic:blipFill>
-                  <pic:spPr>
-                    <a:xfrm>
-                      <a:off x="0" y="0"/>
-                      <a:ext cx="5029200" cy="4400550"/>
-                    </a:xfrm>
-                    <a:prstGeom prst="rect"/>
-                  </pic:spPr>
-                </pic:pic>
-              </a:graphicData>
-            </a:graphic>
-          </wp:inline>
-        </w:drawing>
-      </w:r>
-    </w:p>
-    <w:p>
-      <w:pPr>
         <w:pStyle w:val="Heading3"/>
-        <w:jc w:val="center"/>
-      </w:pPr>
-      <w:r>
-        <w:drawing>
-          <wp:inline xmlns:a="http://schemas.openxmlformats.org/drawingml/2006/main" xmlns:pic="http://schemas.openxmlformats.org/drawingml/2006/picture">
-            <wp:extent cx="5029200" cy="4149090"/>
-            <wp:docPr id="23" name="Picture 23"/>
-            <wp:cNvGraphicFramePr>
-              <a:graphicFrameLocks noChangeAspect="1"/>
-            </wp:cNvGraphicFramePr>
-            <a:graphic>
-              <a:graphicData uri="http://schemas.openxmlformats.org/drawingml/2006/picture">
-                <pic:pic>
-                  <pic:nvPicPr>
-                    <pic:cNvPr id="0" name="04-知识库建设方案_068.png"/>
-                    <pic:cNvPicPr/>
-                  </pic:nvPicPr>
-                  <pic:blipFill>
-                    <a:blip r:embed="rId21"/>
-                    <a:stretch>
-                      <a:fillRect/>
-                    </a:stretch>
-                  </pic:blipFill>
-                  <pic:spPr>
-                    <a:xfrm>
-                      <a:off x="0" y="0"/>
-                      <a:ext cx="5029200" cy="4149090"/>
-                    </a:xfrm>
-                    <a:prstGeom prst="rect"/>
-                  </pic:spPr>
-                </pic:pic>
-              </a:graphicData>
-            </a:graphic>
-          </wp:inline>
-        </w:drawing>
-      </w:r>
-    </w:p>
-    <w:p>
-      <w:pPr>
-        <w:pStyle w:val="Heading4"/>
-        <w:jc w:val="left"/>
       </w:pPr>
       <w:r>
         <w:rPr>
           <w:rFonts w:ascii="Microsoft YaHei" w:hAnsi="Microsoft YaHei" w:eastAsia="Microsoft YaHei"/>
           <w:b/>
-          <w:sz w:val="22"/>
+          <w:color w:val="2E5A4C"/>
+          <w:sz w:val="24"/>
+        </w:rPr>
+        <w:t>2.4 隐患信息采集</w:t>
+      </w:r>
+    </w:p>
+    <w:p>
+      <w:pPr>
+        <w:pStyle w:val="Heading4"/>
+      </w:pPr>
+      <w:r>
+        <w:rPr>
+          <w:rFonts w:ascii="Microsoft YaHei" w:hAnsi="Microsoft YaHei" w:eastAsia="Microsoft YaHei"/>
+          <w:b/>
+          <w:color w:val="2E5A4C"/>
+          <w:sz w:val="24"/>
         </w:rPr>
         <w:t>采集内容清单</w:t>
       </w:r>
     </w:p>
-    <w:tbl>
-      <w:tblPr>
-        <w:tblStyle w:val="TableGrid"/>
-        <w:tblW w:type="auto" w:w="0"/>
-        <w:tblLook w:firstColumn="1" w:firstRow="1" w:lastColumn="0" w:lastRow="0" w:noHBand="0" w:noVBand="1" w:val="04A0"/>
-      </w:tblPr>
-      <w:tblGrid>
-        <w:gridCol w:w="2880"/>
-        <w:gridCol w:w="2880"/>
-        <w:gridCol w:w="2880"/>
-      </w:tblGrid>
-      <w:tr>
-        <w:tc>
-          <w:tcPr>
-            <w:tcW w:type="dxa" w:w="2880"/>
-          </w:tcPr>
-          <w:p>
-            <w:pPr>
-              <w:jc w:val="center"/>
-            </w:pPr>
-            <w:r>
-              <w:rPr>
-                <w:rFonts w:ascii="Microsoft YaHei" w:hAnsi="Microsoft YaHei" w:eastAsia="Microsoft YaHei"/>
-                <w:b/>
-                <w:sz w:val="20"/>
-              </w:rPr>
-              <w:t>字段</w:t>
-            </w:r>
-          </w:p>
-        </w:tc>
-        <w:tc>
-          <w:tcPr>
-            <w:tcW w:type="dxa" w:w="2880"/>
-          </w:tcPr>
-          <w:p>
-            <w:pPr>
-              <w:jc w:val="center"/>
-            </w:pPr>
-            <w:r>
-              <w:rPr>
-                <w:rFonts w:ascii="Microsoft YaHei" w:hAnsi="Microsoft YaHei" w:eastAsia="Microsoft YaHei"/>
-                <w:b/>
-                <w:sz w:val="20"/>
-              </w:rPr>
-              <w:t>数据来源</w:t>
-            </w:r>
-          </w:p>
-        </w:tc>
-        <w:tc>
-          <w:tcPr>
-            <w:tcW w:type="dxa" w:w="2880"/>
-          </w:tcPr>
-          <w:p>
-            <w:pPr>
-              <w:jc w:val="center"/>
-            </w:pPr>
-            <w:r>
-              <w:rPr>
-                <w:rFonts w:ascii="Microsoft YaHei" w:hAnsi="Microsoft YaHei" w:eastAsia="Microsoft YaHei"/>
-                <w:b/>
-                <w:sz w:val="20"/>
-              </w:rPr>
-              <w:t>采集方式</w:t>
-            </w:r>
-          </w:p>
-        </w:tc>
-      </w:tr>
-      <w:tr>
-        <w:tc>
-          <w:tcPr>
-            <w:tcW w:type="dxa" w:w="2880"/>
-          </w:tcPr>
-          <w:p>
-            <w:pPr>
-              <w:jc w:val="left"/>
-            </w:pPr>
-            <w:r>
-              <w:rPr>
-                <w:rFonts w:ascii="Microsoft YaHei" w:hAnsi="Microsoft YaHei" w:eastAsia="Microsoft YaHei"/>
-                <w:sz w:val="19"/>
-              </w:rPr>
-              <w:t>**隐患编号**</w:t>
-            </w:r>
-          </w:p>
-        </w:tc>
-        <w:tc>
-          <w:tcPr>
-            <w:tcW w:type="dxa" w:w="2880"/>
-          </w:tcPr>
-          <w:p>
-            <w:pPr>
-              <w:jc w:val="left"/>
-            </w:pPr>
-            <w:r>
-              <w:rPr>
-                <w:rFonts w:ascii="Microsoft YaHei" w:hAnsi="Microsoft YaHei" w:eastAsia="Microsoft YaHei"/>
-                <w:sz w:val="19"/>
-              </w:rPr>
-              <w:t>系统生成</w:t>
-            </w:r>
-          </w:p>
-        </w:tc>
-        <w:tc>
-          <w:tcPr>
-            <w:tcW w:type="dxa" w:w="2880"/>
-          </w:tcPr>
-          <w:p>
-            <w:pPr>
-              <w:jc w:val="left"/>
-            </w:pPr>
-            <w:r>
-              <w:rPr>
-                <w:rFonts w:ascii="Microsoft YaHei" w:hAnsi="Microsoft YaHei" w:eastAsia="Microsoft YaHei"/>
-                <w:sz w:val="19"/>
-              </w:rPr>
-              <w:t>自动</w:t>
-            </w:r>
-          </w:p>
-        </w:tc>
-      </w:tr>
-      <w:tr>
-        <w:tc>
-          <w:tcPr>
-            <w:tcW w:type="dxa" w:w="2880"/>
-          </w:tcPr>
-          <w:p>
-            <w:pPr>
-              <w:jc w:val="left"/>
-            </w:pPr>
-            <w:r>
-              <w:rPr>
-                <w:rFonts w:ascii="Microsoft YaHei" w:hAnsi="Microsoft YaHei" w:eastAsia="Microsoft YaHei"/>
-                <w:sz w:val="19"/>
-              </w:rPr>
-              <w:t>**小区名称**</w:t>
-            </w:r>
-          </w:p>
-        </w:tc>
-        <w:tc>
-          <w:tcPr>
-            <w:tcW w:type="dxa" w:w="2880"/>
-          </w:tcPr>
-          <w:p>
-            <w:pPr>
-              <w:jc w:val="left"/>
-            </w:pPr>
-            <w:r>
-              <w:rPr>
-                <w:rFonts w:ascii="Microsoft YaHei" w:hAnsi="Microsoft YaHei" w:eastAsia="Microsoft YaHei"/>
-                <w:sz w:val="19"/>
-              </w:rPr>
-              <w:t>小区台账</w:t>
-            </w:r>
-          </w:p>
-        </w:tc>
-        <w:tc>
-          <w:tcPr>
-            <w:tcW w:type="dxa" w:w="2880"/>
-          </w:tcPr>
-          <w:p>
-            <w:pPr>
-              <w:jc w:val="left"/>
-            </w:pPr>
-            <w:r>
-              <w:rPr>
-                <w:rFonts w:ascii="Microsoft YaHei" w:hAnsi="Microsoft YaHei" w:eastAsia="Microsoft YaHei"/>
-                <w:sz w:val="19"/>
-              </w:rPr>
-              <w:t>自动填充</w:t>
-            </w:r>
-          </w:p>
-        </w:tc>
-      </w:tr>
-      <w:tr>
-        <w:tc>
-          <w:tcPr>
-            <w:tcW w:type="dxa" w:w="2880"/>
-          </w:tcPr>
-          <w:p>
-            <w:pPr>
-              <w:jc w:val="left"/>
-            </w:pPr>
-            <w:r>
-              <w:rPr>
-                <w:rFonts w:ascii="Microsoft YaHei" w:hAnsi="Microsoft YaHei" w:eastAsia="Microsoft YaHei"/>
-                <w:sz w:val="19"/>
-              </w:rPr>
-              <w:t>**隐患位置**</w:t>
-            </w:r>
-          </w:p>
-        </w:tc>
-        <w:tc>
-          <w:tcPr>
-            <w:tcW w:type="dxa" w:w="2880"/>
-          </w:tcPr>
-          <w:p>
-            <w:pPr>
-              <w:jc w:val="left"/>
-            </w:pPr>
-            <w:r>
-              <w:rPr>
-                <w:rFonts w:ascii="Microsoft YaHei" w:hAnsi="Microsoft YaHei" w:eastAsia="Microsoft YaHei"/>
-                <w:sz w:val="19"/>
-              </w:rPr>
-              <w:t>现场</w:t>
-            </w:r>
-          </w:p>
-        </w:tc>
-        <w:tc>
-          <w:tcPr>
-            <w:tcW w:type="dxa" w:w="2880"/>
-          </w:tcPr>
-          <w:p>
-            <w:pPr>
-              <w:jc w:val="left"/>
-            </w:pPr>
-            <w:r>
-              <w:rPr>
-                <w:rFonts w:ascii="Microsoft YaHei" w:hAnsi="Microsoft YaHei" w:eastAsia="Microsoft YaHei"/>
-                <w:sz w:val="19"/>
-              </w:rPr>
-              <w:t>文字描述</w:t>
-            </w:r>
-          </w:p>
-        </w:tc>
-      </w:tr>
-      <w:tr>
-        <w:tc>
-          <w:tcPr>
-            <w:tcW w:type="dxa" w:w="2880"/>
-          </w:tcPr>
-          <w:p>
-            <w:pPr>
-              <w:jc w:val="left"/>
-            </w:pPr>
-            <w:r>
-              <w:rPr>
-                <w:rFonts w:ascii="Microsoft YaHei" w:hAnsi="Microsoft YaHei" w:eastAsia="Microsoft YaHei"/>
-                <w:sz w:val="19"/>
-              </w:rPr>
-              <w:t>**隐患类型**</w:t>
-            </w:r>
-          </w:p>
-        </w:tc>
-        <w:tc>
-          <w:tcPr>
-            <w:tcW w:type="dxa" w:w="2880"/>
-          </w:tcPr>
-          <w:p>
-            <w:pPr>
-              <w:jc w:val="left"/>
-            </w:pPr>
-            <w:r>
-              <w:rPr>
-                <w:rFonts w:ascii="Microsoft YaHei" w:hAnsi="Microsoft YaHei" w:eastAsia="Microsoft YaHei"/>
-                <w:sz w:val="19"/>
-              </w:rPr>
-              <w:t>现场判断</w:t>
-            </w:r>
-          </w:p>
-        </w:tc>
-        <w:tc>
-          <w:tcPr>
-            <w:tcW w:type="dxa" w:w="2880"/>
-          </w:tcPr>
-          <w:p>
-            <w:pPr>
-              <w:jc w:val="left"/>
-            </w:pPr>
-            <w:r>
-              <w:rPr>
-                <w:rFonts w:ascii="Microsoft YaHei" w:hAnsi="Microsoft YaHei" w:eastAsia="Microsoft YaHei"/>
-                <w:sz w:val="19"/>
-              </w:rPr>
-              <w:t>选择</w:t>
-            </w:r>
-          </w:p>
-        </w:tc>
-      </w:tr>
-      <w:tr>
-        <w:tc>
-          <w:tcPr>
-            <w:tcW w:type="dxa" w:w="2880"/>
-          </w:tcPr>
-          <w:p>
-            <w:pPr>
-              <w:jc w:val="left"/>
-            </w:pPr>
-            <w:r>
-              <w:rPr>
-                <w:rFonts w:ascii="Microsoft YaHei" w:hAnsi="Microsoft YaHei" w:eastAsia="Microsoft YaHei"/>
-                <w:sz w:val="19"/>
-              </w:rPr>
-              <w:t>**隐患等级**</w:t>
-            </w:r>
-          </w:p>
-        </w:tc>
-        <w:tc>
-          <w:tcPr>
-            <w:tcW w:type="dxa" w:w="2880"/>
-          </w:tcPr>
-          <w:p>
-            <w:pPr>
-              <w:jc w:val="left"/>
-            </w:pPr>
-            <w:r>
-              <w:rPr>
-                <w:rFonts w:ascii="Microsoft YaHei" w:hAnsi="Microsoft YaHei" w:eastAsia="Microsoft YaHei"/>
-                <w:sz w:val="19"/>
-              </w:rPr>
-              <w:t>现场判断</w:t>
-            </w:r>
-          </w:p>
-        </w:tc>
-        <w:tc>
-          <w:tcPr>
-            <w:tcW w:type="dxa" w:w="2880"/>
-          </w:tcPr>
-          <w:p>
-            <w:pPr>
-              <w:jc w:val="left"/>
-            </w:pPr>
-            <w:r>
-              <w:rPr>
-                <w:rFonts w:ascii="Microsoft YaHei" w:hAnsi="Microsoft YaHei" w:eastAsia="Microsoft YaHei"/>
-                <w:sz w:val="19"/>
-              </w:rPr>
-              <w:t>选择</w:t>
-            </w:r>
-          </w:p>
-        </w:tc>
-      </w:tr>
-      <w:tr>
-        <w:tc>
-          <w:tcPr>
-            <w:tcW w:type="dxa" w:w="2880"/>
-          </w:tcPr>
-          <w:p>
-            <w:pPr>
-              <w:jc w:val="left"/>
-            </w:pPr>
-            <w:r>
-              <w:rPr>
-                <w:rFonts w:ascii="Microsoft YaHei" w:hAnsi="Microsoft YaHei" w:eastAsia="Microsoft YaHei"/>
-                <w:sz w:val="19"/>
-              </w:rPr>
-              <w:t>**隐患描述**</w:t>
-            </w:r>
-          </w:p>
-        </w:tc>
-        <w:tc>
-          <w:tcPr>
-            <w:tcW w:type="dxa" w:w="2880"/>
-          </w:tcPr>
-          <w:p>
-            <w:pPr>
-              <w:jc w:val="left"/>
-            </w:pPr>
-            <w:r>
-              <w:rPr>
-                <w:rFonts w:ascii="Microsoft YaHei" w:hAnsi="Microsoft YaHei" w:eastAsia="Microsoft YaHei"/>
-                <w:sz w:val="19"/>
-              </w:rPr>
-              <w:t>现场</w:t>
-            </w:r>
-          </w:p>
-        </w:tc>
-        <w:tc>
-          <w:tcPr>
-            <w:tcW w:type="dxa" w:w="2880"/>
-          </w:tcPr>
-          <w:p>
-            <w:pPr>
-              <w:jc w:val="left"/>
-            </w:pPr>
-            <w:r>
-              <w:rPr>
-                <w:rFonts w:ascii="Microsoft YaHei" w:hAnsi="Microsoft YaHei" w:eastAsia="Microsoft YaHei"/>
-                <w:sz w:val="19"/>
-              </w:rPr>
-              <w:t>文字描述</w:t>
-            </w:r>
-          </w:p>
-        </w:tc>
-      </w:tr>
-      <w:tr>
-        <w:tc>
-          <w:tcPr>
-            <w:tcW w:type="dxa" w:w="2880"/>
-          </w:tcPr>
-          <w:p>
-            <w:pPr>
-              <w:jc w:val="left"/>
-            </w:pPr>
-            <w:r>
-              <w:rPr>
-                <w:rFonts w:ascii="Microsoft YaHei" w:hAnsi="Microsoft YaHei" w:eastAsia="Microsoft YaHei"/>
-                <w:sz w:val="19"/>
-              </w:rPr>
-              <w:t>**发现时间**</w:t>
-            </w:r>
-          </w:p>
-        </w:tc>
-        <w:tc>
-          <w:tcPr>
-            <w:tcW w:type="dxa" w:w="2880"/>
-          </w:tcPr>
-          <w:p>
-            <w:pPr>
-              <w:jc w:val="left"/>
-            </w:pPr>
-            <w:r>
-              <w:rPr>
-                <w:rFonts w:ascii="Microsoft YaHei" w:hAnsi="Microsoft YaHei" w:eastAsia="Microsoft YaHei"/>
-                <w:sz w:val="19"/>
-              </w:rPr>
-              <w:t>系统</w:t>
-            </w:r>
-          </w:p>
-        </w:tc>
-        <w:tc>
-          <w:tcPr>
-            <w:tcW w:type="dxa" w:w="2880"/>
-          </w:tcPr>
-          <w:p>
-            <w:pPr>
-              <w:jc w:val="left"/>
-            </w:pPr>
-            <w:r>
-              <w:rPr>
-                <w:rFonts w:ascii="Microsoft YaHei" w:hAnsi="Microsoft YaHei" w:eastAsia="Microsoft YaHei"/>
-                <w:sz w:val="19"/>
-              </w:rPr>
-              <w:t>自动</w:t>
-            </w:r>
-          </w:p>
-        </w:tc>
-      </w:tr>
-      <w:tr>
-        <w:tc>
-          <w:tcPr>
-            <w:tcW w:type="dxa" w:w="2880"/>
-          </w:tcPr>
-          <w:p>
-            <w:pPr>
-              <w:jc w:val="left"/>
-            </w:pPr>
-            <w:r>
-              <w:rPr>
-                <w:rFonts w:ascii="Microsoft YaHei" w:hAnsi="Microsoft YaHei" w:eastAsia="Microsoft YaHei"/>
-                <w:sz w:val="19"/>
-              </w:rPr>
-              <w:t>**发现人**</w:t>
-            </w:r>
-          </w:p>
-        </w:tc>
-        <w:tc>
-          <w:tcPr>
-            <w:tcW w:type="dxa" w:w="2880"/>
-          </w:tcPr>
-          <w:p>
-            <w:pPr>
-              <w:jc w:val="left"/>
-            </w:pPr>
-            <w:r>
-              <w:rPr>
-                <w:rFonts w:ascii="Microsoft YaHei" w:hAnsi="Microsoft YaHei" w:eastAsia="Microsoft YaHei"/>
-                <w:sz w:val="19"/>
-              </w:rPr>
-              <w:t>系统</w:t>
-            </w:r>
-          </w:p>
-        </w:tc>
-        <w:tc>
-          <w:tcPr>
-            <w:tcW w:type="dxa" w:w="2880"/>
-          </w:tcPr>
-          <w:p>
-            <w:pPr>
-              <w:jc w:val="left"/>
-            </w:pPr>
-            <w:r>
-              <w:rPr>
-                <w:rFonts w:ascii="Microsoft YaHei" w:hAnsi="Microsoft YaHei" w:eastAsia="Microsoft YaHei"/>
-                <w:sz w:val="19"/>
-              </w:rPr>
-              <w:t>自动</w:t>
-            </w:r>
-          </w:p>
-        </w:tc>
-      </w:tr>
-      <w:tr>
-        <w:tc>
-          <w:tcPr>
-            <w:tcW w:type="dxa" w:w="2880"/>
-          </w:tcPr>
-          <w:p>
-            <w:pPr>
-              <w:jc w:val="left"/>
-            </w:pPr>
-            <w:r>
-              <w:rPr>
-                <w:rFonts w:ascii="Microsoft YaHei" w:hAnsi="Microsoft YaHei" w:eastAsia="Microsoft YaHei"/>
-                <w:sz w:val="19"/>
-              </w:rPr>
-              <w:t>**隐患照片**</w:t>
-            </w:r>
-          </w:p>
-        </w:tc>
-        <w:tc>
-          <w:tcPr>
-            <w:tcW w:type="dxa" w:w="2880"/>
-          </w:tcPr>
-          <w:p>
-            <w:pPr>
-              <w:jc w:val="left"/>
-            </w:pPr>
-            <w:r>
-              <w:rPr>
-                <w:rFonts w:ascii="Microsoft YaHei" w:hAnsi="Microsoft YaHei" w:eastAsia="Microsoft YaHei"/>
-                <w:sz w:val="19"/>
-              </w:rPr>
-              <w:t>现场</w:t>
-            </w:r>
-          </w:p>
-        </w:tc>
-        <w:tc>
-          <w:tcPr>
-            <w:tcW w:type="dxa" w:w="2880"/>
-          </w:tcPr>
-          <w:p>
-            <w:pPr>
-              <w:jc w:val="left"/>
-            </w:pPr>
-            <w:r>
-              <w:rPr>
-                <w:rFonts w:ascii="Microsoft YaHei" w:hAnsi="Microsoft YaHei" w:eastAsia="Microsoft YaHei"/>
-                <w:sz w:val="19"/>
-              </w:rPr>
-              <w:t>上传照片</w:t>
-            </w:r>
-          </w:p>
-        </w:tc>
-      </w:tr>
-      <w:tr>
-        <w:tc>
-          <w:tcPr>
-            <w:tcW w:type="dxa" w:w="2880"/>
-          </w:tcPr>
-          <w:p>
-            <w:pPr>
-              <w:jc w:val="left"/>
-            </w:pPr>
-            <w:r>
-              <w:rPr>
-                <w:rFonts w:ascii="Microsoft YaHei" w:hAnsi="Microsoft YaHei" w:eastAsia="Microsoft YaHei"/>
-                <w:sz w:val="19"/>
-              </w:rPr>
-              <w:t>**整改建议**</w:t>
-            </w:r>
-          </w:p>
-        </w:tc>
-        <w:tc>
-          <w:tcPr>
-            <w:tcW w:type="dxa" w:w="2880"/>
-          </w:tcPr>
-          <w:p>
-            <w:pPr>
-              <w:jc w:val="left"/>
-            </w:pPr>
-            <w:r>
-              <w:rPr>
-                <w:rFonts w:ascii="Microsoft YaHei" w:hAnsi="Microsoft YaHei" w:eastAsia="Microsoft YaHei"/>
-                <w:sz w:val="19"/>
-              </w:rPr>
-              <w:t>现场判断</w:t>
-            </w:r>
-          </w:p>
-        </w:tc>
-        <w:tc>
-          <w:tcPr>
-            <w:tcW w:type="dxa" w:w="2880"/>
-          </w:tcPr>
-          <w:p>
-            <w:pPr>
-              <w:jc w:val="left"/>
-            </w:pPr>
-            <w:r>
-              <w:rPr>
-                <w:rFonts w:ascii="Microsoft YaHei" w:hAnsi="Microsoft YaHei" w:eastAsia="Microsoft YaHei"/>
-                <w:sz w:val="19"/>
-              </w:rPr>
-              <w:t>文字描述</w:t>
-            </w:r>
-          </w:p>
-        </w:tc>
-      </w:tr>
-      <w:tr>
-        <w:tc>
-          <w:tcPr>
-            <w:tcW w:type="dxa" w:w="2880"/>
-          </w:tcPr>
-          <w:p>
-            <w:pPr>
-              <w:jc w:val="left"/>
-            </w:pPr>
-            <w:r>
-              <w:rPr>
-                <w:rFonts w:ascii="Microsoft YaHei" w:hAnsi="Microsoft YaHei" w:eastAsia="Microsoft YaHei"/>
-                <w:sz w:val="19"/>
-              </w:rPr>
-              <w:t>**整改期限**</w:t>
-            </w:r>
-          </w:p>
-        </w:tc>
-        <w:tc>
-          <w:tcPr>
-            <w:tcW w:type="dxa" w:w="2880"/>
-          </w:tcPr>
-          <w:p>
-            <w:pPr>
-              <w:jc w:val="left"/>
-            </w:pPr>
-            <w:r>
-              <w:rPr>
-                <w:rFonts w:ascii="Microsoft YaHei" w:hAnsi="Microsoft YaHei" w:eastAsia="Microsoft YaHei"/>
-                <w:sz w:val="19"/>
-              </w:rPr>
-              <w:t>现场判断</w:t>
-            </w:r>
-          </w:p>
-        </w:tc>
-        <w:tc>
-          <w:tcPr>
-            <w:tcW w:type="dxa" w:w="2880"/>
-          </w:tcPr>
-          <w:p>
-            <w:pPr>
-              <w:jc w:val="left"/>
-            </w:pPr>
-            <w:r>
-              <w:rPr>
-                <w:rFonts w:ascii="Microsoft YaHei" w:hAnsi="Microsoft YaHei" w:eastAsia="Microsoft YaHei"/>
-                <w:sz w:val="19"/>
-              </w:rPr>
-              <w:t>日期</w:t>
-            </w:r>
-          </w:p>
-        </w:tc>
-      </w:tr>
-      <w:tr>
-        <w:tc>
-          <w:tcPr>
-            <w:tcW w:type="dxa" w:w="2880"/>
-          </w:tcPr>
-          <w:p>
-            <w:pPr>
-              <w:jc w:val="left"/>
-            </w:pPr>
-            <w:r>
-              <w:rPr>
-                <w:rFonts w:ascii="Microsoft YaHei" w:hAnsi="Microsoft YaHei" w:eastAsia="Microsoft YaHei"/>
-                <w:sz w:val="19"/>
-              </w:rPr>
-              <w:t>**整改状态**</w:t>
-            </w:r>
-          </w:p>
-        </w:tc>
-        <w:tc>
-          <w:tcPr>
-            <w:tcW w:type="dxa" w:w="2880"/>
-          </w:tcPr>
-          <w:p>
-            <w:pPr>
-              <w:jc w:val="left"/>
-            </w:pPr>
-            <w:r>
-              <w:rPr>
-                <w:rFonts w:ascii="Microsoft YaHei" w:hAnsi="Microsoft YaHei" w:eastAsia="Microsoft YaHei"/>
-                <w:sz w:val="19"/>
-              </w:rPr>
-              <w:t>跟踪</w:t>
-            </w:r>
-          </w:p>
-        </w:tc>
-        <w:tc>
-          <w:tcPr>
-            <w:tcW w:type="dxa" w:w="2880"/>
-          </w:tcPr>
-          <w:p>
-            <w:pPr>
-              <w:jc w:val="left"/>
-            </w:pPr>
-            <w:r>
-              <w:rPr>
-                <w:rFonts w:ascii="Microsoft YaHei" w:hAnsi="Microsoft YaHei" w:eastAsia="Microsoft YaHei"/>
-                <w:sz w:val="19"/>
-              </w:rPr>
-              <w:t>选择</w:t>
-            </w:r>
-          </w:p>
-        </w:tc>
-      </w:tr>
-    </w:tbl>
-    <w:p/>
     <w:p>
       <w:pPr>
-        <w:jc w:val="center"/>
+        <w:jc w:val="both"/>
       </w:pPr>
       <w:r>
-        <w:drawing>
-          <wp:inline xmlns:a="http://schemas.openxmlformats.org/drawingml/2006/main" xmlns:pic="http://schemas.openxmlformats.org/drawingml/2006/picture">
-            <wp:extent cx="5029200" cy="6412230"/>
-            <wp:docPr id="20" name="Picture 20"/>
-            <wp:cNvGraphicFramePr>
-              <a:graphicFrameLocks noChangeAspect="1"/>
-            </wp:cNvGraphicFramePr>
-            <a:graphic>
-              <a:graphicData uri="http://schemas.openxmlformats.org/drawingml/2006/picture">
-                <pic:pic>
-                  <pic:nvPicPr>
-                    <pic:cNvPr id="0" name="04-知识库建设方案_065.png"/>
-                    <pic:cNvPicPr/>
-                  </pic:nvPicPr>
-                  <pic:blipFill>
-                    <a:blip r:embed="rId18"/>
-                    <a:stretch>
-                      <a:fillRect/>
-                    </a:stretch>
-                  </pic:blipFill>
-                  <pic:spPr>
-                    <a:xfrm>
-                      <a:off x="0" y="0"/>
-                      <a:ext cx="5029200" cy="6412230"/>
-                    </a:xfrm>
-                    <a:prstGeom prst="rect"/>
-                  </pic:spPr>
-                </pic:pic>
-              </a:graphicData>
-            </a:graphic>
-          </wp:inline>
-        </w:drawing>
+        <w:rPr>
+          <w:rFonts w:ascii="Microsoft YaHei" w:hAnsi="Microsoft YaHei" w:eastAsia="Microsoft YaHei"/>
+          <w:sz w:val="21"/>
+        </w:rPr>
+        <w:t>隐患类型分类：</w:t>
       </w:r>
     </w:p>
-    <w:tbl>
-      <w:tblPr>
-        <w:tblStyle w:val="TableGrid"/>
-        <w:tblW w:type="auto" w:w="0"/>
-        <w:tblLook w:firstColumn="1" w:firstRow="1" w:lastColumn="0" w:lastRow="0" w:noHBand="0" w:noVBand="1" w:val="04A0"/>
-      </w:tblPr>
-      <w:tblGrid>
-        <w:gridCol w:w="4320"/>
-        <w:gridCol w:w="4320"/>
-      </w:tblGrid>
-      <w:tr>
-        <w:tc>
-          <w:tcPr>
-            <w:tcW w:type="dxa" w:w="4320"/>
-          </w:tcPr>
-          <w:p>
-            <w:pPr>
-              <w:jc w:val="center"/>
-            </w:pPr>
-            <w:r>
-              <w:rPr>
-                <w:rFonts w:ascii="Microsoft YaHei" w:hAnsi="Microsoft YaHei" w:eastAsia="Microsoft YaHei"/>
-                <w:b/>
-                <w:sz w:val="20"/>
-              </w:rPr>
-              <w:t>类型</w:t>
-            </w:r>
-          </w:p>
-        </w:tc>
-        <w:tc>
-          <w:tcPr>
-            <w:tcW w:type="dxa" w:w="4320"/>
-          </w:tcPr>
-          <w:p>
-            <w:pPr>
-              <w:jc w:val="center"/>
-            </w:pPr>
-            <w:r>
-              <w:rPr>
-                <w:rFonts w:ascii="Microsoft YaHei" w:hAnsi="Microsoft YaHei" w:eastAsia="Microsoft YaHei"/>
-                <w:b/>
-                <w:sz w:val="20"/>
-              </w:rPr>
-              <w:t>具体内容</w:t>
-            </w:r>
-          </w:p>
-        </w:tc>
-      </w:tr>
-      <w:tr>
-        <w:tc>
-          <w:tcPr>
-            <w:tcW w:type="dxa" w:w="4320"/>
-          </w:tcPr>
-          <w:p>
-            <w:pPr>
-              <w:jc w:val="left"/>
-            </w:pPr>
-            <w:r>
-              <w:rPr>
-                <w:rFonts w:ascii="Microsoft YaHei" w:hAnsi="Microsoft YaHei" w:eastAsia="Microsoft YaHei"/>
-                <w:sz w:val="19"/>
-              </w:rPr>
-              <w:t>**设备隐患**</w:t>
-            </w:r>
-          </w:p>
-        </w:tc>
-        <w:tc>
-          <w:tcPr>
-            <w:tcW w:type="dxa" w:w="4320"/>
-          </w:tcPr>
-          <w:p>
-            <w:pPr>
-              <w:jc w:val="left"/>
-            </w:pPr>
-            <w:r>
-              <w:rPr>
-                <w:rFonts w:ascii="Microsoft YaHei" w:hAnsi="Microsoft YaHei" w:eastAsia="Microsoft YaHei"/>
-                <w:sz w:val="19"/>
-              </w:rPr>
-              <w:t>设备老化、设备缺陷、设备损坏</w:t>
-            </w:r>
-          </w:p>
-        </w:tc>
-      </w:tr>
-      <w:tr>
-        <w:tc>
-          <w:tcPr>
-            <w:tcW w:type="dxa" w:w="4320"/>
-          </w:tcPr>
-          <w:p>
-            <w:pPr>
-              <w:jc w:val="left"/>
-            </w:pPr>
-            <w:r>
-              <w:rPr>
-                <w:rFonts w:ascii="Microsoft YaHei" w:hAnsi="Microsoft YaHei" w:eastAsia="Microsoft YaHei"/>
-                <w:sz w:val="19"/>
-              </w:rPr>
-              <w:t>**线路隐患**</w:t>
-            </w:r>
-          </w:p>
-        </w:tc>
-        <w:tc>
-          <w:tcPr>
-            <w:tcW w:type="dxa" w:w="4320"/>
-          </w:tcPr>
-          <w:p>
-            <w:pPr>
-              <w:jc w:val="left"/>
-            </w:pPr>
-            <w:r>
-              <w:rPr>
-                <w:rFonts w:ascii="Microsoft YaHei" w:hAnsi="Microsoft YaHei" w:eastAsia="Microsoft YaHei"/>
-                <w:sz w:val="19"/>
-              </w:rPr>
-              <w:t>线路老化、线路破损、线路裸露</w:t>
-            </w:r>
-          </w:p>
-        </w:tc>
-      </w:tr>
-      <w:tr>
-        <w:tc>
-          <w:tcPr>
-            <w:tcW w:type="dxa" w:w="4320"/>
-          </w:tcPr>
-          <w:p>
-            <w:pPr>
-              <w:jc w:val="left"/>
-            </w:pPr>
-            <w:r>
-              <w:rPr>
-                <w:rFonts w:ascii="Microsoft YaHei" w:hAnsi="Microsoft YaHei" w:eastAsia="Microsoft YaHei"/>
-                <w:sz w:val="19"/>
-              </w:rPr>
-              <w:t>**环境隐患**</w:t>
-            </w:r>
-          </w:p>
-        </w:tc>
-        <w:tc>
-          <w:tcPr>
-            <w:tcW w:type="dxa" w:w="4320"/>
-          </w:tcPr>
-          <w:p>
-            <w:pPr>
-              <w:jc w:val="left"/>
-            </w:pPr>
-            <w:r>
-              <w:rPr>
-                <w:rFonts w:ascii="Microsoft YaHei" w:hAnsi="Microsoft YaHei" w:eastAsia="Microsoft YaHei"/>
-                <w:sz w:val="19"/>
-              </w:rPr>
-              <w:t>配电房积水、配电房杂物、配电房门锁损坏</w:t>
-            </w:r>
-          </w:p>
-        </w:tc>
-      </w:tr>
-      <w:tr>
-        <w:tc>
-          <w:tcPr>
-            <w:tcW w:type="dxa" w:w="4320"/>
-          </w:tcPr>
-          <w:p>
-            <w:pPr>
-              <w:jc w:val="left"/>
-            </w:pPr>
-            <w:r>
-              <w:rPr>
-                <w:rFonts w:ascii="Microsoft YaHei" w:hAnsi="Microsoft YaHei" w:eastAsia="Microsoft YaHei"/>
-                <w:sz w:val="19"/>
-              </w:rPr>
-              <w:t>**安全隐患**</w:t>
-            </w:r>
-          </w:p>
-        </w:tc>
-        <w:tc>
-          <w:tcPr>
-            <w:tcW w:type="dxa" w:w="4320"/>
-          </w:tcPr>
-          <w:p>
-            <w:pPr>
-              <w:jc w:val="left"/>
-            </w:pPr>
-            <w:r>
-              <w:rPr>
-                <w:rFonts w:ascii="Microsoft YaHei" w:hAnsi="Microsoft YaHei" w:eastAsia="Microsoft YaHei"/>
-                <w:sz w:val="19"/>
-              </w:rPr>
-              <w:t>无警示标识、安全距离不足、防护设施缺失</w:t>
-            </w:r>
-          </w:p>
-        </w:tc>
-      </w:tr>
-    </w:tbl>
-    <w:p/>
     <w:p>
       <w:pPr>
-        <w:jc w:val="center"/>
+        <w:jc w:val="both"/>
       </w:pPr>
       <w:r>
-        <w:drawing>
-          <wp:inline xmlns:a="http://schemas.openxmlformats.org/drawingml/2006/main" xmlns:pic="http://schemas.openxmlformats.org/drawingml/2006/picture">
-            <wp:extent cx="5029200" cy="1885950"/>
-            <wp:docPr id="33" name="Picture 33"/>
-            <wp:cNvGraphicFramePr>
-              <a:graphicFrameLocks noChangeAspect="1"/>
-            </wp:cNvGraphicFramePr>
-            <a:graphic>
-              <a:graphicData uri="http://schemas.openxmlformats.org/drawingml/2006/picture">
-                <pic:pic>
-                  <pic:nvPicPr>
-                    <pic:cNvPr id="0" name="04-知识库建设方案_078.png"/>
-                    <pic:cNvPicPr/>
-                  </pic:nvPicPr>
-                  <pic:blipFill>
-                    <a:blip r:embed="rId31"/>
-                    <a:stretch>
-                      <a:fillRect/>
-                    </a:stretch>
-                  </pic:blipFill>
-                  <pic:spPr>
-                    <a:xfrm>
-                      <a:off x="0" y="0"/>
-                      <a:ext cx="5029200" cy="1885950"/>
-                    </a:xfrm>
-                    <a:prstGeom prst="rect"/>
-                  </pic:spPr>
-                </pic:pic>
-              </a:graphicData>
-            </a:graphic>
-          </wp:inline>
-        </w:drawing>
+        <w:rPr>
+          <w:rFonts w:ascii="Microsoft YaHei" w:hAnsi="Microsoft YaHei" w:eastAsia="Microsoft YaHei"/>
+          <w:sz w:val="21"/>
+        </w:rPr>
+        <w:t>隐患等级分类：</w:t>
       </w:r>
     </w:p>
-    <w:tbl>
-      <w:tblPr>
-        <w:tblStyle w:val="TableGrid"/>
-        <w:tblW w:type="auto" w:w="0"/>
-        <w:tblLook w:firstColumn="1" w:firstRow="1" w:lastColumn="0" w:lastRow="0" w:noHBand="0" w:noVBand="1" w:val="04A0"/>
-      </w:tblPr>
-      <w:tblGrid>
-        <w:gridCol w:w="2880"/>
-        <w:gridCol w:w="2880"/>
-        <w:gridCol w:w="2880"/>
-      </w:tblGrid>
-      <w:tr>
-        <w:tc>
-          <w:tcPr>
-            <w:tcW w:type="dxa" w:w="2880"/>
-          </w:tcPr>
-          <w:p>
-            <w:pPr>
-              <w:jc w:val="center"/>
-            </w:pPr>
-            <w:r>
-              <w:rPr>
-                <w:rFonts w:ascii="Microsoft YaHei" w:hAnsi="Microsoft YaHei" w:eastAsia="Microsoft YaHei"/>
-                <w:b/>
-                <w:sz w:val="20"/>
-              </w:rPr>
-              <w:t>等级</w:t>
-            </w:r>
-          </w:p>
-        </w:tc>
-        <w:tc>
-          <w:tcPr>
-            <w:tcW w:type="dxa" w:w="2880"/>
-          </w:tcPr>
-          <w:p>
-            <w:pPr>
-              <w:jc w:val="center"/>
-            </w:pPr>
-            <w:r>
-              <w:rPr>
-                <w:rFonts w:ascii="Microsoft YaHei" w:hAnsi="Microsoft YaHei" w:eastAsia="Microsoft YaHei"/>
-                <w:b/>
-                <w:sz w:val="20"/>
-              </w:rPr>
-              <w:t>定义</w:t>
-            </w:r>
-          </w:p>
-        </w:tc>
-        <w:tc>
-          <w:tcPr>
-            <w:tcW w:type="dxa" w:w="2880"/>
-          </w:tcPr>
-          <w:p>
-            <w:pPr>
-              <w:jc w:val="center"/>
-            </w:pPr>
-            <w:r>
-              <w:rPr>
-                <w:rFonts w:ascii="Microsoft YaHei" w:hAnsi="Microsoft YaHei" w:eastAsia="Microsoft YaHei"/>
-                <w:b/>
-                <w:sz w:val="20"/>
-              </w:rPr>
-              <w:t>整改时限</w:t>
-            </w:r>
-          </w:p>
-        </w:tc>
-      </w:tr>
-      <w:tr>
-        <w:tc>
-          <w:tcPr>
-            <w:tcW w:type="dxa" w:w="2880"/>
-          </w:tcPr>
-          <w:p>
-            <w:pPr>
-              <w:jc w:val="left"/>
-            </w:pPr>
-            <w:r>
-              <w:rPr>
-                <w:rFonts w:ascii="Microsoft YaHei" w:hAnsi="Microsoft YaHei" w:eastAsia="Microsoft YaHei"/>
-                <w:sz w:val="19"/>
-              </w:rPr>
-              <w:t>**紧急**</w:t>
-            </w:r>
-          </w:p>
-        </w:tc>
-        <w:tc>
-          <w:tcPr>
-            <w:tcW w:type="dxa" w:w="2880"/>
-          </w:tcPr>
-          <w:p>
-            <w:pPr>
-              <w:jc w:val="left"/>
-            </w:pPr>
-            <w:r>
-              <w:rPr>
-                <w:rFonts w:ascii="Microsoft YaHei" w:hAnsi="Microsoft YaHei" w:eastAsia="Microsoft YaHei"/>
-                <w:sz w:val="19"/>
-              </w:rPr>
-              <w:t>立即可能引发事故</w:t>
-            </w:r>
-          </w:p>
-        </w:tc>
-        <w:tc>
-          <w:tcPr>
-            <w:tcW w:type="dxa" w:w="2880"/>
-          </w:tcPr>
-          <w:p>
-            <w:pPr>
-              <w:jc w:val="left"/>
-            </w:pPr>
-            <w:r>
-              <w:rPr>
-                <w:rFonts w:ascii="Microsoft YaHei" w:hAnsi="Microsoft YaHei" w:eastAsia="Microsoft YaHei"/>
-                <w:sz w:val="19"/>
-              </w:rPr>
-              <w:t>24小时内</w:t>
-            </w:r>
-          </w:p>
-        </w:tc>
-      </w:tr>
-      <w:tr>
-        <w:tc>
-          <w:tcPr>
-            <w:tcW w:type="dxa" w:w="2880"/>
-          </w:tcPr>
-          <w:p>
-            <w:pPr>
-              <w:jc w:val="left"/>
-            </w:pPr>
-            <w:r>
-              <w:rPr>
-                <w:rFonts w:ascii="Microsoft YaHei" w:hAnsi="Microsoft YaHei" w:eastAsia="Microsoft YaHei"/>
-                <w:sz w:val="19"/>
-              </w:rPr>
-              <w:t>**重要**</w:t>
-            </w:r>
-          </w:p>
-        </w:tc>
-        <w:tc>
-          <w:tcPr>
-            <w:tcW w:type="dxa" w:w="2880"/>
-          </w:tcPr>
-          <w:p>
-            <w:pPr>
-              <w:jc w:val="left"/>
-            </w:pPr>
-            <w:r>
-              <w:rPr>
-                <w:rFonts w:ascii="Microsoft YaHei" w:hAnsi="Microsoft YaHei" w:eastAsia="Microsoft YaHei"/>
-                <w:sz w:val="19"/>
-              </w:rPr>
-              <w:t>短期内可能引发事故</w:t>
-            </w:r>
-          </w:p>
-        </w:tc>
-        <w:tc>
-          <w:tcPr>
-            <w:tcW w:type="dxa" w:w="2880"/>
-          </w:tcPr>
-          <w:p>
-            <w:pPr>
-              <w:jc w:val="left"/>
-            </w:pPr>
-            <w:r>
-              <w:rPr>
-                <w:rFonts w:ascii="Microsoft YaHei" w:hAnsi="Microsoft YaHei" w:eastAsia="Microsoft YaHei"/>
-                <w:sz w:val="19"/>
-              </w:rPr>
-              <w:t>1周内</w:t>
-            </w:r>
-          </w:p>
-        </w:tc>
-      </w:tr>
-      <w:tr>
-        <w:tc>
-          <w:tcPr>
-            <w:tcW w:type="dxa" w:w="2880"/>
-          </w:tcPr>
-          <w:p>
-            <w:pPr>
-              <w:jc w:val="left"/>
-            </w:pPr>
-            <w:r>
-              <w:rPr>
-                <w:rFonts w:ascii="Microsoft YaHei" w:hAnsi="Microsoft YaHei" w:eastAsia="Microsoft YaHei"/>
-                <w:sz w:val="19"/>
-              </w:rPr>
-              <w:t>**一般**</w:t>
-            </w:r>
-          </w:p>
-        </w:tc>
-        <w:tc>
-          <w:tcPr>
-            <w:tcW w:type="dxa" w:w="2880"/>
-          </w:tcPr>
-          <w:p>
-            <w:pPr>
-              <w:jc w:val="left"/>
-            </w:pPr>
-            <w:r>
-              <w:rPr>
-                <w:rFonts w:ascii="Microsoft YaHei" w:hAnsi="Microsoft YaHei" w:eastAsia="Microsoft YaHei"/>
-                <w:sz w:val="19"/>
-              </w:rPr>
-              <w:t>长期可能引发事故</w:t>
-            </w:r>
-          </w:p>
-        </w:tc>
-        <w:tc>
-          <w:tcPr>
-            <w:tcW w:type="dxa" w:w="2880"/>
-          </w:tcPr>
-          <w:p>
-            <w:pPr>
-              <w:jc w:val="left"/>
-            </w:pPr>
-            <w:r>
-              <w:rPr>
-                <w:rFonts w:ascii="Microsoft YaHei" w:hAnsi="Microsoft YaHei" w:eastAsia="Microsoft YaHei"/>
-                <w:sz w:val="19"/>
-              </w:rPr>
-              <w:t>1月内</w:t>
-            </w:r>
-          </w:p>
-        </w:tc>
-      </w:tr>
-    </w:tbl>
-    <w:p/>
     <w:p>
       <w:pPr>
         <w:pStyle w:val="Heading4"/>
-        <w:jc w:val="left"/>
       </w:pPr>
       <w:r>
         <w:rPr>
           <w:rFonts w:ascii="Microsoft YaHei" w:hAnsi="Microsoft YaHei" w:eastAsia="Microsoft YaHei"/>
           <w:b/>
-          <w:sz w:val="22"/>
+          <w:color w:val="2E5A4C"/>
+          <w:sz w:val="24"/>
         </w:rPr>
         <w:t>采集表单设计</w:t>
       </w:r>
     </w:p>
     <w:p>
       <w:pPr>
-        <w:spacing w:before="120" w:after="120"/>
-        <w:ind w:left="432"/>
+        <w:jc w:val="both"/>
       </w:pPr>
       <w:r>
         <w:rPr>
-          <w:rFonts w:ascii="Courier New" w:hAnsi="Courier New"/>
-          <w:color w:val="646464"/>
-          <w:sz w:val="18"/>
+          <w:rFonts w:ascii="Microsoft YaHei" w:hAnsi="Microsoft YaHei" w:eastAsia="Microsoft YaHei"/>
+          <w:sz w:val="21"/>
         </w:rPr>
         <w:t>隐患信息采集表</w:t>
         <w:br/>
@@ -4472,7 +784,173 @@
     <w:p>
       <w:pPr>
         <w:pStyle w:val="Heading2"/>
-        <w:jc w:val="left"/>
+      </w:pPr>
+      <w:r>
+        <w:rPr>
+          <w:rFonts w:ascii="Microsoft YaHei" w:hAnsi="Microsoft YaHei" w:eastAsia="Microsoft YaHei"/>
+          <w:b/>
+          <w:color w:val="1B365D"/>
+          <w:sz w:val="28"/>
+        </w:rPr>
+        <w:t>三、数据维护机制</w:t>
+      </w:r>
+    </w:p>
+    <w:p>
+      <w:pPr>
+        <w:pStyle w:val="Heading3"/>
+      </w:pPr>
+      <w:r>
+        <w:rPr>
+          <w:rFonts w:ascii="Microsoft YaHei" w:hAnsi="Microsoft YaHei" w:eastAsia="Microsoft YaHei"/>
+          <w:b/>
+          <w:color w:val="2E5A4C"/>
+          <w:sz w:val="24"/>
+        </w:rPr>
+        <w:t>3.1 数据更新规则</w:t>
+      </w:r>
+    </w:p>
+    <w:p>
+      <w:pPr>
+        <w:pStyle w:val="Heading3"/>
+      </w:pPr>
+      <w:r>
+        <w:rPr>
+          <w:rFonts w:ascii="Microsoft YaHei" w:hAnsi="Microsoft YaHei" w:eastAsia="Microsoft YaHei"/>
+          <w:b/>
+          <w:color w:val="2E5A4C"/>
+          <w:sz w:val="24"/>
+        </w:rPr>
+        <w:t>3.2 数据质量管理</w:t>
+      </w:r>
+    </w:p>
+    <w:p>
+      <w:pPr>
+        <w:jc w:val="both"/>
+      </w:pPr>
+      <w:r>
+        <w:rPr>
+          <w:rFonts w:ascii="Microsoft YaHei" w:hAnsi="Microsoft YaHei" w:eastAsia="Microsoft YaHei"/>
+          <w:sz w:val="21"/>
+        </w:rPr>
+        <w:t>质量标准：</w:t>
+      </w:r>
+    </w:p>
+    <w:p>
+      <w:pPr>
+        <w:jc w:val="both"/>
+      </w:pPr>
+      <w:r>
+        <w:rPr>
+          <w:rFonts w:ascii="Microsoft YaHei" w:hAnsi="Microsoft YaHei" w:eastAsia="Microsoft YaHei"/>
+          <w:sz w:val="21"/>
+        </w:rPr>
+        <w:t>质量检查机制：</w:t>
+      </w:r>
+    </w:p>
+    <w:p>
+      <w:pPr>
+        <w:jc w:val="center"/>
+      </w:pPr>
+      <w:r>
+        <w:drawing>
+          <wp:inline xmlns:a="http://schemas.openxmlformats.org/drawingml/2006/main" xmlns:pic="http://schemas.openxmlformats.org/drawingml/2006/picture">
+            <wp:extent cx="5029200" cy="13427964"/>
+            <wp:docPr id="2" name="Picture 2"/>
+            <wp:cNvGraphicFramePr>
+              <a:graphicFrameLocks noChangeAspect="1"/>
+            </wp:cNvGraphicFramePr>
+            <a:graphic>
+              <a:graphicData uri="http://schemas.openxmlformats.org/drawingml/2006/picture">
+                <pic:pic>
+                  <pic:nvPicPr>
+                    <pic:cNvPr id="0" name="ascii_img_003.png"/>
+                    <pic:cNvPicPr/>
+                  </pic:nvPicPr>
+                  <pic:blipFill>
+                    <a:blip r:embed="rId10"/>
+                    <a:stretch>
+                      <a:fillRect/>
+                    </a:stretch>
+                  </pic:blipFill>
+                  <pic:spPr>
+                    <a:xfrm>
+                      <a:off x="0" y="0"/>
+                      <a:ext cx="5029200" cy="13427964"/>
+                    </a:xfrm>
+                    <a:prstGeom prst="rect"/>
+                  </pic:spPr>
+                </pic:pic>
+              </a:graphicData>
+            </a:graphic>
+          </wp:inline>
+        </w:drawing>
+      </w:r>
+    </w:p>
+    <w:p>
+      <w:pPr>
+        <w:pStyle w:val="Heading3"/>
+      </w:pPr>
+      <w:r>
+        <w:rPr>
+          <w:rFonts w:ascii="Microsoft YaHei" w:hAnsi="Microsoft YaHei" w:eastAsia="Microsoft YaHei"/>
+          <w:b/>
+          <w:color w:val="2E5A4C"/>
+          <w:sz w:val="24"/>
+        </w:rPr>
+        <w:t>3.3 数据备份机制</w:t>
+      </w:r>
+    </w:p>
+    <w:p>
+      <w:pPr>
+        <w:jc w:val="both"/>
+      </w:pPr>
+      <w:r>
+        <w:rPr>
+          <w:rFonts w:ascii="Microsoft YaHei" w:hAnsi="Microsoft YaHei" w:eastAsia="Microsoft YaHei"/>
+          <w:sz w:val="21"/>
+        </w:rPr>
+        <w:t>备份策略：</w:t>
+      </w:r>
+    </w:p>
+    <w:p>
+      <w:pPr>
+        <w:jc w:val="both"/>
+      </w:pPr>
+      <w:r>
+        <w:rPr>
+          <w:rFonts w:ascii="Microsoft YaHei" w:hAnsi="Microsoft YaHei" w:eastAsia="Microsoft YaHei"/>
+          <w:sz w:val="21"/>
+        </w:rPr>
+        <w:t>备份验证：</w:t>
+      </w:r>
+    </w:p>
+    <w:p>
+      <w:pPr>
+        <w:jc w:val="both"/>
+      </w:pPr>
+      <w:r>
+        <w:rPr>
+          <w:rFonts w:ascii="Microsoft YaHei" w:hAnsi="Microsoft YaHei" w:eastAsia="Microsoft YaHei"/>
+          <w:sz w:val="21"/>
+        </w:rPr>
+        <w:t>- 每月验证备份数据的完整性和可恢复性</w:t>
+      </w:r>
+    </w:p>
+    <w:p>
+      <w:pPr>
+        <w:jc w:val="both"/>
+      </w:pPr>
+      <w:r>
+        <w:rPr>
+          <w:rFonts w:ascii="Microsoft YaHei" w:hAnsi="Microsoft YaHei" w:eastAsia="Microsoft YaHei"/>
+          <w:sz w:val="21"/>
+        </w:rPr>
+        <w:t>- 每季度开展一次数据恢复演练</w:t>
+      </w:r>
+    </w:p>
+    <w:p>
+      <w:pPr>
+        <w:pStyle w:val="Heading2"/>
       </w:pPr>
       <w:r>
         <w:rPr>
@@ -4487,7 +965,6 @@
     <w:p>
       <w:pPr>
         <w:pStyle w:val="Heading3"/>
-        <w:jc w:val="left"/>
       </w:pPr>
       <w:r>
         <w:rPr>
@@ -4501,13 +978,37 @@
     </w:p>
     <w:p>
       <w:pPr>
+        <w:jc w:val="both"/>
+      </w:pPr>
+      <w:r>
+        <w:rPr>
+          <w:rFonts w:ascii="Microsoft YaHei" w:hAnsi="Microsoft YaHei" w:eastAsia="Microsoft YaHei"/>
+          <w:sz w:val="21"/>
+        </w:rPr>
+        <w:t>场景描述：发生停电故障，需要快速定位故障点</w:t>
+      </w:r>
+    </w:p>
+    <w:p>
+      <w:pPr>
+        <w:jc w:val="both"/>
+      </w:pPr>
+      <w:r>
+        <w:rPr>
+          <w:rFonts w:ascii="Microsoft YaHei" w:hAnsi="Microsoft YaHei" w:eastAsia="Microsoft YaHei"/>
+          <w:sz w:val="21"/>
+        </w:rPr>
+        <w:t>应用流程：</w:t>
+      </w:r>
+    </w:p>
+    <w:p>
+      <w:pPr>
         <w:jc w:val="center"/>
       </w:pPr>
       <w:r>
         <w:drawing>
           <wp:inline xmlns:a="http://schemas.openxmlformats.org/drawingml/2006/main" xmlns:pic="http://schemas.openxmlformats.org/drawingml/2006/picture">
-            <wp:extent cx="5029200" cy="2570480"/>
-            <wp:docPr id="30" name="Picture 30"/>
+            <wp:extent cx="5029200" cy="12019788"/>
+            <wp:docPr id="3" name="Picture 3"/>
             <wp:cNvGraphicFramePr>
               <a:graphicFrameLocks noChangeAspect="1"/>
             </wp:cNvGraphicFramePr>
@@ -4515,11 +1016,11 @@
               <a:graphicData uri="http://schemas.openxmlformats.org/drawingml/2006/picture">
                 <pic:pic>
                   <pic:nvPicPr>
-                    <pic:cNvPr id="0" name="04-知识库建设方案_075.png"/>
+                    <pic:cNvPr id="0" name="ascii_img_004.png"/>
                     <pic:cNvPicPr/>
                   </pic:nvPicPr>
                   <pic:blipFill>
-                    <a:blip r:embed="rId28"/>
+                    <a:blip r:embed="rId11"/>
                     <a:stretch>
                       <a:fillRect/>
                     </a:stretch>
@@ -4527,7 +1028,7 @@
                   <pic:spPr>
                     <a:xfrm>
                       <a:off x="0" y="0"/>
-                      <a:ext cx="5029200" cy="2570480"/>
+                      <a:ext cx="5029200" cy="12019788"/>
                     </a:xfrm>
                     <a:prstGeom prst="rect"/>
                   </pic:spPr>
@@ -4547,20 +1048,92 @@
           <w:rFonts w:ascii="Microsoft YaHei" w:hAnsi="Microsoft YaHei" w:eastAsia="Microsoft YaHei"/>
           <w:sz w:val="21"/>
         </w:rPr>
+        <w:t>应用价值：</w:t>
+      </w:r>
+    </w:p>
+    <w:p>
+      <w:pPr>
+        <w:jc w:val="both"/>
+      </w:pPr>
+      <w:r>
+        <w:rPr>
+          <w:rFonts w:ascii="Microsoft YaHei" w:hAnsi="Microsoft YaHei" w:eastAsia="Microsoft YaHei"/>
+          <w:sz w:val="21"/>
+        </w:rPr>
+        <w:t>- 缩短故障定位时间50%以上</w:t>
+      </w:r>
+    </w:p>
+    <w:p>
+      <w:pPr>
+        <w:jc w:val="both"/>
+      </w:pPr>
+      <w:r>
+        <w:rPr>
+          <w:rFonts w:ascii="Microsoft YaHei" w:hAnsi="Microsoft YaHei" w:eastAsia="Microsoft YaHei"/>
+          <w:sz w:val="21"/>
+        </w:rPr>
+        <w:t>- 提高故障处置准确性</w:t>
+      </w:r>
+    </w:p>
+    <w:p>
+      <w:pPr>
+        <w:jc w:val="both"/>
+      </w:pPr>
+      <w:r>
+        <w:rPr>
+          <w:rFonts w:ascii="Microsoft YaHei" w:hAnsi="Microsoft YaHei" w:eastAsia="Microsoft YaHei"/>
+          <w:sz w:val="21"/>
+        </w:rPr>
+        <w:t>- 减少对周边客户的询问</w:t>
+      </w:r>
+    </w:p>
+    <w:p>
+      <w:pPr>
+        <w:pStyle w:val="Heading3"/>
+      </w:pPr>
+      <w:r>
+        <w:rPr>
+          <w:rFonts w:ascii="Microsoft YaHei" w:hAnsi="Microsoft YaHei" w:eastAsia="Microsoft YaHei"/>
+          <w:b/>
+          <w:color w:val="2E5A4C"/>
+          <w:sz w:val="24"/>
+        </w:rPr>
+        <w:t>4.2 应急接入场景</w:t>
+      </w:r>
+    </w:p>
+    <w:p>
+      <w:pPr>
+        <w:jc w:val="both"/>
+      </w:pPr>
+      <w:r>
+        <w:rPr>
+          <w:rFonts w:ascii="Microsoft YaHei" w:hAnsi="Microsoft YaHei" w:eastAsia="Microsoft YaHei"/>
+          <w:sz w:val="21"/>
+        </w:rPr>
+        <w:t>场景描述：需要应急发电车接入</w:t>
+      </w:r>
+    </w:p>
+    <w:p>
+      <w:pPr>
+        <w:jc w:val="both"/>
+      </w:pPr>
+      <w:r>
+        <w:rPr>
+          <w:rFonts w:ascii="Microsoft YaHei" w:hAnsi="Microsoft YaHei" w:eastAsia="Microsoft YaHei"/>
+          <w:sz w:val="21"/>
+        </w:rPr>
         <w:t>应用流程：</w:t>
       </w:r>
     </w:p>
     <w:p>
       <w:pPr>
-        <w:spacing w:before="120" w:after="120"/>
-        <w:ind w:left="432"/>
         <w:jc w:val="center"/>
       </w:pPr>
       <w:r>
         <w:drawing>
           <wp:inline xmlns:a="http://schemas.openxmlformats.org/drawingml/2006/main" xmlns:pic="http://schemas.openxmlformats.org/drawingml/2006/picture">
-            <wp:extent cx="5029200" cy="1885950"/>
-            <wp:docPr id="32" name="Picture 32"/>
+            <wp:extent cx="5029200" cy="9907524"/>
+            <wp:docPr id="4" name="Picture 4"/>
             <wp:cNvGraphicFramePr>
               <a:graphicFrameLocks noChangeAspect="1"/>
             </wp:cNvGraphicFramePr>
@@ -4568,11 +1141,11 @@
               <a:graphicData uri="http://schemas.openxmlformats.org/drawingml/2006/picture">
                 <pic:pic>
                   <pic:nvPicPr>
-                    <pic:cNvPr id="0" name="04-知识库建设方案_077.png"/>
+                    <pic:cNvPr id="0" name="ascii_img_005.png"/>
                     <pic:cNvPicPr/>
                   </pic:nvPicPr>
                   <pic:blipFill>
-                    <a:blip r:embed="rId30"/>
+                    <a:blip r:embed="rId12"/>
                     <a:stretch>
                       <a:fillRect/>
                     </a:stretch>
@@ -4580,7 +1153,7 @@
                   <pic:spPr>
                     <a:xfrm>
                       <a:off x="0" y="0"/>
-                      <a:ext cx="5029200" cy="1885950"/>
+                      <a:ext cx="5029200" cy="9907524"/>
                     </a:xfrm>
                     <a:prstGeom prst="rect"/>
                   </pic:spPr>
@@ -4605,44 +1178,43 @@
     </w:p>
     <w:p>
       <w:pPr>
-        <w:ind w:left="432"/>
+        <w:jc w:val="both"/>
       </w:pPr>
       <w:r>
         <w:rPr>
           <w:rFonts w:ascii="Microsoft YaHei" w:hAnsi="Microsoft YaHei" w:eastAsia="Microsoft YaHei"/>
           <w:sz w:val="21"/>
         </w:rPr>
-        <w:t>● 缩短故障定位时间50%以上</w:t>
+        <w:t>- 缩短应急响应时间50%以上</w:t>
       </w:r>
     </w:p>
     <w:p>
       <w:pPr>
-        <w:ind w:left="432"/>
+        <w:jc w:val="both"/>
       </w:pPr>
       <w:r>
         <w:rPr>
           <w:rFonts w:ascii="Microsoft YaHei" w:hAnsi="Microsoft YaHei" w:eastAsia="Microsoft YaHei"/>
           <w:sz w:val="21"/>
         </w:rPr>
-        <w:t>● 提高故障处置准确性</w:t>
+        <w:t>- 提高应急接入成功率</w:t>
       </w:r>
     </w:p>
     <w:p>
       <w:pPr>
-        <w:ind w:left="432"/>
+        <w:jc w:val="both"/>
       </w:pPr>
       <w:r>
         <w:rPr>
           <w:rFonts w:ascii="Microsoft YaHei" w:hAnsi="Microsoft YaHei" w:eastAsia="Microsoft YaHei"/>
           <w:sz w:val="21"/>
         </w:rPr>
-        <w:t>● 减少对周边客户的询问</w:t>
+        <w:t>- 减少现场勘察时间</w:t>
       </w:r>
     </w:p>
     <w:p>
       <w:pPr>
         <w:pStyle w:val="Heading3"/>
-        <w:jc w:val="left"/>
       </w:pPr>
       <w:r>
         <w:rPr>
@@ -4651,7 +1223,7 @@
           <w:color w:val="2E5A4C"/>
           <w:sz w:val="24"/>
         </w:rPr>
-        <w:t>4.2 应急接入场景</w:t>
+        <w:t>4.3 隐患管理场景</w:t>
       </w:r>
     </w:p>
     <w:p>
@@ -4663,7 +1235,7 @@
           <w:rFonts w:ascii="Microsoft YaHei" w:hAnsi="Microsoft YaHei" w:eastAsia="Microsoft YaHei"/>
           <w:sz w:val="21"/>
         </w:rPr>
-        <w:t>场景描述：需要应急发电车接入</w:t>
+        <w:t>场景描述：隐患发现、整改、跟踪全流程管理</w:t>
       </w:r>
     </w:p>
     <w:p>
@@ -4680,15 +1252,13 @@
     </w:p>
     <w:p>
       <w:pPr>
-        <w:spacing w:before="120" w:after="120"/>
-        <w:ind w:left="432"/>
         <w:jc w:val="center"/>
       </w:pPr>
       <w:r>
         <w:drawing>
           <wp:inline xmlns:a="http://schemas.openxmlformats.org/drawingml/2006/main" xmlns:pic="http://schemas.openxmlformats.org/drawingml/2006/picture">
-            <wp:extent cx="5029200" cy="2235200"/>
-            <wp:docPr id="27" name="Picture 27"/>
+            <wp:extent cx="5029200" cy="10611612"/>
+            <wp:docPr id="5" name="Picture 5"/>
             <wp:cNvGraphicFramePr>
               <a:graphicFrameLocks noChangeAspect="1"/>
             </wp:cNvGraphicFramePr>
@@ -4696,11 +1266,11 @@
               <a:graphicData uri="http://schemas.openxmlformats.org/drawingml/2006/picture">
                 <pic:pic>
                   <pic:nvPicPr>
-                    <pic:cNvPr id="0" name="04-知识库建设方案_072.png"/>
+                    <pic:cNvPr id="0" name="ascii_img_006.png"/>
                     <pic:cNvPicPr/>
                   </pic:nvPicPr>
                   <pic:blipFill>
-                    <a:blip r:embed="rId25"/>
+                    <a:blip r:embed="rId13"/>
                     <a:stretch>
                       <a:fillRect/>
                     </a:stretch>
@@ -4708,7 +1278,7 @@
                   <pic:spPr>
                     <a:xfrm>
                       <a:off x="0" y="0"/>
-                      <a:ext cx="5029200" cy="2235200"/>
+                      <a:ext cx="5029200" cy="10611612"/>
                     </a:xfrm>
                     <a:prstGeom prst="rect"/>
                   </pic:spPr>
@@ -4733,44 +1303,43 @@
     </w:p>
     <w:p>
       <w:pPr>
-        <w:ind w:left="432"/>
+        <w:jc w:val="both"/>
       </w:pPr>
       <w:r>
         <w:rPr>
           <w:rFonts w:ascii="Microsoft YaHei" w:hAnsi="Microsoft YaHei" w:eastAsia="Microsoft YaHei"/>
           <w:sz w:val="21"/>
         </w:rPr>
-        <w:t>● 缩短应急响应时间50%以上</w:t>
+        <w:t>- 实现隐患闭环管理</w:t>
       </w:r>
     </w:p>
     <w:p>
       <w:pPr>
-        <w:ind w:left="432"/>
+        <w:jc w:val="both"/>
       </w:pPr>
       <w:r>
         <w:rPr>
           <w:rFonts w:ascii="Microsoft YaHei" w:hAnsi="Microsoft YaHei" w:eastAsia="Microsoft YaHei"/>
           <w:sz w:val="21"/>
         </w:rPr>
-        <w:t>● 提高应急接入成功率</w:t>
+        <w:t>- 提高隐患整改率</w:t>
       </w:r>
     </w:p>
     <w:p>
       <w:pPr>
-        <w:ind w:left="432"/>
+        <w:jc w:val="both"/>
       </w:pPr>
       <w:r>
         <w:rPr>
           <w:rFonts w:ascii="Microsoft YaHei" w:hAnsi="Microsoft YaHei" w:eastAsia="Microsoft YaHei"/>
           <w:sz w:val="21"/>
         </w:rPr>
-        <w:t>● 减少现场勘察时间</w:t>
+        <w:t>- 预防隐患引发故障</w:t>
       </w:r>
     </w:p>
     <w:p>
       <w:pPr>
         <w:pStyle w:val="Heading3"/>
-        <w:jc w:val="left"/>
       </w:pPr>
       <w:r>
         <w:rPr>
@@ -4779,7 +1348,7 @@
           <w:color w:val="2E5A4C"/>
           <w:sz w:val="24"/>
         </w:rPr>
-        <w:t>4.3 隐患管理场景</w:t>
+        <w:t>4.4 设备管理场景</w:t>
       </w:r>
     </w:p>
     <w:p>
@@ -4791,7 +1360,7 @@
           <w:rFonts w:ascii="Microsoft YaHei" w:hAnsi="Microsoft YaHei" w:eastAsia="Microsoft YaHei"/>
           <w:sz w:val="21"/>
         </w:rPr>
-        <w:t>场景描述：隐患发现、整改、跟踪全流程管理</w:t>
+        <w:t>场景描述：设备信息查询和维护管理</w:t>
       </w:r>
     </w:p>
     <w:p>
@@ -4808,15 +1377,13 @@
     </w:p>
     <w:p>
       <w:pPr>
-        <w:spacing w:before="120" w:after="120"/>
-        <w:ind w:left="432"/>
         <w:jc w:val="center"/>
       </w:pPr>
       <w:r>
         <w:drawing>
           <wp:inline xmlns:a="http://schemas.openxmlformats.org/drawingml/2006/main" xmlns:pic="http://schemas.openxmlformats.org/drawingml/2006/picture">
-            <wp:extent cx="5029200" cy="2235200"/>
-            <wp:docPr id="34" name="Picture 34"/>
+            <wp:extent cx="5029200" cy="9203436"/>
+            <wp:docPr id="6" name="Picture 6"/>
             <wp:cNvGraphicFramePr>
               <a:graphicFrameLocks noChangeAspect="1"/>
             </wp:cNvGraphicFramePr>
@@ -4824,11 +1391,11 @@
               <a:graphicData uri="http://schemas.openxmlformats.org/drawingml/2006/picture">
                 <pic:pic>
                   <pic:nvPicPr>
-                    <pic:cNvPr id="0" name="04-知识库建设方案_047.png"/>
+                    <pic:cNvPr id="0" name="ascii_img_007.png"/>
                     <pic:cNvPicPr/>
                   </pic:nvPicPr>
                   <pic:blipFill>
-                    <a:blip r:embed="rId10"/>
+                    <a:blip r:embed="rId14"/>
                     <a:stretch>
                       <a:fillRect/>
                     </a:stretch>
@@ -4836,7 +1403,7 @@
                   <pic:spPr>
                     <a:xfrm>
                       <a:off x="0" y="0"/>
-                      <a:ext cx="5029200" cy="2235200"/>
+                      <a:ext cx="5029200" cy="9203436"/>
                     </a:xfrm>
                     <a:prstGeom prst="rect"/>
                   </pic:spPr>
@@ -4861,44 +1428,57 @@
     </w:p>
     <w:p>
       <w:pPr>
-        <w:ind w:left="432"/>
+        <w:jc w:val="both"/>
       </w:pPr>
       <w:r>
         <w:rPr>
           <w:rFonts w:ascii="Microsoft YaHei" w:hAnsi="Microsoft YaHei" w:eastAsia="Microsoft YaHei"/>
           <w:sz w:val="21"/>
         </w:rPr>
-        <w:t>● 实现隐患闭环管理</w:t>
+        <w:t>- 提高设备管理效率</w:t>
       </w:r>
     </w:p>
     <w:p>
       <w:pPr>
-        <w:ind w:left="432"/>
+        <w:jc w:val="both"/>
       </w:pPr>
       <w:r>
         <w:rPr>
           <w:rFonts w:ascii="Microsoft YaHei" w:hAnsi="Microsoft YaHei" w:eastAsia="Microsoft YaHei"/>
           <w:sz w:val="21"/>
         </w:rPr>
-        <w:t>● 提高隐患整改率</w:t>
+        <w:t>- 延长设备使用寿命</w:t>
       </w:r>
     </w:p>
     <w:p>
       <w:pPr>
-        <w:ind w:left="432"/>
+        <w:jc w:val="both"/>
       </w:pPr>
       <w:r>
         <w:rPr>
           <w:rFonts w:ascii="Microsoft YaHei" w:hAnsi="Microsoft YaHei" w:eastAsia="Microsoft YaHei"/>
           <w:sz w:val="21"/>
         </w:rPr>
-        <w:t>● 预防隐患引发故障</w:t>
+        <w:t>- 降低设备故障率</w:t>
       </w:r>
     </w:p>
     <w:p>
       <w:pPr>
+        <w:pStyle w:val="Heading2"/>
+      </w:pPr>
+      <w:r>
+        <w:rPr>
+          <w:rFonts w:ascii="Microsoft YaHei" w:hAnsi="Microsoft YaHei" w:eastAsia="Microsoft YaHei"/>
+          <w:b/>
+          <w:color w:val="1B365D"/>
+          <w:sz w:val="28"/>
+        </w:rPr>
+        <w:t>五、实施步骤</w:t>
+      </w:r>
+    </w:p>
+    <w:p>
+      <w:pPr>
         <w:pStyle w:val="Heading3"/>
-        <w:jc w:val="left"/>
       </w:pPr>
       <w:r>
         <w:rPr>
@@ -4907,7 +1487,7 @@
           <w:color w:val="2E5A4C"/>
           <w:sz w:val="24"/>
         </w:rPr>
-        <w:t>4.4 设备管理场景</w:t>
+        <w:t>5.1 第一阶段：基础建设（1-2周）</w:t>
       </w:r>
     </w:p>
     <w:p>
@@ -4919,7 +1499,7 @@
           <w:rFonts w:ascii="Microsoft YaHei" w:hAnsi="Microsoft YaHei" w:eastAsia="Microsoft YaHei"/>
           <w:sz w:val="21"/>
         </w:rPr>
-        <w:t>场景描述：设备信息查询和维护管理</w:t>
+        <w:t>目标：建立知识库基础架构</w:t>
       </w:r>
     </w:p>
     <w:p>
@@ -4931,47 +1511,7 @@
           <w:rFonts w:ascii="Microsoft YaHei" w:hAnsi="Microsoft YaHei" w:eastAsia="Microsoft YaHei"/>
           <w:sz w:val="21"/>
         </w:rPr>
-        <w:t>应用流程：</w:t>
-      </w:r>
-    </w:p>
-    <w:p>
-      <w:pPr>
-        <w:spacing w:before="120" w:after="120"/>
-        <w:ind w:left="432"/>
-      </w:pPr>
-      <w:r>
-        <w:rPr>
-          <w:rFonts w:ascii="Courier New" w:hAnsi="Courier New"/>
-          <w:color w:val="646464"/>
-          <w:sz w:val="18"/>
-        </w:rPr>
-        <w:t>设备查询</w:t>
-        <w:br/>
-        <w:t xml:space="preserve">    ├── 查询设备基本信息</w:t>
-        <w:br/>
-        <w:t xml:space="preserve">    ├── 查询设备参数</w:t>
-        <w:br/>
-        <w:t xml:space="preserve">    ├── 查询设备状态</w:t>
-        <w:br/>
-        <w:t xml:space="preserve">    └── 查询设备隐患记录</w:t>
-        <w:br/>
-        <w:t xml:space="preserve">    ↓</w:t>
-        <w:br/>
-        <w:t>设备维护</w:t>
-        <w:br/>
-        <w:t xml:space="preserve">    ├── 根据设备信息制定维护计划</w:t>
-        <w:br/>
-        <w:t xml:space="preserve">    ├── 根据隐患记录确定维护重点</w:t>
-        <w:br/>
-        <w:t xml:space="preserve">    └── 根据设备状态安排维护时间</w:t>
-        <w:br/>
-        <w:t xml:space="preserve">    ↓</w:t>
-        <w:br/>
-        <w:t>设备更新</w:t>
-        <w:br/>
-        <w:t xml:space="preserve">    ├── 维护完成后更新设备状态</w:t>
-        <w:br/>
-        <w:t xml:space="preserve">    └── 更新设备维护记录</w:t>
+        <w:t>行动：</w:t>
       </w:r>
     </w:p>
     <w:p>
@@ -4983,49 +1523,522 @@
           <w:rFonts w:ascii="Microsoft YaHei" w:hAnsi="Microsoft YaHei" w:eastAsia="Microsoft YaHei"/>
           <w:sz w:val="21"/>
         </w:rPr>
-        <w:t>应用价值：</w:t>
+        <w:t>1. 设计知识库数据表结构</w:t>
       </w:r>
     </w:p>
     <w:p>
       <w:pPr>
-        <w:ind w:left="432"/>
+        <w:jc w:val="both"/>
       </w:pPr>
       <w:r>
         <w:rPr>
           <w:rFonts w:ascii="Microsoft YaHei" w:hAnsi="Microsoft YaHei" w:eastAsia="Microsoft YaHei"/>
           <w:sz w:val="21"/>
         </w:rPr>
-        <w:t>● 提高设备管理效率</w:t>
+        <w:t>2. 设计数据采集表单</w:t>
       </w:r>
     </w:p>
     <w:p>
       <w:pPr>
-        <w:ind w:left="432"/>
+        <w:jc w:val="both"/>
       </w:pPr>
       <w:r>
         <w:rPr>
           <w:rFonts w:ascii="Microsoft YaHei" w:hAnsi="Microsoft YaHei" w:eastAsia="Microsoft YaHei"/>
           <w:sz w:val="21"/>
         </w:rPr>
-        <w:t>● 延长设备使用寿命</w:t>
+        <w:t>3. 建立数据存储平台（WPS多维表）</w:t>
       </w:r>
     </w:p>
     <w:p>
       <w:pPr>
-        <w:ind w:left="432"/>
+        <w:jc w:val="both"/>
       </w:pPr>
       <w:r>
         <w:rPr>
           <w:rFonts w:ascii="Microsoft YaHei" w:hAnsi="Microsoft YaHei" w:eastAsia="Microsoft YaHei"/>
           <w:sz w:val="21"/>
         </w:rPr>
-        <w:t>● 降低设备故障率</w:t>
+        <w:t>4. 设计数据查询界面</w:t>
       </w:r>
     </w:p>
     <w:p>
       <w:pPr>
+        <w:jc w:val="both"/>
+      </w:pPr>
+      <w:r>
+        <w:rPr>
+          <w:rFonts w:ascii="Microsoft YaHei" w:hAnsi="Microsoft YaHei" w:eastAsia="Microsoft YaHei"/>
+          <w:sz w:val="21"/>
+        </w:rPr>
+        <w:t>产出：</w:t>
+      </w:r>
+    </w:p>
+    <w:p>
+      <w:pPr>
+        <w:jc w:val="both"/>
+      </w:pPr>
+      <w:r>
+        <w:rPr>
+          <w:rFonts w:ascii="Microsoft YaHei" w:hAnsi="Microsoft YaHei" w:eastAsia="Microsoft YaHei"/>
+          <w:sz w:val="21"/>
+        </w:rPr>
+        <w:t>- 知识库数据表</w:t>
+      </w:r>
+    </w:p>
+    <w:p>
+      <w:pPr>
+        <w:jc w:val="both"/>
+      </w:pPr>
+      <w:r>
+        <w:rPr>
+          <w:rFonts w:ascii="Microsoft YaHei" w:hAnsi="Microsoft YaHei" w:eastAsia="Microsoft YaHei"/>
+          <w:sz w:val="21"/>
+        </w:rPr>
+        <w:t>- 数据采集表单</w:t>
+      </w:r>
+    </w:p>
+    <w:p>
+      <w:pPr>
+        <w:jc w:val="both"/>
+      </w:pPr>
+      <w:r>
+        <w:rPr>
+          <w:rFonts w:ascii="Microsoft YaHei" w:hAnsi="Microsoft YaHei" w:eastAsia="Microsoft YaHei"/>
+          <w:sz w:val="21"/>
+        </w:rPr>
+        <w:t>- 数据存储平台</w:t>
+      </w:r>
+    </w:p>
+    <w:p>
+      <w:pPr>
+        <w:jc w:val="both"/>
+      </w:pPr>
+      <w:r>
+        <w:rPr>
+          <w:rFonts w:ascii="Microsoft YaHei" w:hAnsi="Microsoft YaHei" w:eastAsia="Microsoft YaHei"/>
+          <w:sz w:val="21"/>
+        </w:rPr>
+        <w:t>- 数据查询界面</w:t>
+      </w:r>
+    </w:p>
+    <w:p>
+      <w:pPr>
+        <w:pStyle w:val="Heading3"/>
+      </w:pPr>
+      <w:r>
+        <w:rPr>
+          <w:rFonts w:ascii="Microsoft YaHei" w:hAnsi="Microsoft YaHei" w:eastAsia="Microsoft YaHei"/>
+          <w:b/>
+          <w:color w:val="2E5A4C"/>
+          <w:sz w:val="24"/>
+        </w:rPr>
+        <w:t>5.2 第二阶段：试点采集（3-4周）</w:t>
+      </w:r>
+    </w:p>
+    <w:p>
+      <w:pPr>
+        <w:jc w:val="both"/>
+      </w:pPr>
+      <w:r>
+        <w:rPr>
+          <w:rFonts w:ascii="Microsoft YaHei" w:hAnsi="Microsoft YaHei" w:eastAsia="Microsoft YaHei"/>
+          <w:sz w:val="21"/>
+        </w:rPr>
+        <w:t>目标：在试点小区采集知识库数据</w:t>
+      </w:r>
+    </w:p>
+    <w:p>
+      <w:pPr>
+        <w:jc w:val="both"/>
+      </w:pPr>
+      <w:r>
+        <w:rPr>
+          <w:rFonts w:ascii="Microsoft YaHei" w:hAnsi="Microsoft YaHei" w:eastAsia="Microsoft YaHei"/>
+          <w:sz w:val="21"/>
+        </w:rPr>
+        <w:t>行动：</w:t>
+      </w:r>
+    </w:p>
+    <w:p>
+      <w:pPr>
+        <w:jc w:val="both"/>
+      </w:pPr>
+      <w:r>
+        <w:rPr>
+          <w:rFonts w:ascii="Microsoft YaHei" w:hAnsi="Microsoft YaHei" w:eastAsia="Microsoft YaHei"/>
+          <w:sz w:val="21"/>
+        </w:rPr>
+        <w:t>1. 选择3-5个试点小区</w:t>
+      </w:r>
+    </w:p>
+    <w:p>
+      <w:pPr>
+        <w:jc w:val="both"/>
+      </w:pPr>
+      <w:r>
+        <w:rPr>
+          <w:rFonts w:ascii="Microsoft YaHei" w:hAnsi="Microsoft YaHei" w:eastAsia="Microsoft YaHei"/>
+          <w:sz w:val="21"/>
+        </w:rPr>
+        <w:t>2. 培训客户经理数据采集方法</w:t>
+      </w:r>
+    </w:p>
+    <w:p>
+      <w:pPr>
+        <w:jc w:val="both"/>
+      </w:pPr>
+      <w:r>
+        <w:rPr>
+          <w:rFonts w:ascii="Microsoft YaHei" w:hAnsi="Microsoft YaHei" w:eastAsia="Microsoft YaHei"/>
+          <w:sz w:val="21"/>
+        </w:rPr>
+        <w:t>3. 开展数据采集工作</w:t>
+      </w:r>
+    </w:p>
+    <w:p>
+      <w:pPr>
+        <w:jc w:val="both"/>
+      </w:pPr>
+      <w:r>
+        <w:rPr>
+          <w:rFonts w:ascii="Microsoft YaHei" w:hAnsi="Microsoft YaHei" w:eastAsia="Microsoft YaHei"/>
+          <w:sz w:val="21"/>
+        </w:rPr>
+        <w:t>4. 验证数据质量</w:t>
+      </w:r>
+    </w:p>
+    <w:p>
+      <w:pPr>
+        <w:jc w:val="both"/>
+      </w:pPr>
+      <w:r>
+        <w:rPr>
+          <w:rFonts w:ascii="Microsoft YaHei" w:hAnsi="Microsoft YaHei" w:eastAsia="Microsoft YaHei"/>
+          <w:sz w:val="21"/>
+        </w:rPr>
+        <w:t>产出：</w:t>
+      </w:r>
+    </w:p>
+    <w:p>
+      <w:pPr>
+        <w:jc w:val="both"/>
+      </w:pPr>
+      <w:r>
+        <w:rPr>
+          <w:rFonts w:ascii="Microsoft YaHei" w:hAnsi="Microsoft YaHei" w:eastAsia="Microsoft YaHei"/>
+          <w:sz w:val="21"/>
+        </w:rPr>
+        <w:t>- 试点小区知识库数据</w:t>
+      </w:r>
+    </w:p>
+    <w:p>
+      <w:pPr>
+        <w:jc w:val="both"/>
+      </w:pPr>
+      <w:r>
+        <w:rPr>
+          <w:rFonts w:ascii="Microsoft YaHei" w:hAnsi="Microsoft YaHei" w:eastAsia="Microsoft YaHei"/>
+          <w:sz w:val="21"/>
+        </w:rPr>
+        <w:t>- 数据采集经验总结</w:t>
+      </w:r>
+    </w:p>
+    <w:p>
+      <w:pPr>
+        <w:jc w:val="both"/>
+      </w:pPr>
+      <w:r>
+        <w:rPr>
+          <w:rFonts w:ascii="Microsoft YaHei" w:hAnsi="Microsoft YaHei" w:eastAsia="Microsoft YaHei"/>
+          <w:sz w:val="21"/>
+        </w:rPr>
+        <w:t>- 数据采集优化建议</w:t>
+      </w:r>
+    </w:p>
+    <w:p>
+      <w:pPr>
+        <w:pStyle w:val="Heading3"/>
+      </w:pPr>
+      <w:r>
+        <w:rPr>
+          <w:rFonts w:ascii="Microsoft YaHei" w:hAnsi="Microsoft YaHei" w:eastAsia="Microsoft YaHei"/>
+          <w:b/>
+          <w:color w:val="2E5A4C"/>
+          <w:sz w:val="24"/>
+        </w:rPr>
+        <w:t>5.3 第三阶段：应用推广（5-8周）</w:t>
+      </w:r>
+    </w:p>
+    <w:p>
+      <w:pPr>
+        <w:jc w:val="both"/>
+      </w:pPr>
+      <w:r>
+        <w:rPr>
+          <w:rFonts w:ascii="Microsoft YaHei" w:hAnsi="Microsoft YaHei" w:eastAsia="Microsoft YaHei"/>
+          <w:sz w:val="21"/>
+        </w:rPr>
+        <w:t>目标：推广知识库应用</w:t>
+      </w:r>
+    </w:p>
+    <w:p>
+      <w:pPr>
+        <w:jc w:val="both"/>
+      </w:pPr>
+      <w:r>
+        <w:rPr>
+          <w:rFonts w:ascii="Microsoft YaHei" w:hAnsi="Microsoft YaHei" w:eastAsia="Microsoft YaHei"/>
+          <w:sz w:val="21"/>
+        </w:rPr>
+        <w:t>行动：</w:t>
+      </w:r>
+    </w:p>
+    <w:p>
+      <w:pPr>
+        <w:jc w:val="both"/>
+      </w:pPr>
+      <w:r>
+        <w:rPr>
+          <w:rFonts w:ascii="Microsoft YaHei" w:hAnsi="Microsoft YaHei" w:eastAsia="Microsoft YaHei"/>
+          <w:sz w:val="21"/>
+        </w:rPr>
+        <w:t>1. 完善知识库数据（更多小区）</w:t>
+      </w:r>
+    </w:p>
+    <w:p>
+      <w:pPr>
+        <w:jc w:val="both"/>
+      </w:pPr>
+      <w:r>
+        <w:rPr>
+          <w:rFonts w:ascii="Microsoft YaHei" w:hAnsi="Microsoft YaHei" w:eastAsia="Microsoft YaHei"/>
+          <w:sz w:val="21"/>
+        </w:rPr>
+        <w:t>2. 培训客户经理使用方法</w:t>
+      </w:r>
+    </w:p>
+    <w:p>
+      <w:pPr>
+        <w:jc w:val="both"/>
+      </w:pPr>
+      <w:r>
+        <w:rPr>
+          <w:rFonts w:ascii="Microsoft YaHei" w:hAnsi="Microsoft YaHei" w:eastAsia="Microsoft YaHei"/>
+          <w:sz w:val="21"/>
+        </w:rPr>
+        <w:t>3. 推广知识库应用</w:t>
+      </w:r>
+    </w:p>
+    <w:p>
+      <w:pPr>
+        <w:jc w:val="both"/>
+      </w:pPr>
+      <w:r>
+        <w:rPr>
+          <w:rFonts w:ascii="Microsoft YaHei" w:hAnsi="Microsoft YaHei" w:eastAsia="Microsoft YaHei"/>
+          <w:sz w:val="21"/>
+        </w:rPr>
+        <w:t>4. 收集使用反馈</w:t>
+      </w:r>
+    </w:p>
+    <w:p>
+      <w:pPr>
+        <w:jc w:val="both"/>
+      </w:pPr>
+      <w:r>
+        <w:rPr>
+          <w:rFonts w:ascii="Microsoft YaHei" w:hAnsi="Microsoft YaHei" w:eastAsia="Microsoft YaHei"/>
+          <w:sz w:val="21"/>
+        </w:rPr>
+        <w:t>产出：</w:t>
+      </w:r>
+    </w:p>
+    <w:p>
+      <w:pPr>
+        <w:jc w:val="both"/>
+      </w:pPr>
+      <w:r>
+        <w:rPr>
+          <w:rFonts w:ascii="Microsoft YaHei" w:hAnsi="Microsoft YaHei" w:eastAsia="Microsoft YaHei"/>
+          <w:sz w:val="21"/>
+        </w:rPr>
+        <w:t>- 更多小区知识库数据</w:t>
+      </w:r>
+    </w:p>
+    <w:p>
+      <w:pPr>
+        <w:jc w:val="both"/>
+      </w:pPr>
+      <w:r>
+        <w:rPr>
+          <w:rFonts w:ascii="Microsoft YaHei" w:hAnsi="Microsoft YaHei" w:eastAsia="Microsoft YaHei"/>
+          <w:sz w:val="21"/>
+        </w:rPr>
+        <w:t>- 培训材料</w:t>
+      </w:r>
+    </w:p>
+    <w:p>
+      <w:pPr>
+        <w:jc w:val="both"/>
+      </w:pPr>
+      <w:r>
+        <w:rPr>
+          <w:rFonts w:ascii="Microsoft YaHei" w:hAnsi="Microsoft YaHei" w:eastAsia="Microsoft YaHei"/>
+          <w:sz w:val="21"/>
+        </w:rPr>
+        <w:t>- 使用反馈清单</w:t>
+      </w:r>
+    </w:p>
+    <w:p>
+      <w:pPr>
+        <w:pStyle w:val="Heading3"/>
+      </w:pPr>
+      <w:r>
+        <w:rPr>
+          <w:rFonts w:ascii="Microsoft YaHei" w:hAnsi="Microsoft YaHei" w:eastAsia="Microsoft YaHei"/>
+          <w:b/>
+          <w:color w:val="2E5A4C"/>
+          <w:sz w:val="24"/>
+        </w:rPr>
+        <w:t>5.4 第四阶段：持续优化（长期）</w:t>
+      </w:r>
+    </w:p>
+    <w:p>
+      <w:pPr>
+        <w:jc w:val="both"/>
+      </w:pPr>
+      <w:r>
+        <w:rPr>
+          <w:rFonts w:ascii="Microsoft YaHei" w:hAnsi="Microsoft YaHei" w:eastAsia="Microsoft YaHei"/>
+          <w:sz w:val="21"/>
+        </w:rPr>
+        <w:t>目标：持续优化知识库</w:t>
+      </w:r>
+    </w:p>
+    <w:p>
+      <w:pPr>
+        <w:jc w:val="both"/>
+      </w:pPr>
+      <w:r>
+        <w:rPr>
+          <w:rFonts w:ascii="Microsoft YaHei" w:hAnsi="Microsoft YaHei" w:eastAsia="Microsoft YaHei"/>
+          <w:sz w:val="21"/>
+        </w:rPr>
+        <w:t>行动：</w:t>
+      </w:r>
+    </w:p>
+    <w:p>
+      <w:pPr>
+        <w:jc w:val="both"/>
+      </w:pPr>
+      <w:r>
+        <w:rPr>
+          <w:rFonts w:ascii="Microsoft YaHei" w:hAnsi="Microsoft YaHei" w:eastAsia="Microsoft YaHei"/>
+          <w:sz w:val="21"/>
+        </w:rPr>
+        <w:t>1. 定期更新知识库数据</w:t>
+      </w:r>
+    </w:p>
+    <w:p>
+      <w:pPr>
+        <w:jc w:val="both"/>
+      </w:pPr>
+      <w:r>
+        <w:rPr>
+          <w:rFonts w:ascii="Microsoft YaHei" w:hAnsi="Microsoft YaHei" w:eastAsia="Microsoft YaHei"/>
+          <w:sz w:val="21"/>
+        </w:rPr>
+        <w:t>2. 持续优化知识库功能</w:t>
+      </w:r>
+    </w:p>
+    <w:p>
+      <w:pPr>
+        <w:jc w:val="both"/>
+      </w:pPr>
+      <w:r>
+        <w:rPr>
+          <w:rFonts w:ascii="Microsoft YaHei" w:hAnsi="Microsoft YaHei" w:eastAsia="Microsoft YaHei"/>
+          <w:sz w:val="21"/>
+        </w:rPr>
+        <w:t>3. 扩展知识库内容</w:t>
+      </w:r>
+    </w:p>
+    <w:p>
+      <w:pPr>
+        <w:jc w:val="both"/>
+      </w:pPr>
+      <w:r>
+        <w:rPr>
+          <w:rFonts w:ascii="Microsoft YaHei" w:hAnsi="Microsoft YaHei" w:eastAsia="Microsoft YaHei"/>
+          <w:sz w:val="21"/>
+        </w:rPr>
+        <w:t>4. 探索知识库应用场景</w:t>
+      </w:r>
+    </w:p>
+    <w:p>
+      <w:pPr>
+        <w:jc w:val="both"/>
+      </w:pPr>
+      <w:r>
+        <w:rPr>
+          <w:rFonts w:ascii="Microsoft YaHei" w:hAnsi="Microsoft YaHei" w:eastAsia="Microsoft YaHei"/>
+          <w:sz w:val="21"/>
+        </w:rPr>
+        <w:t>产出：</w:t>
+      </w:r>
+    </w:p>
+    <w:p>
+      <w:pPr>
+        <w:jc w:val="both"/>
+      </w:pPr>
+      <w:r>
+        <w:rPr>
+          <w:rFonts w:ascii="Microsoft YaHei" w:hAnsi="Microsoft YaHei" w:eastAsia="Microsoft YaHei"/>
+          <w:sz w:val="21"/>
+        </w:rPr>
+        <w:t>- 持续更新的知识库</w:t>
+      </w:r>
+    </w:p>
+    <w:p>
+      <w:pPr>
+        <w:jc w:val="both"/>
+      </w:pPr>
+      <w:r>
+        <w:rPr>
+          <w:rFonts w:ascii="Microsoft YaHei" w:hAnsi="Microsoft YaHei" w:eastAsia="Microsoft YaHei"/>
+          <w:sz w:val="21"/>
+        </w:rPr>
+        <w:t>- 优化的知识库功能</w:t>
+      </w:r>
+    </w:p>
+    <w:p>
+      <w:pPr>
+        <w:jc w:val="both"/>
+      </w:pPr>
+      <w:r>
+        <w:rPr>
+          <w:rFonts w:ascii="Microsoft YaHei" w:hAnsi="Microsoft YaHei" w:eastAsia="Microsoft YaHei"/>
+          <w:sz w:val="21"/>
+        </w:rPr>
+        <w:t>- 扩展的知识库内容</w:t>
+      </w:r>
+    </w:p>
+    <w:p>
+      <w:pPr>
+        <w:jc w:val="both"/>
+      </w:pPr>
+      <w:r>
+        <w:rPr>
+          <w:rFonts w:ascii="Microsoft YaHei" w:hAnsi="Microsoft YaHei" w:eastAsia="Microsoft YaHei"/>
+          <w:sz w:val="21"/>
+        </w:rPr>
+        <w:t>- 新的应用场景</w:t>
+      </w:r>
+    </w:p>
+    <w:p>
+      <w:pPr>
         <w:pStyle w:val="Heading2"/>
-        <w:jc w:val="left"/>
       </w:pPr>
       <w:r>
         <w:rPr>
@@ -5040,7 +2053,6 @@
     <w:p>
       <w:pPr>
         <w:pStyle w:val="Heading3"/>
-        <w:jc w:val="left"/>
       </w:pPr>
       <w:r>
         <w:rPr>
@@ -5052,308 +2064,9 @@
         <w:t>6.1 建设指标</w:t>
       </w:r>
     </w:p>
-    <w:tbl>
-      <w:tblPr>
-        <w:tblStyle w:val="TableGrid"/>
-        <w:tblW w:type="auto" w:w="0"/>
-        <w:tblLook w:firstColumn="1" w:firstRow="1" w:lastColumn="0" w:lastRow="0" w:noHBand="0" w:noVBand="1" w:val="04A0"/>
-      </w:tblPr>
-      <w:tblGrid>
-        <w:gridCol w:w="2160"/>
-        <w:gridCol w:w="2160"/>
-        <w:gridCol w:w="2160"/>
-        <w:gridCol w:w="2160"/>
-      </w:tblGrid>
-      <w:tr>
-        <w:tc>
-          <w:tcPr>
-            <w:tcW w:type="dxa" w:w="2160"/>
-          </w:tcPr>
-          <w:p>
-            <w:pPr>
-              <w:jc w:val="center"/>
-            </w:pPr>
-            <w:r>
-              <w:rPr>
-                <w:rFonts w:ascii="Microsoft YaHei" w:hAnsi="Microsoft YaHei" w:eastAsia="Microsoft YaHei"/>
-                <w:b/>
-                <w:sz w:val="20"/>
-              </w:rPr>
-              <w:t>指标</w:t>
-            </w:r>
-          </w:p>
-        </w:tc>
-        <w:tc>
-          <w:tcPr>
-            <w:tcW w:type="dxa" w:w="2160"/>
-          </w:tcPr>
-          <w:p>
-            <w:pPr>
-              <w:jc w:val="center"/>
-            </w:pPr>
-            <w:r>
-              <w:rPr>
-                <w:rFonts w:ascii="Microsoft YaHei" w:hAnsi="Microsoft YaHei" w:eastAsia="Microsoft YaHei"/>
-                <w:b/>
-                <w:sz w:val="20"/>
-              </w:rPr>
-              <w:t>定义</w:t>
-            </w:r>
-          </w:p>
-        </w:tc>
-        <w:tc>
-          <w:tcPr>
-            <w:tcW w:type="dxa" w:w="2160"/>
-          </w:tcPr>
-          <w:p>
-            <w:pPr>
-              <w:jc w:val="center"/>
-            </w:pPr>
-            <w:r>
-              <w:rPr>
-                <w:rFonts w:ascii="Microsoft YaHei" w:hAnsi="Microsoft YaHei" w:eastAsia="Microsoft YaHei"/>
-                <w:b/>
-                <w:sz w:val="20"/>
-              </w:rPr>
-              <w:t>目标值</w:t>
-            </w:r>
-          </w:p>
-        </w:tc>
-        <w:tc>
-          <w:tcPr>
-            <w:tcW w:type="dxa" w:w="2160"/>
-          </w:tcPr>
-          <w:p>
-            <w:pPr>
-              <w:jc w:val="center"/>
-            </w:pPr>
-            <w:r>
-              <w:rPr>
-                <w:rFonts w:ascii="Microsoft YaHei" w:hAnsi="Microsoft YaHei" w:eastAsia="Microsoft YaHei"/>
-                <w:b/>
-                <w:sz w:val="20"/>
-              </w:rPr>
-              <w:t>评估周期</w:t>
-            </w:r>
-          </w:p>
-        </w:tc>
-      </w:tr>
-      <w:tr>
-        <w:tc>
-          <w:tcPr>
-            <w:tcW w:type="dxa" w:w="2160"/>
-          </w:tcPr>
-          <w:p>
-            <w:pPr>
-              <w:jc w:val="left"/>
-            </w:pPr>
-            <w:r>
-              <w:rPr>
-                <w:rFonts w:ascii="Microsoft YaHei" w:hAnsi="Microsoft YaHei" w:eastAsia="Microsoft YaHei"/>
-                <w:sz w:val="19"/>
-              </w:rPr>
-              <w:t>**数据采集完成率**</w:t>
-            </w:r>
-          </w:p>
-        </w:tc>
-        <w:tc>
-          <w:tcPr>
-            <w:tcW w:type="dxa" w:w="2160"/>
-          </w:tcPr>
-          <w:p>
-            <w:pPr>
-              <w:jc w:val="left"/>
-            </w:pPr>
-            <w:r>
-              <w:rPr>
-                <w:rFonts w:ascii="Microsoft YaHei" w:hAnsi="Microsoft YaHei" w:eastAsia="Microsoft YaHei"/>
-                <w:sz w:val="19"/>
-              </w:rPr>
-              <w:t>已采集小区数/应采集小区数</w:t>
-            </w:r>
-          </w:p>
-        </w:tc>
-        <w:tc>
-          <w:tcPr>
-            <w:tcW w:type="dxa" w:w="2160"/>
-          </w:tcPr>
-          <w:p>
-            <w:pPr>
-              <w:jc w:val="left"/>
-            </w:pPr>
-            <w:r>
-              <w:rPr>
-                <w:rFonts w:ascii="Microsoft YaHei" w:hAnsi="Microsoft YaHei" w:eastAsia="Microsoft YaHei"/>
-                <w:sz w:val="19"/>
-              </w:rPr>
-              <w:t>≥80%</w:t>
-            </w:r>
-          </w:p>
-        </w:tc>
-        <w:tc>
-          <w:tcPr>
-            <w:tcW w:type="dxa" w:w="2160"/>
-          </w:tcPr>
-          <w:p>
-            <w:pPr>
-              <w:jc w:val="left"/>
-            </w:pPr>
-            <w:r>
-              <w:rPr>
-                <w:rFonts w:ascii="Microsoft YaHei" w:hAnsi="Microsoft YaHei" w:eastAsia="Microsoft YaHei"/>
-                <w:sz w:val="19"/>
-              </w:rPr>
-              <w:t>每月</w:t>
-            </w:r>
-          </w:p>
-        </w:tc>
-      </w:tr>
-      <w:tr>
-        <w:tc>
-          <w:tcPr>
-            <w:tcW w:type="dxa" w:w="2160"/>
-          </w:tcPr>
-          <w:p>
-            <w:pPr>
-              <w:jc w:val="left"/>
-            </w:pPr>
-            <w:r>
-              <w:rPr>
-                <w:rFonts w:ascii="Microsoft YaHei" w:hAnsi="Microsoft YaHei" w:eastAsia="Microsoft YaHei"/>
-                <w:sz w:val="19"/>
-              </w:rPr>
-              <w:t>**数据完整率**</w:t>
-            </w:r>
-          </w:p>
-        </w:tc>
-        <w:tc>
-          <w:tcPr>
-            <w:tcW w:type="dxa" w:w="2160"/>
-          </w:tcPr>
-          <w:p>
-            <w:pPr>
-              <w:jc w:val="left"/>
-            </w:pPr>
-            <w:r>
-              <w:rPr>
-                <w:rFonts w:ascii="Microsoft YaHei" w:hAnsi="Microsoft YaHei" w:eastAsia="Microsoft YaHei"/>
-                <w:sz w:val="19"/>
-              </w:rPr>
-              <w:t>完整数据的小区数/已采集小区数</w:t>
-            </w:r>
-          </w:p>
-        </w:tc>
-        <w:tc>
-          <w:tcPr>
-            <w:tcW w:type="dxa" w:w="2160"/>
-          </w:tcPr>
-          <w:p>
-            <w:pPr>
-              <w:jc w:val="left"/>
-            </w:pPr>
-            <w:r>
-              <w:rPr>
-                <w:rFonts w:ascii="Microsoft YaHei" w:hAnsi="Microsoft YaHei" w:eastAsia="Microsoft YaHei"/>
-                <w:sz w:val="19"/>
-              </w:rPr>
-              <w:t>≥90%</w:t>
-            </w:r>
-          </w:p>
-        </w:tc>
-        <w:tc>
-          <w:tcPr>
-            <w:tcW w:type="dxa" w:w="2160"/>
-          </w:tcPr>
-          <w:p>
-            <w:pPr>
-              <w:jc w:val="left"/>
-            </w:pPr>
-            <w:r>
-              <w:rPr>
-                <w:rFonts w:ascii="Microsoft YaHei" w:hAnsi="Microsoft YaHei" w:eastAsia="Microsoft YaHei"/>
-                <w:sz w:val="19"/>
-              </w:rPr>
-              <w:t>每月</w:t>
-            </w:r>
-          </w:p>
-        </w:tc>
-      </w:tr>
-      <w:tr>
-        <w:tc>
-          <w:tcPr>
-            <w:tcW w:type="dxa" w:w="2160"/>
-          </w:tcPr>
-          <w:p>
-            <w:pPr>
-              <w:jc w:val="left"/>
-            </w:pPr>
-            <w:r>
-              <w:rPr>
-                <w:rFonts w:ascii="Microsoft YaHei" w:hAnsi="Microsoft YaHei" w:eastAsia="Microsoft YaHei"/>
-                <w:sz w:val="19"/>
-              </w:rPr>
-              <w:t>**数据准确率**</w:t>
-            </w:r>
-          </w:p>
-        </w:tc>
-        <w:tc>
-          <w:tcPr>
-            <w:tcW w:type="dxa" w:w="2160"/>
-          </w:tcPr>
-          <w:p>
-            <w:pPr>
-              <w:jc w:val="left"/>
-            </w:pPr>
-            <w:r>
-              <w:rPr>
-                <w:rFonts w:ascii="Microsoft YaHei" w:hAnsi="Microsoft YaHei" w:eastAsia="Microsoft YaHei"/>
-                <w:sz w:val="19"/>
-              </w:rPr>
-              <w:t>准确数据的小区数/已采集小区数</w:t>
-            </w:r>
-          </w:p>
-        </w:tc>
-        <w:tc>
-          <w:tcPr>
-            <w:tcW w:type="dxa" w:w="2160"/>
-          </w:tcPr>
-          <w:p>
-            <w:pPr>
-              <w:jc w:val="left"/>
-            </w:pPr>
-            <w:r>
-              <w:rPr>
-                <w:rFonts w:ascii="Microsoft YaHei" w:hAnsi="Microsoft YaHei" w:eastAsia="Microsoft YaHei"/>
-                <w:sz w:val="19"/>
-              </w:rPr>
-              <w:t>≥95%</w:t>
-            </w:r>
-          </w:p>
-        </w:tc>
-        <w:tc>
-          <w:tcPr>
-            <w:tcW w:type="dxa" w:w="2160"/>
-          </w:tcPr>
-          <w:p>
-            <w:pPr>
-              <w:jc w:val="left"/>
-            </w:pPr>
-            <w:r>
-              <w:rPr>
-                <w:rFonts w:ascii="Microsoft YaHei" w:hAnsi="Microsoft YaHei" w:eastAsia="Microsoft YaHei"/>
-                <w:sz w:val="19"/>
-              </w:rPr>
-              <w:t>每月</w:t>
-            </w:r>
-          </w:p>
-        </w:tc>
-      </w:tr>
-    </w:tbl>
-    <w:p/>
     <w:p>
       <w:pPr>
         <w:pStyle w:val="Heading3"/>
-        <w:jc w:val="left"/>
       </w:pPr>
       <w:r>
         <w:rPr>
@@ -5365,378 +2078,9 @@
         <w:t>6.2 应用指标</w:t>
       </w:r>
     </w:p>
-    <w:tbl>
-      <w:tblPr>
-        <w:tblStyle w:val="TableGrid"/>
-        <w:tblW w:type="auto" w:w="0"/>
-        <w:tblLook w:firstColumn="1" w:firstRow="1" w:lastColumn="0" w:lastRow="0" w:noHBand="0" w:noVBand="1" w:val="04A0"/>
-      </w:tblPr>
-      <w:tblGrid>
-        <w:gridCol w:w="2160"/>
-        <w:gridCol w:w="2160"/>
-        <w:gridCol w:w="2160"/>
-        <w:gridCol w:w="2160"/>
-      </w:tblGrid>
-      <w:tr>
-        <w:tc>
-          <w:tcPr>
-            <w:tcW w:type="dxa" w:w="2160"/>
-          </w:tcPr>
-          <w:p>
-            <w:pPr>
-              <w:jc w:val="center"/>
-            </w:pPr>
-            <w:r>
-              <w:rPr>
-                <w:rFonts w:ascii="Microsoft YaHei" w:hAnsi="Microsoft YaHei" w:eastAsia="Microsoft YaHei"/>
-                <w:b/>
-                <w:sz w:val="20"/>
-              </w:rPr>
-              <w:t>指标</w:t>
-            </w:r>
-          </w:p>
-        </w:tc>
-        <w:tc>
-          <w:tcPr>
-            <w:tcW w:type="dxa" w:w="2160"/>
-          </w:tcPr>
-          <w:p>
-            <w:pPr>
-              <w:jc w:val="center"/>
-            </w:pPr>
-            <w:r>
-              <w:rPr>
-                <w:rFonts w:ascii="Microsoft YaHei" w:hAnsi="Microsoft YaHei" w:eastAsia="Microsoft YaHei"/>
-                <w:b/>
-                <w:sz w:val="20"/>
-              </w:rPr>
-              <w:t>定义</w:t>
-            </w:r>
-          </w:p>
-        </w:tc>
-        <w:tc>
-          <w:tcPr>
-            <w:tcW w:type="dxa" w:w="2160"/>
-          </w:tcPr>
-          <w:p>
-            <w:pPr>
-              <w:jc w:val="center"/>
-            </w:pPr>
-            <w:r>
-              <w:rPr>
-                <w:rFonts w:ascii="Microsoft YaHei" w:hAnsi="Microsoft YaHei" w:eastAsia="Microsoft YaHei"/>
-                <w:b/>
-                <w:sz w:val="20"/>
-              </w:rPr>
-              <w:t>目标值</w:t>
-            </w:r>
-          </w:p>
-        </w:tc>
-        <w:tc>
-          <w:tcPr>
-            <w:tcW w:type="dxa" w:w="2160"/>
-          </w:tcPr>
-          <w:p>
-            <w:pPr>
-              <w:jc w:val="center"/>
-            </w:pPr>
-            <w:r>
-              <w:rPr>
-                <w:rFonts w:ascii="Microsoft YaHei" w:hAnsi="Microsoft YaHei" w:eastAsia="Microsoft YaHei"/>
-                <w:b/>
-                <w:sz w:val="20"/>
-              </w:rPr>
-              <w:t>评估周期</w:t>
-            </w:r>
-          </w:p>
-        </w:tc>
-      </w:tr>
-      <w:tr>
-        <w:tc>
-          <w:tcPr>
-            <w:tcW w:type="dxa" w:w="2160"/>
-          </w:tcPr>
-          <w:p>
-            <w:pPr>
-              <w:jc w:val="left"/>
-            </w:pPr>
-            <w:r>
-              <w:rPr>
-                <w:rFonts w:ascii="Microsoft YaHei" w:hAnsi="Microsoft YaHei" w:eastAsia="Microsoft YaHei"/>
-                <w:sz w:val="19"/>
-              </w:rPr>
-              <w:t>**知识库使用率**</w:t>
-            </w:r>
-          </w:p>
-        </w:tc>
-        <w:tc>
-          <w:tcPr>
-            <w:tcW w:type="dxa" w:w="2160"/>
-          </w:tcPr>
-          <w:p>
-            <w:pPr>
-              <w:jc w:val="left"/>
-            </w:pPr>
-            <w:r>
-              <w:rPr>
-                <w:rFonts w:ascii="Microsoft YaHei" w:hAnsi="Microsoft YaHei" w:eastAsia="Microsoft YaHei"/>
-                <w:sz w:val="19"/>
-              </w:rPr>
-              <w:t>使用知识库的驻点数/总驻点数</w:t>
-            </w:r>
-          </w:p>
-        </w:tc>
-        <w:tc>
-          <w:tcPr>
-            <w:tcW w:type="dxa" w:w="2160"/>
-          </w:tcPr>
-          <w:p>
-            <w:pPr>
-              <w:jc w:val="left"/>
-            </w:pPr>
-            <w:r>
-              <w:rPr>
-                <w:rFonts w:ascii="Microsoft YaHei" w:hAnsi="Microsoft YaHei" w:eastAsia="Microsoft YaHei"/>
-                <w:sz w:val="19"/>
-              </w:rPr>
-              <w:t>≥80%</w:t>
-            </w:r>
-          </w:p>
-        </w:tc>
-        <w:tc>
-          <w:tcPr>
-            <w:tcW w:type="dxa" w:w="2160"/>
-          </w:tcPr>
-          <w:p>
-            <w:pPr>
-              <w:jc w:val="left"/>
-            </w:pPr>
-            <w:r>
-              <w:rPr>
-                <w:rFonts w:ascii="Microsoft YaHei" w:hAnsi="Microsoft YaHei" w:eastAsia="Microsoft YaHei"/>
-                <w:sz w:val="19"/>
-              </w:rPr>
-              <w:t>每月</w:t>
-            </w:r>
-          </w:p>
-        </w:tc>
-      </w:tr>
-      <w:tr>
-        <w:tc>
-          <w:tcPr>
-            <w:tcW w:type="dxa" w:w="2160"/>
-          </w:tcPr>
-          <w:p>
-            <w:pPr>
-              <w:jc w:val="left"/>
-            </w:pPr>
-            <w:r>
-              <w:rPr>
-                <w:rFonts w:ascii="Microsoft YaHei" w:hAnsi="Microsoft YaHei" w:eastAsia="Microsoft YaHei"/>
-                <w:sz w:val="19"/>
-              </w:rPr>
-              <w:t>**故障定位时间缩短率**</w:t>
-            </w:r>
-          </w:p>
-        </w:tc>
-        <w:tc>
-          <w:tcPr>
-            <w:tcW w:type="dxa" w:w="2160"/>
-          </w:tcPr>
-          <w:p>
-            <w:pPr>
-              <w:jc w:val="left"/>
-            </w:pPr>
-            <w:r>
-              <w:rPr>
-                <w:rFonts w:ascii="Microsoft YaHei" w:hAnsi="Microsoft YaHei" w:eastAsia="Microsoft YaHei"/>
-                <w:sz w:val="19"/>
-              </w:rPr>
-              <w:t>(原平均定位时间-现平均定位时间)/原平均定位时间</w:t>
-            </w:r>
-          </w:p>
-        </w:tc>
-        <w:tc>
-          <w:tcPr>
-            <w:tcW w:type="dxa" w:w="2160"/>
-          </w:tcPr>
-          <w:p>
-            <w:pPr>
-              <w:jc w:val="left"/>
-            </w:pPr>
-            <w:r>
-              <w:rPr>
-                <w:rFonts w:ascii="Microsoft YaHei" w:hAnsi="Microsoft YaHei" w:eastAsia="Microsoft YaHei"/>
-                <w:sz w:val="19"/>
-              </w:rPr>
-              <w:t>≥50%</w:t>
-            </w:r>
-          </w:p>
-        </w:tc>
-        <w:tc>
-          <w:tcPr>
-            <w:tcW w:type="dxa" w:w="2160"/>
-          </w:tcPr>
-          <w:p>
-            <w:pPr>
-              <w:jc w:val="left"/>
-            </w:pPr>
-            <w:r>
-              <w:rPr>
-                <w:rFonts w:ascii="Microsoft YaHei" w:hAnsi="Microsoft YaHei" w:eastAsia="Microsoft YaHei"/>
-                <w:sz w:val="19"/>
-              </w:rPr>
-              <w:t>每季度</w:t>
-            </w:r>
-          </w:p>
-        </w:tc>
-      </w:tr>
-      <w:tr>
-        <w:tc>
-          <w:tcPr>
-            <w:tcW w:type="dxa" w:w="2160"/>
-          </w:tcPr>
-          <w:p>
-            <w:pPr>
-              <w:jc w:val="left"/>
-            </w:pPr>
-            <w:r>
-              <w:rPr>
-                <w:rFonts w:ascii="Microsoft YaHei" w:hAnsi="Microsoft YaHei" w:eastAsia="Microsoft YaHei"/>
-                <w:sz w:val="19"/>
-              </w:rPr>
-              <w:t>**应急响应时间缩短率**</w:t>
-            </w:r>
-          </w:p>
-        </w:tc>
-        <w:tc>
-          <w:tcPr>
-            <w:tcW w:type="dxa" w:w="2160"/>
-          </w:tcPr>
-          <w:p>
-            <w:pPr>
-              <w:jc w:val="left"/>
-            </w:pPr>
-            <w:r>
-              <w:rPr>
-                <w:rFonts w:ascii="Microsoft YaHei" w:hAnsi="Microsoft YaHei" w:eastAsia="Microsoft YaHei"/>
-                <w:sz w:val="19"/>
-              </w:rPr>
-              <w:t>(原平均响应时间-现平均响应时间)/原平均响应时间</w:t>
-            </w:r>
-          </w:p>
-        </w:tc>
-        <w:tc>
-          <w:tcPr>
-            <w:tcW w:type="dxa" w:w="2160"/>
-          </w:tcPr>
-          <w:p>
-            <w:pPr>
-              <w:jc w:val="left"/>
-            </w:pPr>
-            <w:r>
-              <w:rPr>
-                <w:rFonts w:ascii="Microsoft YaHei" w:hAnsi="Microsoft YaHei" w:eastAsia="Microsoft YaHei"/>
-                <w:sz w:val="19"/>
-              </w:rPr>
-              <w:t>≥50%</w:t>
-            </w:r>
-          </w:p>
-        </w:tc>
-        <w:tc>
-          <w:tcPr>
-            <w:tcW w:type="dxa" w:w="2160"/>
-          </w:tcPr>
-          <w:p>
-            <w:pPr>
-              <w:jc w:val="left"/>
-            </w:pPr>
-            <w:r>
-              <w:rPr>
-                <w:rFonts w:ascii="Microsoft YaHei" w:hAnsi="Microsoft YaHei" w:eastAsia="Microsoft YaHei"/>
-                <w:sz w:val="19"/>
-              </w:rPr>
-              <w:t>每季度</w:t>
-            </w:r>
-          </w:p>
-        </w:tc>
-      </w:tr>
-      <w:tr>
-        <w:tc>
-          <w:tcPr>
-            <w:tcW w:type="dxa" w:w="2160"/>
-          </w:tcPr>
-          <w:p>
-            <w:pPr>
-              <w:jc w:val="left"/>
-            </w:pPr>
-            <w:r>
-              <w:rPr>
-                <w:rFonts w:ascii="Microsoft YaHei" w:hAnsi="Microsoft YaHei" w:eastAsia="Microsoft YaHei"/>
-                <w:sz w:val="19"/>
-              </w:rPr>
-              <w:t>**隐患整改率**</w:t>
-            </w:r>
-          </w:p>
-        </w:tc>
-        <w:tc>
-          <w:tcPr>
-            <w:tcW w:type="dxa" w:w="2160"/>
-          </w:tcPr>
-          <w:p>
-            <w:pPr>
-              <w:jc w:val="left"/>
-            </w:pPr>
-            <w:r>
-              <w:rPr>
-                <w:rFonts w:ascii="Microsoft YaHei" w:hAnsi="Microsoft YaHei" w:eastAsia="Microsoft YaHei"/>
-                <w:sz w:val="19"/>
-              </w:rPr>
-              <w:t>已整改隐患数/隐患总数</w:t>
-            </w:r>
-          </w:p>
-        </w:tc>
-        <w:tc>
-          <w:tcPr>
-            <w:tcW w:type="dxa" w:w="2160"/>
-          </w:tcPr>
-          <w:p>
-            <w:pPr>
-              <w:jc w:val="left"/>
-            </w:pPr>
-            <w:r>
-              <w:rPr>
-                <w:rFonts w:ascii="Microsoft YaHei" w:hAnsi="Microsoft YaHei" w:eastAsia="Microsoft YaHei"/>
-                <w:sz w:val="19"/>
-              </w:rPr>
-              <w:t>≥90%</w:t>
-            </w:r>
-          </w:p>
-        </w:tc>
-        <w:tc>
-          <w:tcPr>
-            <w:tcW w:type="dxa" w:w="2160"/>
-          </w:tcPr>
-          <w:p>
-            <w:pPr>
-              <w:jc w:val="left"/>
-            </w:pPr>
-            <w:r>
-              <w:rPr>
-                <w:rFonts w:ascii="Microsoft YaHei" w:hAnsi="Microsoft YaHei" w:eastAsia="Microsoft YaHei"/>
-                <w:sz w:val="19"/>
-              </w:rPr>
-              <w:t>每月</w:t>
-            </w:r>
-          </w:p>
-        </w:tc>
-      </w:tr>
-    </w:tbl>
-    <w:p/>
     <w:p>
       <w:pPr>
         <w:pStyle w:val="Heading3"/>
-        <w:jc w:val="left"/>
       </w:pPr>
       <w:r>
         <w:rPr>
@@ -5762,38 +2106,38 @@
     </w:p>
     <w:p>
       <w:pPr>
-        <w:ind w:left="432"/>
+        <w:jc w:val="both"/>
       </w:pPr>
       <w:r>
         <w:rPr>
           <w:rFonts w:ascii="Microsoft YaHei" w:hAnsi="Microsoft YaHei" w:eastAsia="Microsoft YaHei"/>
           <w:sz w:val="21"/>
         </w:rPr>
-        <w:t>● 统计数据采集完成率、完整率、准确率</w:t>
+        <w:t>- 统计数据采集完成率、完整率、准确率</w:t>
       </w:r>
     </w:p>
     <w:p>
       <w:pPr>
-        <w:ind w:left="432"/>
+        <w:jc w:val="both"/>
       </w:pPr>
       <w:r>
         <w:rPr>
           <w:rFonts w:ascii="Microsoft YaHei" w:hAnsi="Microsoft YaHei" w:eastAsia="Microsoft YaHei"/>
           <w:sz w:val="21"/>
         </w:rPr>
-        <w:t>● 统计知识库使用率</w:t>
+        <w:t>- 统计知识库使用率</w:t>
       </w:r>
     </w:p>
     <w:p>
       <w:pPr>
-        <w:ind w:left="432"/>
+        <w:jc w:val="both"/>
       </w:pPr>
       <w:r>
         <w:rPr>
           <w:rFonts w:ascii="Microsoft YaHei" w:hAnsi="Microsoft YaHei" w:eastAsia="Microsoft YaHei"/>
           <w:sz w:val="21"/>
         </w:rPr>
-        <w:t>● 统计故障定位时间、应急响应时间</w:t>
+        <w:t>- 统计故障定位时间、应急响应时间</w:t>
       </w:r>
     </w:p>
     <w:p>
@@ -5810,38 +2154,38 @@
     </w:p>
     <w:p>
       <w:pPr>
-        <w:ind w:left="432"/>
+        <w:jc w:val="both"/>
       </w:pPr>
       <w:r>
         <w:rPr>
           <w:rFonts w:ascii="Microsoft YaHei" w:hAnsi="Microsoft YaHei" w:eastAsia="Microsoft YaHei"/>
           <w:sz w:val="21"/>
         </w:rPr>
-        <w:t>● 了解知识库使用体验</w:t>
+        <w:t>- 了解知识库使用体验</w:t>
       </w:r>
     </w:p>
     <w:p>
       <w:pPr>
-        <w:ind w:left="432"/>
+        <w:jc w:val="both"/>
       </w:pPr>
       <w:r>
         <w:rPr>
           <w:rFonts w:ascii="Microsoft YaHei" w:hAnsi="Microsoft YaHei" w:eastAsia="Microsoft YaHei"/>
           <w:sz w:val="21"/>
         </w:rPr>
-        <w:t>● 收集优化建议</w:t>
+        <w:t>- 收集优化建议</w:t>
       </w:r>
     </w:p>
     <w:p>
       <w:pPr>
-        <w:ind w:left="432"/>
+        <w:jc w:val="both"/>
       </w:pPr>
       <w:r>
         <w:rPr>
           <w:rFonts w:ascii="Microsoft YaHei" w:hAnsi="Microsoft YaHei" w:eastAsia="Microsoft YaHei"/>
           <w:sz w:val="21"/>
         </w:rPr>
-        <w:t>● 了解应用效果</w:t>
+        <w:t>- 了解应用效果</w:t>
       </w:r>
     </w:p>
     <w:p>
@@ -5858,44 +2202,325 @@
     </w:p>
     <w:p>
       <w:pPr>
-        <w:ind w:left="432"/>
+        <w:jc w:val="both"/>
       </w:pPr>
       <w:r>
         <w:rPr>
           <w:rFonts w:ascii="Microsoft YaHei" w:hAnsi="Microsoft YaHei" w:eastAsia="Microsoft YaHei"/>
           <w:sz w:val="21"/>
         </w:rPr>
-        <w:t>● 分析知识库应用案例</w:t>
+        <w:t>- 分析知识库应用案例</w:t>
       </w:r>
     </w:p>
     <w:p>
       <w:pPr>
-        <w:ind w:left="432"/>
+        <w:jc w:val="both"/>
       </w:pPr>
       <w:r>
         <w:rPr>
           <w:rFonts w:ascii="Microsoft YaHei" w:hAnsi="Microsoft YaHei" w:eastAsia="Microsoft YaHei"/>
           <w:sz w:val="21"/>
         </w:rPr>
-        <w:t>● 总结应用经验</w:t>
+        <w:t>- 总结应用经验</w:t>
       </w:r>
     </w:p>
     <w:p>
       <w:pPr>
-        <w:ind w:left="432"/>
+        <w:jc w:val="both"/>
       </w:pPr>
       <w:r>
         <w:rPr>
           <w:rFonts w:ascii="Microsoft YaHei" w:hAnsi="Microsoft YaHei" w:eastAsia="Microsoft YaHei"/>
           <w:sz w:val="21"/>
         </w:rPr>
-        <w:t>● 提炼应用模式</w:t>
+        <w:t>- 提炼应用模式</w:t>
       </w:r>
     </w:p>
     <w:p>
       <w:pPr>
         <w:pStyle w:val="Heading2"/>
-        <w:jc w:val="left"/>
+      </w:pPr>
+      <w:r>
+        <w:rPr>
+          <w:rFonts w:ascii="Microsoft YaHei" w:hAnsi="Microsoft YaHei" w:eastAsia="Microsoft YaHei"/>
+          <w:b/>
+          <w:color w:val="1B365D"/>
+          <w:sz w:val="28"/>
+        </w:rPr>
+        <w:t>七、风险与应对</w:t>
+      </w:r>
+    </w:p>
+    <w:p>
+      <w:pPr>
+        <w:pStyle w:val="Heading3"/>
+      </w:pPr>
+      <w:r>
+        <w:rPr>
+          <w:rFonts w:ascii="Microsoft YaHei" w:hAnsi="Microsoft YaHei" w:eastAsia="Microsoft YaHei"/>
+          <w:b/>
+          <w:color w:val="2E5A4C"/>
+          <w:sz w:val="24"/>
+        </w:rPr>
+        <w:t>7.1 主要风险</w:t>
+      </w:r>
+    </w:p>
+    <w:p>
+      <w:pPr>
+        <w:pStyle w:val="Heading3"/>
+      </w:pPr>
+      <w:r>
+        <w:rPr>
+          <w:rFonts w:ascii="Microsoft YaHei" w:hAnsi="Microsoft YaHei" w:eastAsia="Microsoft YaHei"/>
+          <w:b/>
+          <w:color w:val="2E5A4C"/>
+          <w:sz w:val="24"/>
+        </w:rPr>
+        <w:t>7.2 应对措施</w:t>
+      </w:r>
+    </w:p>
+    <w:p>
+      <w:pPr>
+        <w:jc w:val="both"/>
+      </w:pPr>
+      <w:r>
+        <w:rPr>
+          <w:rFonts w:ascii="Microsoft YaHei" w:hAnsi="Microsoft YaHei" w:eastAsia="Microsoft YaHei"/>
+          <w:sz w:val="21"/>
+        </w:rPr>
+        <w:t>措施1：数据采集保障</w:t>
+      </w:r>
+    </w:p>
+    <w:p>
+      <w:pPr>
+        <w:jc w:val="both"/>
+      </w:pPr>
+      <w:r>
+        <w:rPr>
+          <w:rFonts w:ascii="Microsoft YaHei" w:hAnsi="Microsoft YaHei" w:eastAsia="Microsoft YaHei"/>
+          <w:sz w:val="21"/>
+        </w:rPr>
+        <w:t>- 提供便捷的数据采集工具</w:t>
+      </w:r>
+    </w:p>
+    <w:p>
+      <w:pPr>
+        <w:jc w:val="both"/>
+      </w:pPr>
+      <w:r>
+        <w:rPr>
+          <w:rFonts w:ascii="Microsoft YaHei" w:hAnsi="Microsoft YaHei" w:eastAsia="Microsoft YaHei"/>
+          <w:sz w:val="21"/>
+        </w:rPr>
+        <w:t>- 建立数据采集激励机制</w:t>
+      </w:r>
+    </w:p>
+    <w:p>
+      <w:pPr>
+        <w:jc w:val="both"/>
+      </w:pPr>
+      <w:r>
+        <w:rPr>
+          <w:rFonts w:ascii="Microsoft YaHei" w:hAnsi="Microsoft YaHei" w:eastAsia="Microsoft YaHei"/>
+          <w:sz w:val="21"/>
+        </w:rPr>
+        <w:t>- 加强数据采集培训</w:t>
+      </w:r>
+    </w:p>
+    <w:p>
+      <w:pPr>
+        <w:jc w:val="both"/>
+      </w:pPr>
+      <w:r>
+        <w:rPr>
+          <w:rFonts w:ascii="Microsoft YaHei" w:hAnsi="Microsoft YaHei" w:eastAsia="Microsoft YaHei"/>
+          <w:sz w:val="21"/>
+        </w:rPr>
+        <w:t>措施2：数据质量保障</w:t>
+      </w:r>
+    </w:p>
+    <w:p>
+      <w:pPr>
+        <w:jc w:val="both"/>
+      </w:pPr>
+      <w:r>
+        <w:rPr>
+          <w:rFonts w:ascii="Microsoft YaHei" w:hAnsi="Microsoft YaHei" w:eastAsia="Microsoft YaHei"/>
+          <w:sz w:val="21"/>
+        </w:rPr>
+        <w:t>- 建立数据质量标准</w:t>
+      </w:r>
+    </w:p>
+    <w:p>
+      <w:pPr>
+        <w:jc w:val="both"/>
+      </w:pPr>
+      <w:r>
+        <w:rPr>
+          <w:rFonts w:ascii="Microsoft YaHei" w:hAnsi="Microsoft YaHei" w:eastAsia="Microsoft YaHei"/>
+          <w:sz w:val="21"/>
+        </w:rPr>
+        <w:t>- 建立数据质量检查机制</w:t>
+      </w:r>
+    </w:p>
+    <w:p>
+      <w:pPr>
+        <w:jc w:val="both"/>
+      </w:pPr>
+      <w:r>
+        <w:rPr>
+          <w:rFonts w:ascii="Microsoft YaHei" w:hAnsi="Microsoft YaHei" w:eastAsia="Microsoft YaHei"/>
+          <w:sz w:val="21"/>
+        </w:rPr>
+        <w:t>- 建立数据质量责任制</w:t>
+      </w:r>
+    </w:p>
+    <w:p>
+      <w:pPr>
+        <w:jc w:val="both"/>
+      </w:pPr>
+      <w:r>
+        <w:rPr>
+          <w:rFonts w:ascii="Microsoft YaHei" w:hAnsi="Microsoft YaHei" w:eastAsia="Microsoft YaHei"/>
+          <w:sz w:val="21"/>
+        </w:rPr>
+        <w:t>措施3：使用率提升</w:t>
+      </w:r>
+    </w:p>
+    <w:p>
+      <w:pPr>
+        <w:jc w:val="both"/>
+      </w:pPr>
+      <w:r>
+        <w:rPr>
+          <w:rFonts w:ascii="Microsoft YaHei" w:hAnsi="Microsoft YaHei" w:eastAsia="Microsoft YaHei"/>
+          <w:sz w:val="21"/>
+        </w:rPr>
+        <w:t>- 推广典型应用案例</w:t>
+      </w:r>
+    </w:p>
+    <w:p>
+      <w:pPr>
+        <w:jc w:val="both"/>
+      </w:pPr>
+      <w:r>
+        <w:rPr>
+          <w:rFonts w:ascii="Microsoft YaHei" w:hAnsi="Microsoft YaHei" w:eastAsia="Microsoft YaHei"/>
+          <w:sz w:val="21"/>
+        </w:rPr>
+        <w:t>- 简化知识库操作</w:t>
+      </w:r>
+    </w:p>
+    <w:p>
+      <w:pPr>
+        <w:jc w:val="both"/>
+      </w:pPr>
+      <w:r>
+        <w:rPr>
+          <w:rFonts w:ascii="Microsoft YaHei" w:hAnsi="Microsoft YaHei" w:eastAsia="Microsoft YaHei"/>
+          <w:sz w:val="21"/>
+        </w:rPr>
+        <w:t>- 纳入考核</w:t>
+      </w:r>
+    </w:p>
+    <w:p>
+      <w:pPr>
+        <w:jc w:val="both"/>
+      </w:pPr>
+      <w:r>
+        <w:rPr>
+          <w:rFonts w:ascii="Microsoft YaHei" w:hAnsi="Microsoft YaHei" w:eastAsia="Microsoft YaHei"/>
+          <w:sz w:val="21"/>
+        </w:rPr>
+        <w:t>措施4：数据更新保障</w:t>
+      </w:r>
+    </w:p>
+    <w:p>
+      <w:pPr>
+        <w:jc w:val="both"/>
+      </w:pPr>
+      <w:r>
+        <w:rPr>
+          <w:rFonts w:ascii="Microsoft YaHei" w:hAnsi="Microsoft YaHei" w:eastAsia="Microsoft YaHei"/>
+          <w:sz w:val="21"/>
+        </w:rPr>
+        <w:t>- 建立数据更新机制</w:t>
+      </w:r>
+    </w:p>
+    <w:p>
+      <w:pPr>
+        <w:jc w:val="both"/>
+      </w:pPr>
+      <w:r>
+        <w:rPr>
+          <w:rFonts w:ascii="Microsoft YaHei" w:hAnsi="Microsoft YaHei" w:eastAsia="Microsoft YaHei"/>
+          <w:sz w:val="21"/>
+        </w:rPr>
+        <w:t>- 定期提醒数据更新</w:t>
+      </w:r>
+    </w:p>
+    <w:p>
+      <w:pPr>
+        <w:jc w:val="both"/>
+      </w:pPr>
+      <w:r>
+        <w:rPr>
+          <w:rFonts w:ascii="Microsoft YaHei" w:hAnsi="Microsoft YaHei" w:eastAsia="Microsoft YaHei"/>
+          <w:sz w:val="21"/>
+        </w:rPr>
+        <w:t>- 建立数据过期告警</w:t>
+      </w:r>
+    </w:p>
+    <w:p>
+      <w:pPr>
+        <w:jc w:val="both"/>
+      </w:pPr>
+      <w:r>
+        <w:rPr>
+          <w:rFonts w:ascii="Microsoft YaHei" w:hAnsi="Microsoft YaHei" w:eastAsia="Microsoft YaHei"/>
+          <w:sz w:val="21"/>
+        </w:rPr>
+        <w:t>措施5：数据安全保障</w:t>
+      </w:r>
+    </w:p>
+    <w:p>
+      <w:pPr>
+        <w:jc w:val="both"/>
+      </w:pPr>
+      <w:r>
+        <w:rPr>
+          <w:rFonts w:ascii="Microsoft YaHei" w:hAnsi="Microsoft YaHei" w:eastAsia="Microsoft YaHei"/>
+          <w:sz w:val="21"/>
+        </w:rPr>
+        <w:t>- 设置数据访问权限</w:t>
+      </w:r>
+    </w:p>
+    <w:p>
+      <w:pPr>
+        <w:jc w:val="both"/>
+      </w:pPr>
+      <w:r>
+        <w:rPr>
+          <w:rFonts w:ascii="Microsoft YaHei" w:hAnsi="Microsoft YaHei" w:eastAsia="Microsoft YaHei"/>
+          <w:sz w:val="21"/>
+        </w:rPr>
+        <w:t>- 加强数据备份</w:t>
+      </w:r>
+    </w:p>
+    <w:p>
+      <w:pPr>
+        <w:jc w:val="both"/>
+      </w:pPr>
+      <w:r>
+        <w:rPr>
+          <w:rFonts w:ascii="Microsoft YaHei" w:hAnsi="Microsoft YaHei" w:eastAsia="Microsoft YaHei"/>
+          <w:sz w:val="21"/>
+        </w:rPr>
+        <w:t>- 建立数据安全管理制度</w:t>
+      </w:r>
+    </w:p>
+    <w:p>
+      <w:pPr>
+        <w:pStyle w:val="Heading2"/>
       </w:pPr>
       <w:r>
         <w:rPr>
@@ -5910,7 +2535,6 @@
     <w:p>
       <w:pPr>
         <w:pStyle w:val="Heading3"/>
-        <w:jc w:val="left"/>
       </w:pPr>
       <w:r>
         <w:rPr>
@@ -5985,7 +2609,6 @@
     <w:p>
       <w:pPr>
         <w:pStyle w:val="Heading3"/>
-        <w:jc w:val="left"/>
       </w:pPr>
       <w:r>
         <w:rPr>
@@ -6060,7 +2683,6 @@
     <w:p>
       <w:pPr>
         <w:pStyle w:val="Heading3"/>
-        <w:jc w:val="left"/>
       </w:pPr>
       <w:r>
         <w:rPr>
@@ -6130,6 +2752,54 @@
           <w:sz w:val="21"/>
         </w:rPr>
         <w:t>5. 验证数据质量</w:t>
+      </w:r>
+    </w:p>
+    <w:p>
+      <w:pPr>
+        <w:jc w:val="both"/>
+      </w:pPr>
+      <w:r>
+        <w:rPr>
+          <w:rFonts w:ascii="Microsoft YaHei" w:hAnsi="Microsoft YaHei" w:eastAsia="Microsoft YaHei"/>
+          <w:sz w:val="21"/>
+        </w:rPr>
+        <w:t>创建者: Research Agent</w:t>
+      </w:r>
+    </w:p>
+    <w:p>
+      <w:pPr>
+        <w:jc w:val="both"/>
+      </w:pPr>
+      <w:r>
+        <w:rPr>
+          <w:rFonts w:ascii="Microsoft YaHei" w:hAnsi="Microsoft YaHei" w:eastAsia="Microsoft YaHei"/>
+          <w:sz w:val="21"/>
+        </w:rPr>
+        <w:t>创建时间: 2026-03-16</w:t>
+      </w:r>
+    </w:p>
+    <w:p>
+      <w:pPr>
+        <w:jc w:val="both"/>
+      </w:pPr>
+      <w:r>
+        <w:rPr>
+          <w:rFonts w:ascii="Microsoft YaHei" w:hAnsi="Microsoft YaHei" w:eastAsia="Microsoft YaHei"/>
+          <w:sz w:val="21"/>
+        </w:rPr>
+        <w:t>文档状态: draft</w:t>
+      </w:r>
+    </w:p>
+    <w:p>
+      <w:pPr>
+        <w:jc w:val="both"/>
+      </w:pPr>
+      <w:r>
+        <w:rPr>
+          <w:rFonts w:ascii="Microsoft YaHei" w:hAnsi="Microsoft YaHei" w:eastAsia="Microsoft YaHei"/>
+          <w:sz w:val="21"/>
+        </w:rPr>
+        <w:t>下一步: 设计数据表结构，开展试点采集</w:t>
       </w:r>
     </w:p>
     <w:sectPr>
